--- a/docs/CSRP-Chapter-1-to-5-draft-COLET-v2.docx
+++ b/docs/CSRP-Chapter-1-to-5-draft-COLET-v2.docx
@@ -183,7 +183,7 @@
       </w:pPr>
       <w:r>
         <w:rPr/>
-        <w:t>Machine learning makes it possible to combine these eye-tracking measures into a model that classifies a person’s load level. Logistic Regression is a linear model whose coefficients show how each feature pushes the prediction, which makes it a common interpretable baseline [7], [8]. XGBoost is a gradient-boosted decision-tree method that can represent nonlinear relationships and interactions in tabular data [9]. Comparing the two shows whether the added flexibility of an ensemble method improves detection over a simpler model that is easier to interpret.</w:t>
+        <w:t>Machine learning makes it possible to combine these eye-tracking measures into a model that classifies a person’s load level. Logistic Regression is a linear model whose coefficients show how each feature pushes the prediction, which makes it a common interpretable baseline [7], [8]. XGBoost is a gradient-boosted decision-tree method that can represent nonlinear relationships and interactions in tabular data [9], [10]. Comparing the two shows whether the added flexibility of an ensemble method improves detection over a simpler model that is easier to interpret.</w:t>
       </w:r>
     </w:p>
     <w:p>
@@ -193,7 +193,7 @@
       </w:pPr>
       <w:r>
         <w:rPr/>
-        <w:t>Existing eye-tracking studies, however, differ widely in their datasets, labels, features and validation procedures, which makes it difficult to judge how the two model families compare on the same task. Studies that compared Logistic Regression and XGBoost used different eye-tracking settings and reported different outcomes [10], [11], [12]. Many studies also tested their models on data from the same people they were trained on, which can overestimate performance for new users [13], [14]. Finally, few studies report which eye-tracking features each model relied on, and those that did usually explained only one model [15], [16].</w:t>
+        <w:t>Existing eye-tracking studies, however, differ widely in their datasets, labels, features and validation procedures, which makes it difficult to judge how the two model families compare on the same task. Studies that compared Logistic Regression and XGBoost used different eye-tracking settings and reported different outcomes [11], [12], [13]. Many studies also tested their models on data from the same people they were trained on, which can overestimate performance for new users [14], [15]. Finally, few studies report which eye-tracking features each model relied on, and those that did usually explained only one model [16], [17].</w:t>
       </w:r>
     </w:p>
     <w:p>
@@ -203,7 +203,7 @@
       </w:pPr>
       <w:r>
         <w:rPr/>
-        <w:t>To address these gaps, this study compares Logistic Regression and XGBoost for cognitive load detection using eye-tracking features from the publicly available COLET dataset [17]. COLET records the raw gaze, pupil and blink data of 47 participants performing visual-search tasks under four conditions that combine time pressure and a secondary counting task. The study evaluates both models on participants not seen during training and analyzes which eye-tracking features each model relied on, using the same explanation method for both models.</w:t>
+        <w:t>To address these gaps, this study compares Logistic Regression and XGBoost for cognitive load detection using eye-tracking features from the publicly available COLET dataset [18]. COLET records the raw gaze, pupil and blink data of 47 participants performing visual-search tasks under four conditions that combine time pressure and a secondary counting task. The study evaluates both models on participants not seen during training and analyzes which eye-tracking features each model relied on, using the same explanation method for both models.</w:t>
       </w:r>
     </w:p>
     <w:p>
@@ -232,7 +232,7 @@
       </w:pPr>
       <w:r>
         <w:rPr/>
-        <w:t>The framework follows a structured workflow. Raw eye-tracking recordings are obtained from the COLET dataset [17]. The single-task activity without time pressure (A1) is labelled as low load and the activity combining a counting task with time pressure (A4) is labelled as high load. The recordings are cleaned following published guidelines for Pupil Core data, fixations and saccades are detected using the same settings as the COLET authors, and ten features are computed for each recording. Both models are then trained and evaluated with leave-one-participant-out validation, so that every prediction is made for a person whose data were not used in training [13].</w:t>
+        <w:t>The framework follows a structured workflow. Raw eye-tracking recordings are obtained from the COLET dataset [18]. The single-task activity without time pressure (A1) is labeled as low load and the activity combining a counting task with time pressure (A4) is labeled as high load. The recordings are cleaned following published guidelines for Pupil Core data, fixations and saccades are detected with the velocity threshold and minimum fixation duration used by the COLET authors, and ten features are computed for each recording. Both models are then trained and evaluated with leave-one-participant-out validation, so that every prediction is made for a person whose data were not used in training [14].</w:t>
       </w:r>
     </w:p>
     <w:p>
@@ -242,7 +242,7 @@
       </w:pPr>
       <w:r>
         <w:rPr/>
-        <w:t>In addition to comparing performance, the study analyzes feature importance to identify the eye-tracking indicators that each model relied on. Logistic Regression coefficients are reported, and SHAP values are computed for both models so that their rankings can be compared on the same scale [18], [19]. Permutation importance is computed as a model-agnostic check [20], [21].</w:t>
+        <w:t>In addition to comparing performance, the study analyzes feature importance to identify the eye-tracking indicators that each model relied on. Logistic Regression coefficients are reported, and SHAP values are computed for both models so that their rankings can be compared on the same scale [19], [20]. Permutation importance is computed as a model-agnostic check [21], [22].</w:t>
       </w:r>
     </w:p>
     <w:p>
@@ -252,7 +252,7 @@
       </w:pPr>
       <w:r>
         <w:rPr/>
-        <w:t>The intended output is a comparative framework that shows how well each model detects cognitive load in new participants and which eye-tracking features drive their predictions. Because the counting task is spoken aloud, the study also tests a model that uses pupil features only, to check whether the results depend on effects of talking on the eyes [22].</w:t>
+        <w:t>The intended output is a comparative framework that shows how well each model detects cognitive load in new participants and which eye-tracking features drive their predictions. Because the counting task is spoken aloud, the study also tests a model that uses pupil features only, to check whether the results depend on effects of talking on the eyes [23].</w:t>
       </w:r>
     </w:p>
     <w:p>
@@ -407,7 +407,7 @@
       </w:pPr>
       <w:r>
         <w:rPr/>
-        <w:t>In education, the findings may support adaptive learning systems that detect when learners are overloaded and adjust content difficulty or pacing. This relates to Sustainable Development Goal 4 (Quality Education) [23].</w:t>
+        <w:t>In education, the findings may support adaptive learning systems that detect when learners are overloaded and adjust content difficulty or pacing. This relates to Sustainable Development Goal 4 (Quality Education) [24].</w:t>
       </w:r>
     </w:p>
     <w:p>
@@ -417,7 +417,7 @@
       </w:pPr>
       <w:r>
         <w:rPr/>
-        <w:t>In healthcare, eye-tracking indicators such as pupil size and blink rate offer a non-invasive way to monitor mental strain [5]. Understanding which indicators models rely on may support the design of workload-monitoring tools, in line with Sustainable Development Goal 3 (Good Health and Well-being) [23].</w:t>
+        <w:t>In healthcare, eye-tracking indicators such as pupil size and blink rate have been used to assess workload in surgical training and surgery [17], [25]. Understanding which indicators models rely on may support the design of workload-monitoring tools, in line with Sustainable Development Goal 3 (Good Health and Well-being) [24].</w:t>
       </w:r>
     </w:p>
     <w:p>
@@ -427,7 +427,7 @@
       </w:pPr>
       <w:r>
         <w:rPr/>
-        <w:t>In safety-critical settings such as transportation and industrial operations, mental workload is closely tied to human performance and safety [3]. Reliable detection of high load may help systems warn operators or redistribute tasks, which relates to Sustainable Development Goals 3 and 9 (Industry, Innovation and Infrastructure) [23].</w:t>
+        <w:t>In safety-critical settings such as transportation and industrial operations, mental workload is closely tied to human performance and safety [3]. Reliable detection of high load may help systems warn operators or redistribute tasks, which relates to Sustainable Development Goals 3 and 9 (Industry, Innovation and Infrastructure) [24].</w:t>
       </w:r>
     </w:p>
     <w:p>
@@ -437,7 +437,7 @@
       </w:pPr>
       <w:r>
         <w:rPr/>
-        <w:t>In human–computer interaction, load-aware interfaces could adapt to a user’s mental state and reduce frustration and errors. The comparison between Logistic Regression and XGBoost also adds to the understanding of when interpretable models are sufficient for behavioural data [24].</w:t>
+        <w:t>In human–computer interaction, load-aware interfaces could adapt to a user’s mental state and reduce frustration and errors. The comparison between Logistic Regression and XGBoost also adds evidence, as in clinical prediction [26], on when interpretable models are sufficient.</w:t>
       </w:r>
     </w:p>
     <w:p>
@@ -447,7 +447,7 @@
       </w:pPr>
       <w:r>
         <w:rPr/>
-        <w:t>For the research community, the study offers a fully specified evaluation on a public dataset, using participant-independent validation and preprocessing fitted only on training data, practices that reduce overly optimistic results [14]. Because COLET is openly available, other researchers can reproduce and extend the analysis.</w:t>
+        <w:t>For the research community, the study offers a fully specified evaluation on a public dataset, using participant-independent validation and preprocessing fitted only on training data, practices that reduce overly optimistic results [15]. Because COLET is openly available, other researchers can reproduce and extend the analysis.</w:t>
       </w:r>
     </w:p>
     <w:p>
@@ -466,7 +466,7 @@
       </w:pPr>
       <w:r>
         <w:rPr/>
-        <w:t>This study focuses on comparing Logistic Regression and XGBoost for cognitive load detection using eye-tracking features. It uses the publicly available COLET dataset [17], which contains raw Pupil Core recordings of 47 participants performing visual-search tasks in four activities. The analysis uses the two extreme activities: A1 (single task, no time pressure) as low load and A4 (counting backwards aloud under time pressure) as high load. After excluding recordings of insufficient quality, 45 participants and 90 recordings are analyzed, one sample per whole activity.</w:t>
+        <w:t>This study focuses on comparing Logistic Regression and XGBoost for cognitive load detection using eye-tracking features. It uses the publicly available COLET dataset [18], which contains raw Pupil Core recordings of 47 participants performing visual-search tasks in four activities. The analysis uses the two extreme activities: A1 (single task, no time pressure) as low load and A4 (counting backwards aloud under time pressure) as high load. After excluding recordings of insufficient quality, 45 participants and 90 recordings are analyzed, one sample per whole activity.</w:t>
       </w:r>
     </w:p>
     <w:p>
@@ -486,7 +486,7 @@
       </w:pPr>
       <w:r>
         <w:rPr/>
-        <w:t>The study has several limitations. It uses eye-tracking data only and does not include other signals such as electroencephalography or heart rate. It is limited to Logistic Regression and XGBoost and does not cover other machine learning or deep learning models. The data come from a laboratory task with a chin rest and a screen, so the findings may not transfer directly to real-world settings [25]. The sample of 45 participants is small, which widens the uncertainty of the results [26].</w:t>
+        <w:t>The study has several limitations. It uses eye-tracking data only and does not include other signals such as electroencephalography or heart rate. It is limited to Logistic Regression and XGBoost and does not cover other machine learning or deep learning models. The data come from a laboratory task with a chin rest and a screen, so the findings may not transfer directly to real-world settings [27]. The sample of 45 participants is small, which widens the uncertainty of the results [28].</w:t>
       </w:r>
     </w:p>
     <w:p>
@@ -496,7 +496,7 @@
       </w:pPr>
       <w:r>
         <w:rPr/>
-        <w:t>The high-load activity requires participants to count aloud, and talking is known to affect blinking and eye-tracking quality [22]. The study does not statistically separate talking from workload; instead, it reports a pupil-only model as a robustness check. Even this model is not fully independent of talking, because the tracker re-fitted its pupil model more often in the counting activities. Per-person standardization uses each participant’s own unlabelled recordings, which makes the test somewhat easier than meeting a complete stranger; a deployed system would therefore need a calibration session [14].</w:t>
+        <w:t>The high-load activity requires participants to count aloud, and talking is known to raise the blink rate [23]. The study does not statistically separate talking from workload; instead, it reports a pupil-only model as a robustness check. Even this model is not fully independent of talking, because the tracker re-fitted its pupil model more often in the counting activities. Per-person standardization uses each participant’s own unlabeled recordings, which makes the test somewhat easier than meeting a complete stranger; a deployed system would therefore need a calibration session.</w:t>
       </w:r>
     </w:p>
     <w:p>
@@ -525,7 +525,7 @@
       </w:pPr>
       <w:r>
         <w:rPr/>
-        <w:t>The conceptual framework follows an input–process–output structure (Figure 1). The input consists of the raw gaze, pupil and blink recordings of the COLET dataset together with the condition labels, A1 as low load and A4 as high load [17].</w:t>
+        <w:t>The conceptual framework follows an input–process–output structure (Figure 1). The input consists of the raw gaze, pupil and blink recordings of the COLET dataset together with the condition labels, A1 as low load and A4 as high load [18].</w:t>
       </w:r>
     </w:p>
     <w:p>
@@ -535,7 +535,7 @@
       </w:pPr>
       <w:r>
         <w:rPr/>
-        <w:t>The process begins with preprocessing: invalid samples and low-quality recordings are removed, and each signal is cleaned following published guidelines for pupil and Pupil Core data [27], [28]. Fixations and saccades are then detected with a velocity-threshold algorithm [29], and ten features are computed per recording. Each feature is standardized within each participant to remove stable individual differences in eye behaviour [30]. The resulting features are given as common inputs to Logistic Regression and XGBoost, which are trained and evaluated with leave-one-participant-out validation and an equal tuning budget [31].</w:t>
+        <w:t>The process begins with preprocessing: invalid samples and low-quality recordings are removed, and each signal is cleaned following published guidelines for pupil and Pupil Core data [29], [30]. Fixations and saccades are then detected with a velocity-threshold algorithm [31], and ten features are computed per recording. Each feature is standardized within each participant to remove stable individual differences in eye behavior [32]. The resulting features are given as common inputs to Logistic Regression and XGBoost, which are trained and evaluated with leave-one-participant-out validation with nested tuning [33] and an equal tuning budget.</w:t>
       </w:r>
     </w:p>
     <w:p>
@@ -545,7 +545,7 @@
       </w:pPr>
       <w:r>
         <w:rPr/>
-        <w:t>The framework produces two outputs. The first is the comparative performance of the two models on held-out participants. The second is the set of feature importance rankings, obtained from Logistic Regression coefficients, SHAP values for both models and permutation importance [19], [21]. Together, these outputs show how effective and how interpretable each approach is for detecting cognitive load from eye-tracking features.</w:t>
+        <w:t>The framework produces two outputs. The first is the comparative performance of the two models on held-out participants. The second is the set of feature importance rankings, obtained from Logistic Regression coefficients, SHAP values for both models and permutation importance [20], [22]. Together, these outputs show how effective and how interpretable each approach is for detecting cognitive load from eye-tracking features.</w:t>
       </w:r>
     </w:p>
     <w:p>
@@ -1024,7 +1024,7 @@
       </w:pPr>
       <w:r>
         <w:rPr/>
-        <w:t>Workload is commonly measured in three ways: subjective ratings, performance measures and physiological signals. The NASA Task Load Index is the most widely used rating scale; it asks participants to rate six dimensions of workload after a task [4], and its unweighted “raw” form is common in practice [32]. Ratings, however, are given after the task and reflect each person’s own judgement, and different workload measures are each sensitive to load but do not always agree [6]. Physiological measures are recorded continuously during the task. A systematic review of 91 studies found that eye measures were among the most frequently significant indicators of workload [5].</w:t>
+        <w:t>Workload is commonly measured in three ways: subjective ratings, performance measures and physiological signals. The NASA Task Load Index is the most widely used rating scale [34]; it asks participants to rate six dimensions of workload after a task [4], and its unweighted “raw” form is common in practice [34]. Ratings, however, are given after the task and reflect each person’s own judgement, and different workload measures are each sensitive to load but do not always agree [6]. Physiological measures are recorded continuously during the task. A systematic review of 91 studies found eye measures to be among the most widely used physiological indicators of workload [5].</w:t>
       </w:r>
     </w:p>
     <w:p>
@@ -1043,7 +1043,7 @@
       </w:pPr>
       <w:r>
         <w:rPr/>
-        <w:t>Pupil diameter is the most established eye-tracking indicator of mental effort. The pupil dilates with increasing cognitive demand, but it also responds strongly to light, so luminance must be controlled or accounted for [33]. In the review by Tao et al., pupil diameter was significant in 79% of the studies that measured it [5].</w:t>
+        <w:t>Pupil diameter is the most established eye-tracking indicator of mental effort. The pupil dilates with increasing cognitive demand, but it also responds strongly to light, so luminance must be controlled or accounted for [35]. In the review by Tao et al., pupil diameter was significant in 79% of the studies that measured it [5].</w:t>
       </w:r>
     </w:p>
     <w:p>
@@ -1053,7 +1053,7 @@
       </w:pPr>
       <w:r>
         <w:rPr/>
-        <w:t>Blink rate is also sensitive to workload, but its direction depends on the task: mental load tends to increase blinking, while visually demanding tasks suppress it [34]. Blinking also rises when people talk [22], which matters when a workload task involves speaking aloud.</w:t>
+        <w:t>Blink rate is also sensitive to workload, but its direction depends on the task: mental load tends to increase blinking, while visually demanding tasks suppress it [36]. Blinking also rises when people talk [23], which matters when a workload task involves speaking aloud.</w:t>
       </w:r>
     </w:p>
     <w:p>
@@ -1063,7 +1063,7 @@
       </w:pPr>
       <w:r>
         <w:rPr/>
-        <w:t>Saccades and fixations describe how the eyes move. Saccade amplitude has been reported to decrease under load [35], and saccadic peak velocity has been proposed as a workload index [36], [37]. Fixation rate and duration are related to both perceptual and cognitive load [38]. Under higher load, gaze also tends to concentrate in a smaller area, so measures of gaze dispersion can reflect workload [39], [40].</w:t>
+        <w:t>Saccades and fixations describe how the eyes move. Saccade amplitude has been reported to decrease under load [37], and saccadic peak velocity has been proposed as a workload index [38], [39]. Fixation rate and duration are related to both perceptual and cognitive load [40]. Under higher load, gaze also tends to concentrate in a smaller area, so measures of gaze dispersion can reflect workload [41], [42].</w:t>
       </w:r>
     </w:p>
     <w:p>
@@ -1073,7 +1073,7 @@
       </w:pPr>
       <w:r>
         <w:rPr/>
-        <w:t>Because fixations and saccades are not measured directly, they must be detected from raw gaze samples. The velocity-threshold algorithm (I-VT) labels samples as saccades when eye speed exceeds a threshold [29]. Evaluations of detection algorithms show that results depend strongly on the chosen algorithm and thresholds, so settings should be reported and the output checked [41], [42].</w:t>
+        <w:t>Because fixations and saccades are not measured directly, they must be detected from raw gaze samples. The velocity-threshold algorithm (I-VT) labels samples as saccades when eye speed exceeds a threshold [31]. Evaluations of detection algorithms show that results depend strongly on the chosen algorithm and thresholds, so settings should be reported and the output checked [43], [44].</w:t>
       </w:r>
     </w:p>
     <w:p>
@@ -1092,7 +1092,7 @@
       </w:pPr>
       <w:r>
         <w:rPr/>
-        <w:t>COLET was published by Ktistakis et al. in 2022 as an open dataset for cognitive workload estimation based on eye tracking [17]. Forty-seven participants solved visual-search puzzles in four activities that crossed two factors: time pressure and a secondary task of counting backwards aloud. Eye movements were recorded with a Pupil Labs Pupil Core tracker, and participants rated each activity with the NASA-RTLX. The authors extracted pupil, blink, fixation and saccade features and reported that Logistic Regression distinguished the single-task activity without time pressure (A1) from the multitask activity with time pressure (A4) with an accuracy of 0.85. That result was obtained with a random 80/20 split in which the same participants could appear in both training and test sets, and with feature selection performed on the full dataset. An earlier conference paper by the same group described the approach [43].</w:t>
+        <w:t>COLET was published by Ktistakis et al. in 2022 as an open dataset for cognitive workload estimation based on eye tracking [18]. Forty-seven participants solved visual-search puzzles in four activities that crossed two factors: time pressure and a secondary task of counting backwards aloud. Eye movements were recorded with a Pupil Labs Pupil Core tracker, and participants rated each activity with the NASA-RTLX. The authors extracted pupil, blink, fixation and saccade features and reported that Logistic Regression distinguished the single-task activity without time pressure (A1) from the multitask activity with time pressure (A4) with an accuracy of 0.85 (k-nearest neighbours reached 0.86). That result was obtained with a 20% hold-out test set and five-fold cross-validation that were not described as participant-independent, and with feature selection performed on the full dataset. An earlier conference paper by the same group described the approach [45].</w:t>
       </w:r>
     </w:p>
     <w:p>
@@ -1102,7 +1102,7 @@
       </w:pPr>
       <w:r>
         <w:rPr/>
-        <w:t>Several later studies used COLET. Fuhl et al. proposed a feature based on the distribution of pupil diameters over time and evaluated it with a random split of 10–30 s windows [44]. Wibirama et al. applied deep learning to eye-movement indices using overlapping windows [45], and Dell’Acqua et al. used large language models on symbolic gaze sequences with a trial-level split [46]. These protocols allow data from the same participant, or even the same recording, to appear on both sides of the split. Fenoglio et al. applied federated learning to COLET and evaluated on unseen users through four-fold user-grouped cross-validation, using windowed features with Gaussian Naive Bayes, random forest and neural network models [47]. None of these studies applied Logistic Regression and XGBoost together, and none reported feature importance.</w:t>
+        <w:t>Several later studies used COLET. Fuhl et al. proposed a feature based on the distribution of pupil diameters over time and evaluated it with a random split of 10–30 s windows [46]. Wibirama et al. applied deep learning to eye-movement indices using windows that overlapped by about 80% and plain five-fold cross-validation [47], and Dell’Acqua et al. used large language models on symbolic gaze sequences with a 70/15/15 split of the 188 recordings, stratified by workload level [48]. Neither split was grouped by participant. These protocols allow data from the same participant, or even the same recording, to appear on both sides of the split. Fenoglio et al. applied federated learning to COLET and evaluated on unseen users through four-fold user-grouped cross-validation, using windowed features with Gaussian Naive Bayes, random forest and neural network models [49]. None of these studies applied Logistic Regression and XGBoost together, and none reported feature importance.</w:t>
       </w:r>
     </w:p>
     <w:p>
@@ -1121,7 +1121,7 @@
       </w:pPr>
       <w:r>
         <w:rPr/>
-        <w:t>Logistic Regression models the probability of a class as a function of a weighted sum of features [7]. With small samples, its coefficients can become unstable, so regularization is used; the elastic net combines L1 and L2 penalties and handles groups of correlated features [48]. Kaczorowska et al. used elastic-net Logistic Regression for three-level workload classification from eye-tracking features and used its coefficients to rank feature importance [8].</w:t>
+        <w:t>Logistic Regression models the probability of a class as a function of a weighted sum of features [7]. With small samples, its coefficients can become unstable, so regularization is used; the elastic net combines L1 and L2 penalties and handles groups of correlated features [50]. Kaczorowska et al. used elastic-net Logistic Regression for three-level workload classification from eye-tracking features and used its coefficients to rank feature importance [8].</w:t>
       </w:r>
     </w:p>
     <w:p>
@@ -1131,7 +1131,7 @@
       </w:pPr>
       <w:r>
         <w:rPr/>
-        <w:t>XGBoost builds an ensemble of decision trees sequentially, with regularization to control overfitting [9]. Tree-based ensembles often perform well on tabular data [49]. In workload research, Walocha et al. tuned XGBoost with nested leave-one-subject-out validation and found that shallow trees were usually selected on their small dataset [50], while Shafiei et al. combined EEG and eye tracking with XGBoost and SHAP in a surgical task [16].</w:t>
+        <w:t>XGBoost builds an ensemble of decision trees sequentially, with regularization to control overfitting [9]. Tree-based ensembles often perform well on tabular data [10]. In workload research, Walocha et al. tuned XGBoost with nested leave-one-subject-out validation and found that shallow trees were usually selected on their small dataset [51], while Shafiei et al. combined EEG and eye tracking with XGBoost and SHAP in a surgical task [17].</w:t>
       </w:r>
     </w:p>
     <w:p>
@@ -1141,7 +1141,7 @@
       </w:pPr>
       <w:r>
         <w:rPr/>
-        <w:t>Studies that compared the two models directly reached different conclusions. Rolon-Merette et al. compared Logistic Regression, XGBoost and deep learning models on their own n-back data; when tested on held-out participants, XGBoost stayed above chance while Logistic Regression, which received raw time series, remained near chance [10]. Nerella et al. compared both models for cognitive load prediction in augmented reality [11], Chakraborty et al. compared Logistic Regression with boosting using eye-tracking data [51], and Shao et al. found similar performance for the two models with eye-only features in driving [12]. More broadly, a systematic review in clinical prediction found no consistent performance benefit of machine learning over Logistic Regression [24]. A similar result between the two models is therefore a plausible and meaningful outcome.</w:t>
+        <w:t>Studies that compared the two models directly reached different conclusions. Rolon-Merette et al. compared Logistic Regression, XGBoost and deep learning models on their own n-back data; when tested on held-out participants, XGBoost stayed above chance while Logistic Regression, which received raw time series, remained near chance [11]. Nerella et al. compared both models for cognitive load prediction in augmented reality [12], Chakraborty et al. compared Logistic Regression with boosting using eye-tracking data [52], and Shao et al. found no significant ROC-AUC difference between the two models with eye-only features in driving, although accuracy favored different models in different analyses [13]. More broadly, a systematic review in clinical prediction found no consistent performance benefit of machine learning over Logistic Regression [26]. A similar result for the two models therefore cannot be ruled out in advance.</w:t>
       </w:r>
     </w:p>
     <w:p>
@@ -1160,7 +1160,7 @@
       </w:pPr>
       <w:r>
         <w:rPr/>
-        <w:t>How a dataset is split strongly affects reported performance. When records from the same person appear in both training and test sets, a model can recognize the person rather than the condition, and accuracy is overestimated; subject-wise validation better represents use on new people [13], [52]. Leakage also occurs when preprocessing steps such as feature selection or scaling are fitted on the full dataset before splitting [14]. Hyperparameter tuning must likewise be kept inside the training data, through nested cross-validation, to avoid optimistic estimates [31], [53]. With small samples, cross-validated estimates have wide error bars, so uncertainty should be reported [54], [26].</w:t>
+        <w:t>How a dataset is split strongly affects reported performance. When records from the same person appear in both training and test sets, a model can recognize the person rather than the condition, and accuracy is overestimated; participant-independent validation better represents use on new people [14], [53]. Leakage also occurs when preprocessing steps such as feature selection or scaling are fitted on the full dataset before splitting [15]. Hyperparameter tuning must likewise be kept inside the training data, through nested cross-validation, to avoid optimistic estimates [33], [54]. With small samples, cross-validated estimates have wide error bars, so uncertainty should be reported [28], [55].</w:t>
       </w:r>
     </w:p>
     <w:p>
@@ -1170,7 +1170,7 @@
       </w:pPr>
       <w:r>
         <w:rPr/>
-        <w:t>Individual differences in eye behaviour are large and stable [30], which is why many cross-participant workload studies standardize features within each participant [15], [55], [56], [57]. In an EEG workload study, per-participant normalization improved cross-subject performance compared with no normalization [58]. Because this step uses unlabelled data from the test participant, its effect on reported performance should be acknowledged [14].</w:t>
+        <w:t>Individual differences in eye behavior are large and stable [32], which is why many cross-participant workload studies standardize features within each participant [16], [56], [57], [58]. In an EEG workload study, z-score normalization gave the best cross-subject accuracy of the normalization schemes tested [59]. Preprocessing that uses test data is a recognized source of optimistic results [15]; because this step uses unlabeled data from the test participant, its effect on reported performance should be acknowledged.</w:t>
       </w:r>
     </w:p>
     <w:p>
@@ -1189,7 +1189,7 @@
       </w:pPr>
       <w:r>
         <w:rPr/>
-        <w:t>Feature importance analysis identifies which inputs a model relies on. For linear models, standardized coefficients show the direction and size of each feature’s effect [59]. SHAP assigns each feature a share of every prediction based on Shapley values and can be applied to any model [18]; TreeSHAP computes these values efficiently for tree ensembles such as XGBoost [19]. Permutation importance measures the loss in performance when a feature is shuffled [20], [21]. Built-in tree importance measures can be biased toward certain features [60], and importance should be read as what a model relied on, not as a causal effect [61].</w:t>
+        <w:t>Feature importance analysis identifies which inputs a model relies on. For linear models, coefficients on inputs placed on a common scale show the direction and relative size of each feature’s association with the outcome [60]. SHAP assigns each feature a share of every prediction based on Shapley values and can be applied to any model [19]; TreeSHAP computes these values efficiently for tree ensembles such as XGBoost [20]. Permutation importance measures the loss in performance when a feature is shuffled [21], [22]. Built-in importance measures of tree ensembles can be biased toward certain features, as shown for random forests [61], and importance should be read as what a model relied on, not as a causal effect [62].</w:t>
       </w:r>
     </w:p>
     <w:p>
@@ -1199,7 +1199,7 @@
       </w:pPr>
       <w:r>
         <w:rPr/>
-        <w:t>In eye-tracking workload research, Božak et al. combined condition labels, leave-one-subject-out validation and SHAP explanations, and found subject-normalized features and fixation dispersion among the most important [15]. Xu et al. used nested leave-one-subject-out validation with SHAP and cautioned against over-interpreting explanations from small samples [62]. These studies explained a single model or a single model family; Logistic Regression studies used coefficients [8], while tree-based studies used SHAP [16].</w:t>
+        <w:t>In eye-tracking workload research, Božak et al. combined condition labels, leave-one-subject-out validation and SHAP explanations, and found subject-normalized features and fixation dispersion among the most important [16]. Xu et al., using wearable physiological sensors with nested leave-one-subject-out validation, cautioned that SHAP rankings computed from models trained on all data should be treated as exploratory [63]. These studies explained a single model or a single model family; Logistic Regression studies used coefficients [8], while tree-based studies used SHAP [17].</w:t>
       </w:r>
     </w:p>
     <w:p>
@@ -1363,7 +1363,7 @@
               <w:rPr>
                 <w:sz w:val="18"/>
               </w:rPr>
-              <w:t>Ktistakis et al. [17]</w:t>
+              <w:t>Ktistakis et al. [18]</w:t>
             </w:r>
           </w:p>
         </w:tc>
@@ -1397,7 +1397,7 @@
               <w:rPr>
                 <w:sz w:val="18"/>
               </w:rPr>
-              <w:t>Several classifiers incl. LR</w:t>
+              <w:t>Several classifiers incl. LR, k-NN and GNB</w:t>
             </w:r>
           </w:p>
         </w:tc>
@@ -1414,7 +1414,7 @@
               <w:rPr>
                 <w:sz w:val="18"/>
               </w:rPr>
-              <w:t>Random 80/20 split</w:t>
+              <w:t>20% hold-out and 5-fold CV, not described as participant-independent</w:t>
             </w:r>
           </w:p>
         </w:tc>
@@ -1431,7 +1431,7 @@
               <w:rPr>
                 <w:sz w:val="18"/>
               </w:rPr>
-              <w:t>ANOVA feature selection</w:t>
+              <w:t>– (ANOVA feature selection only)</w:t>
             </w:r>
           </w:p>
         </w:tc>
@@ -1450,7 +1450,7 @@
               <w:rPr>
                 <w:sz w:val="18"/>
               </w:rPr>
-              <w:t>Fuhl et al. [44]</w:t>
+              <w:t>Fuhl et al. [46]</w:t>
             </w:r>
           </w:p>
         </w:tc>
@@ -1537,7 +1537,7 @@
               <w:rPr>
                 <w:sz w:val="18"/>
               </w:rPr>
-              <w:t>Fenoglio et al. [47]</w:t>
+              <w:t>Fenoglio et al. [49]</w:t>
             </w:r>
           </w:p>
         </w:tc>
@@ -1624,7 +1624,7 @@
               <w:rPr>
                 <w:sz w:val="18"/>
               </w:rPr>
-              <w:t>Wibirama et al. [45]</w:t>
+              <w:t>Wibirama et al. [47]</w:t>
             </w:r>
           </w:p>
         </w:tc>
@@ -1675,7 +1675,7 @@
               <w:rPr>
                 <w:sz w:val="18"/>
               </w:rPr>
-              <w:t>Overlapping windows</w:t>
+              <w:t>5-fold CV on overlapping windows</w:t>
             </w:r>
           </w:p>
         </w:tc>
@@ -1711,7 +1711,7 @@
               <w:rPr>
                 <w:sz w:val="18"/>
               </w:rPr>
-              <w:t>Dell’Acqua et al. [46]</w:t>
+              <w:t>Dell’Acqua et al. [48]</w:t>
             </w:r>
           </w:p>
         </w:tc>
@@ -1762,7 +1762,7 @@
               <w:rPr>
                 <w:sz w:val="18"/>
               </w:rPr>
-              <w:t>Trial-level split</w:t>
+              <w:t>70/15/15 split of recordings</w:t>
             </w:r>
           </w:p>
         </w:tc>
@@ -1798,7 +1798,7 @@
               <w:rPr>
                 <w:sz w:val="18"/>
               </w:rPr>
-              <w:t>Rolon-Merette et al. [10]</w:t>
+              <w:t>Rolon-Merette et al. [11]</w:t>
             </w:r>
           </w:p>
         </w:tc>
@@ -1936,7 +1936,7 @@
               <w:rPr>
                 <w:sz w:val="18"/>
               </w:rPr>
-              <w:t>–</w:t>
+              <w:t>Repeated random train-test splits</w:t>
             </w:r>
           </w:p>
         </w:tc>
@@ -1972,7 +1972,7 @@
               <w:rPr>
                 <w:sz w:val="18"/>
               </w:rPr>
-              <w:t>Božak et al. [15]</w:t>
+              <w:t>Božak et al. [16]</w:t>
             </w:r>
           </w:p>
         </w:tc>
@@ -2059,7 +2059,7 @@
               <w:rPr>
                 <w:sz w:val="18"/>
               </w:rPr>
-              <w:t>Shafiei et al. [16]</w:t>
+              <w:t>Shafiei et al. [17]</w:t>
             </w:r>
           </w:p>
         </w:tc>
@@ -2227,23 +2227,12 @@
     </w:p>
     <w:p>
       <w:pPr>
-        <w:jc w:val="both"/>
-      </w:pPr>
-      <w:r>
-        <w:rPr>
-          <w:highlight w:val="yellow"/>
-        </w:rPr>
-        <w:t>[Team: confirm the Kaczorowska validation entry and the COLET models list against the full texts before submission.]</w:t>
-      </w:r>
-    </w:p>
-    <w:p>
-      <w:pPr>
         <w:ind w:firstLine="720"/>
         <w:jc w:val="both"/>
       </w:pPr>
       <w:r>
         <w:rPr/>
-        <w:t>Among the studies identified in our literature search, none applied XGBoost or SHAP to COLET, and none combined a comparison of Logistic Regression and XGBoost with leave-one-participant-out validation and SHAP for both models. On COLET, the one participant-independent evaluation found [47] used neither Logistic Regression, XGBoost nor feature importance, and the other COLET studies used random, window-level or trial-level splits [17], [44], [46]. This study addresses that gap by comparing the two models on COLET under leave-one-participant-out validation and by explaining both models with the same method.</w:t>
+        <w:t>Among the studies identified in the literature search of this study, none applied XGBoost or SHAP to COLET, and none combined a comparison of Logistic Regression and XGBoost with leave-one-participant-out validation and SHAP for both models. On COLET, the one participant-independent evaluation found [49] used neither Logistic Regression, XGBoost nor feature importance, and the other COLET studies used splits that were not grouped by participant [18], [46], [47], [48]. This study addresses that gap by comparing the two models on COLET under leave-one-participant-out validation and by explaining both models with the same method.</w:t>
       </w:r>
     </w:p>
     <w:p>
@@ -2358,7 +2347,7 @@
       </w:pPr>
       <w:r>
         <w:rPr/>
-        <w:t>The study uses a quantitative, comparative design based on secondary analysis of a public dataset. Two classification models are trained and evaluated on the same features, with the same folds and the same tuning budget, so that differences in performance can be attributed to the models. To keep the analysis focused, only the steps needed for two pre-specified analyses are included: the main analysis (P1) with all ten features and a pupil-only analysis (P2). All thresholds and settings were fixed before any model was trained, after a data-quality inspection that did not look at how well any feature separated the two load levels.</w:t>
+        <w:t>The study uses a quantitative, comparative design based on secondary analysis of a public dataset. Two classification models are trained and evaluated on the same features, with the same folds and the same tuning budget, so that differences in performance can be attributed to the models. To keep the analysis focused, only the steps needed for two pre-specified analyses are included: the main analysis (P1) with all ten features and a pupil-only analysis (P2). All thresholds and settings were fixed before any model was trained, after a data-quality inspection that summarized data by activity but did not compare feature values between A1 and A4.</w:t>
       </w:r>
     </w:p>
     <w:p>
@@ -2377,7 +2366,7 @@
       </w:pPr>
       <w:r>
         <w:rPr/>
-        <w:t>The study uses COLET, version 3, downloaded from Zenodo (record 7766785) and released under a CC BY 4.0 licence [17]. Table 2 summarizes the dataset.</w:t>
+        <w:t>The study uses COLET, version 3, downloaded from Zenodo (record 7766785) and released under a CC BY 4.0 license [18]. Table 2 summarizes the dataset.</w:t>
       </w:r>
     </w:p>
     <w:p>
@@ -2551,7 +2540,7 @@
               <w:rPr>
                 <w:sz w:val="20"/>
               </w:rPr>
-              <w:t>Pupil Labs Pupil Core, binocular; gaze ≈ 242 Hz, pupil ≈ 121 Hz per eye (measured)</w:t>
+              <w:t>Pupil Labs Pupil Core, binocular; gaze ≈ 242 Hz, pupil ≈ 121 Hz per eye (measured; nominal 240 Hz); gaze resampled to a uniform 240 Hz grid</w:t>
             </w:r>
           </w:p>
         </w:tc>
@@ -2754,7 +2743,7 @@
       </w:pPr>
       <w:r>
         <w:rPr/>
-        <w:t>Labels are taken from the experimental conditions. For every participant, activity A1 (single task, no time pressure) is labelled low load and activity A4 (counting aloud under time pressure) is labelled high load. The middle conditions, A2 and A3, are left out of the classification, following studies that compare the extremes of a workload manipulation [63], [56], [64]. Condition labels are used rather than self-reports because ratings depend on each participant’s own scale [6].</w:t>
+        <w:t>Labels are taken from the experimental conditions. For every participant, activity A1 (single task, no time pressure) is labeled low load and activity A4 (counting aloud under time pressure) is labeled high load. The visual-search task is the same in every activity; the high load is induced by adding a concurrent verbal arithmetic task (counting backwards aloud in steps of four) and time pressure, a dual-task design. Because the added task is spoken, the high-load condition also differs from the low-load condition in speech, which is addressed by the pupil-only analysis. The middle conditions, A2 and A3, are left out of the classification, following studies that compare the extremes of a workload manipulation [25], [64]. Condition labels are used rather than self-reports because ratings are affected by how each participant uses the rating scale [34].</w:t>
       </w:r>
     </w:p>
     <w:p>
@@ -2764,7 +2753,7 @@
       </w:pPr>
       <w:r>
         <w:rPr/>
-        <w:t>NASA-RTLX ratings are used as a manipulation check [32]. A Friedman test compares the ratings across the four activities, and each participant’s A4 rating is compared with their A1 rating. In the released data, all 47 participants rated A4 higher than A1.</w:t>
+        <w:t>The NASA-RTLX ratings collected by the COLET authors [18], the common unweighted form of the NASA-TLX [34], are used as a manipulation check. A Friedman test compares the ratings across the four activities, and each participant’s A4 rating is compared with their A1 rating. In the released data, all 47 participants rated A4 higher than A1.</w:t>
       </w:r>
     </w:p>
     <w:p>
@@ -2774,7 +2763,7 @@
       </w:pPr>
       <w:r>
         <w:rPr/>
-        <w:t>Because the activities are short (11 to 141 s), the unit of analysis is one sample per whole activity, the same unit used by the COLET authors [17]. This gives two samples per participant.</w:t>
+        <w:t>Because the activities are short (11 to 141 s), the unit of analysis is one sample per whole activity, the same unit used by the COLET authors [18]. This gives two samples per participant (Table 3).</w:t>
       </w:r>
     </w:p>
     <w:p>
@@ -2791,7 +2780,7 @@
       </w:r>
       <w:r>
         <w:rPr/>
-        <w:t>COLET activities and their role in this study.</w:t>
+        <w:t>COLET activities and their role in this study (NASA-RTLX means for all 47 released participants).</w:t>
       </w:r>
     </w:p>
     <w:tbl>
@@ -3110,7 +3099,7 @@
               <w:rPr>
                 <w:sz w:val="20"/>
               </w:rPr>
-              <w:t>Multitask, no time pressure</w:t>
+              <w:t>Counting aloud, no time pressure</w:t>
             </w:r>
           </w:p>
         </w:tc>
@@ -3197,7 +3186,7 @@
               <w:rPr>
                 <w:sz w:val="20"/>
               </w:rPr>
-              <w:t>Multitask, time pressure</w:t>
+              <w:t>Counting aloud and time pressure</w:t>
             </w:r>
           </w:p>
         </w:tc>
@@ -3525,7 +3514,7 @@
               <w:rPr>
                 <w:sz w:val="18"/>
               </w:rPr>
-              <w:t>[28], [65]</w:t>
+              <w:t>[30], [65]</w:t>
             </w:r>
           </w:p>
         </w:tc>
@@ -3614,7 +3603,7 @@
               <w:rPr>
                 <w:sz w:val="18"/>
               </w:rPr>
-              <w:t>Rates computed over valid recording time, excluding gaps longer than 1 s</w:t>
+              <w:t>Blink rate computed over valid recording time (gaps longer than 1 s excluded); fixation and saccade rates over time with a valid gaze direction</w:t>
             </w:r>
           </w:p>
         </w:tc>
@@ -3667,7 +3656,7 @@
               <w:rPr>
                 <w:sz w:val="18"/>
               </w:rPr>
-              <w:t>Tracker blink events kept if 50–500 ms; blinks less than 100 ms apart merged; blink periods treated as missing</w:t>
+              <w:t>Tracker blink events merged if less than 100 ms apart, then kept if 50–500 ms (own choice around the typical ~200 ms blink); blink periods treated as missing</w:t>
             </w:r>
           </w:p>
         </w:tc>
@@ -3737,7 +3726,7 @@
               <w:rPr>
                 <w:sz w:val="18"/>
               </w:rPr>
-              <w:t>[28]</w:t>
+              <w:t>[30]</w:t>
             </w:r>
           </w:p>
         </w:tc>
@@ -3773,7 +3762,7 @@
               <w:rPr>
                 <w:sz w:val="18"/>
               </w:rPr>
-              <w:t>3D-model diameter in mm; 1.5–9 mm range; speed-based outlier removal; both eyes averaged; gaps up to 250 ms filled; 4 Hz low-pass filter; model refits counted</w:t>
+              <w:t>3D-model diameter in mm; 1.5–9 mm range; dilation-speed outlier removal (median + 16 MAD, the default of the authors’ published code); both eyes averaged; gaps up to 250 ms filled; 4 Hz low-pass filter; model refits counted</w:t>
             </w:r>
           </w:p>
         </w:tc>
@@ -3790,7 +3779,7 @@
               <w:rPr>
                 <w:sz w:val="18"/>
               </w:rPr>
-              <w:t>[27], [69], [68]</w:t>
+              <w:t>[29], [68], [69]</w:t>
             </w:r>
           </w:p>
         </w:tc>
@@ -3826,7 +3815,7 @@
               <w:rPr>
                 <w:sz w:val="18"/>
               </w:rPr>
-              <w:t>Each eye’s gaze direction vector, averaged across the two eyes; angle between consecutive directions in degrees</w:t>
+              <w:t>Each eye’s unit gaze direction vector, averaged across the two eyes and resampled to a uniform 240 Hz grid; velocity from the change in direction (see Fixation and Saccade Detection)</w:t>
             </w:r>
           </w:p>
         </w:tc>
@@ -3896,7 +3885,7 @@
               <w:rPr>
                 <w:sz w:val="18"/>
               </w:rPr>
-              <w:t>[28]</w:t>
+              <w:t>[30]</w:t>
             </w:r>
           </w:p>
         </w:tc>
@@ -3924,7 +3913,7 @@
       </w:pPr>
       <w:r>
         <w:rPr/>
-        <w:t>Gaze angles are computed from each eye’s own gaze direction rather than from the tracker’s combined 3D gaze point. The 3D gaze point depends on an estimate of viewing distance from the angle between the two eyes, and such estimates are unreliable at typical screen distances [70] and with Pupil Core in particular [71]. In COLET this estimate was implausible: the median estimated distance was about 113 mm against a true viewing distance of 800 mm, and some samples were placed behind the camera. Eye speed is therefore computed from the angle between consecutive gaze direction vectors [72], averaged across the two eyes. Samples with only one valid eye are treated as missing and handled by the gap rule, because each eye’s direction alone is biased by about 10°; this follows the practice of treating unreliable samples as gaps [28].</w:t>
+        <w:t>Gaze angles are computed from each eye’s own gaze direction rather than from the tracker’s combined 3D gaze point. The 3D gaze point depends on an estimate of viewing distance from the angle between the two eyes, and pupil-based video eye trackers do not measure vergence accurately enough to determine the viewing distance, as shown at 77 cm with a desktop tracker [70]; with Pupil Core, gaze depth was severely underestimated [71]. In COLET this estimate was implausible: the median estimated distance was about 113 mm against a true viewing distance of 800 mm, and some samples were placed behind the camera. Eye speed is therefore computed from the change in direction of the gaze vector, averaged across the two eyes, following the vector-angle approach used for Pupil Labs data by Kothari et al. [72]. Samples with only one valid eye are treated as missing and handled by the gap rule, because each eye’s direction alone was biased inward by about 10° in these data; this follows the practice of treating unreliable samples as gaps [30].</w:t>
       </w:r>
     </w:p>
     <w:p>
@@ -3943,7 +3932,7 @@
       </w:pPr>
       <w:r>
         <w:rPr/>
-        <w:t>Fixations and saccades are detected using the procedure cited by the COLET authors [17]. Eye velocity is computed with a five-tap smoothing filter [73], velocities above 1000°/s are rejected as artifacts [74], and samples are classified with the velocity-threshold algorithm at 45°/s [29], [41]. Fixations shorter than 55 ms are discarded [17], [75].</w:t>
+        <w:t>Fixations and saccades are detected with the velocity-threshold algorithm (I-VT) [31], using the velocity threshold and minimum fixation duration of the COLET authors [18]. The gaze directions are first resampled to a uniform 240 Hz grid, and eye velocity is computed with a five-point smoothed central difference of the unit gaze vectors; velocity filtering of this kind is described by Duchowski [73], but the coefficients used here are the researchers’ own choice. Velocities above 1000°/s are rejected as artifacts [74]. Samples faster than 45°/s are classified as saccades, and fixations shorter than 55 ms are discarded; both values follow COLET [18]. The 45°/s threshold corresponds to the minimum peak velocity of human-coded saccades in Andersson et al., and the 55 ms minimum to the human-derived minimum fixation duration in the same study [43]. Neither value was validated for a 240 Hz Pupil Core; the 55 ms minimum lies within the 50–75 ms range evaluated by Trabulsi et al. [75].</w:t>
       </w:r>
     </w:p>
     <w:p>
@@ -3953,7 +3942,7 @@
       </w:pPr>
       <w:r>
         <w:rPr/>
-        <w:t>Because detection results depend on the algorithm and its settings [42], [41], a sanity check is applied to each activity separately before the features are used: the median fixation duration must lie between 150 and 400 ms, and the ratio of saccades to fixations must lie between 0.8 and 1.25. If either condition fails in any activity, the main analysis uses only the five features that do not depend on event detection (pupil mean, pupil standard deviation, blink rate and gaze dispersion in both directions), following the use of feature subsets in prior work [15]. The tolerance of 0.8–1.25 is the researchers’ own choice.</w:t>
+        <w:t>Because detection results depend on the algorithm and its settings [43], [44], a sanity check is applied to each activity separately before the features are used: the median fixation duration must lie between 150 and 400 ms, and the ratio of saccades to fixations must lie between 0.8 and 1.25. If either condition fails in any activity, the main analysis uses only the five features that do not depend on event detection (pupil mean, pupil standard deviation, blink rate and gaze dispersion in both directions), following the use of feature subsets in prior work [16]. The tolerance of 0.8–1.25 is the researchers’ own choice.</w:t>
       </w:r>
     </w:p>
     <w:p>
@@ -4111,7 +4100,7 @@
               <w:rPr>
                 <w:sz w:val="20"/>
               </w:rPr>
-              <w:t>[5], [33], [17]</w:t>
+              <w:t>[5], [18], [35]</w:t>
             </w:r>
           </w:p>
         </w:tc>
@@ -4164,7 +4153,7 @@
               <w:rPr>
                 <w:sz w:val="20"/>
               </w:rPr>
-              <w:t>[5], [34]</w:t>
+              <w:t>[5], [36]</w:t>
             </w:r>
           </w:p>
         </w:tc>
@@ -4217,7 +4206,7 @@
               <w:rPr>
                 <w:sz w:val="20"/>
               </w:rPr>
-              <w:t>[5], [38]</w:t>
+              <w:t>[5], [40]</w:t>
             </w:r>
           </w:p>
         </w:tc>
@@ -4270,7 +4259,7 @@
               <w:rPr>
                 <w:sz w:val="20"/>
               </w:rPr>
-              <w:t>[5], [35], [36]</w:t>
+              <w:t>[5], [37], [38]</w:t>
             </w:r>
           </w:p>
         </w:tc>
@@ -4323,7 +4312,7 @@
               <w:rPr>
                 <w:sz w:val="20"/>
               </w:rPr>
-              <w:t>[15], [39]</w:t>
+              <w:t>[16], [41]</w:t>
             </w:r>
           </w:p>
         </w:tc>
@@ -4341,7 +4330,7 @@
       </w:pPr>
       <w:r>
         <w:rPr/>
-        <w:t>Some features used in prior work are excluded. Blink duration is undefined when no blink occurs, which happened only in low-load recordings (13 of 45 A1 recordings and none of the A4 recordings); its missingness would therefore reveal the label [63], [14]. Mean saccade velocity and saccade duration are near-duplicates of peak velocity and amplitude (ρ = 0.95 and 0.83) [76], [15]. The higher-order statistics used by the COLET authors are omitted to keep the number of features small relative to the 90 samples.</w:t>
+        <w:t>Some features used in prior work are excluded. Blink duration is undefined when no blink occurs, which happened only in low-load recordings (13 of 45 A1 recordings and none of the A4 recordings); its missingness would therefore reveal the label [15]. Mean saccade velocity and saccade duration are near-duplicates of peak velocity and amplitude (ρ = 0.95 and 0.83 in a preliminary data inspection; 0.99 and 0.80 in the final features) [16], [76]. The higher-order statistics used by the COLET authors are omitted to keep the number of features small relative to the 90 samples.</w:t>
       </w:r>
     </w:p>
     <w:p>
@@ -4360,7 +4349,7 @@
       </w:pPr>
       <w:r>
         <w:rPr/>
-        <w:t>Each feature is converted to a z-score using the mean and standard deviation of the same participant’s four activities. This removes stable individual differences, such as a naturally large pupil, which are much larger than the workload effect [30], and follows the closest prior studies [15], [55], [56]. The step does not use labels. It does, however, use the test participant’s own unlabelled recordings and relies on COLET’s balanced design, in which every participant completed both easier and harder activities; this is stated as a limitation [14].</w:t>
+        <w:t>Each feature is converted to a z-score using the mean and standard deviation of the same participant’s four activities. This removes stable individual differences, in eye movements [32] and pupil size [11], which are much larger than the workload effect, and follows the closest prior studies [16], [56], [57]. The step does not use labels. It does, however, use the test participant’s own unlabeled recordings and relies on COLET’s balanced design, in which every participant completed both easier and harder activities; this is stated as a limitation.</w:t>
       </w:r>
     </w:p>
     <w:p>
@@ -4379,7 +4368,7 @@
       </w:pPr>
       <w:r>
         <w:rPr/>
-        <w:t>Two models are trained (Table 6). Logistic Regression uses an elastic-net penalty, with the penalty strength and the L1/L2 mix tuned inside the training folds [48], [8]. XGBoost is restricted to shallow, regularized trees because only 88 samples (44 participants) are available for training in each fold [9], [50]. Both models receive the same tuning budget and identical folds [31]. Missing values are imputed with the training-fold median for Logistic Regression and handled natively by XGBoost [77].</w:t>
+        <w:t>Two models are trained (Table 6). Logistic Regression uses an elastic-net penalty, with the penalty strength and the L1/L2 mix tuned inside the training folds [8], [50]. XGBoost is restricted to shallow, regularized trees because only 88 samples (44 participants) are available for training in each fold [9], [51]. Both models receive the same tuning budget (a design choice) and identical folds, and tuning is nested to avoid selection bias [33]. Missing values are imputed with the training-fold median for Logistic Regression and handled natively by XGBoost; Perez-Lebel et al. found native handling competitive for gradient boosting [77]. Plain median imputation without missingness indicators is a simplification; it was never applied, because no feature had missing values in the final data.</w:t>
       </w:r>
     </w:p>
     <w:p>
@@ -4481,7 +4470,7 @@
               <w:rPr>
                 <w:sz w:val="20"/>
               </w:rPr>
-              <w:t>Elastic-net penalty; regularization strength and L1/L2 ratio tuned; features standardized in-fold</w:t>
+              <w:t>Elastic-net penalty; C log-uniform 10⁻³–10²; L1 ratio 0–1; features standardized in-fold</w:t>
             </w:r>
           </w:p>
         </w:tc>
@@ -4517,7 +4506,7 @@
               <w:rPr>
                 <w:sz w:val="20"/>
               </w:rPr>
-              <w:t>Maximum depth 1–3; 50–300 trees; learning rate 0.05–0.1; row and column subsampling 0.7–1.0; L1 and L2 penalties tuned</w:t>
+              <w:t>Maximum depth 1–3; 50–300 trees; learning rate 0.05–0.1; row and column subsampling 0.7–1.0; L2 penalty 0.01–10 and L1 penalty 0.001–1 (log-uniform)</w:t>
             </w:r>
           </w:p>
         </w:tc>
@@ -4544,7 +4533,7 @@
       </w:pPr>
       <w:r>
         <w:rPr/>
-        <w:t>Models are evaluated with leave-one-participant-out validation over the 45 participants: in each fold, both recordings of one participant form the test set and the other 44 participants form the training set [13], [52]. Hyperparameters are tuned with an inner cross-validation that is also grouped by participant [31], [53]. All preprocessing steps that learn from data, including scaling and imputation, are fitted on the training participants only [14].</w:t>
+        <w:t>Models are evaluated with leave-one-participant-out validation over the 45 participants: in each fold, both recordings of one participant form the test set and the other 44 participants form the training set [14], [53]. Hyperparameters are tuned by random search with 30 candidate settings per model (the equal tuning budget), scored by ROC-AUC in a five-fold inner cross-validation that is also grouped by participant [33], [54]. All preprocessing steps that learn from data, including scaling and imputation, are fitted on the training participants only [15].</w:t>
       </w:r>
     </w:p>
     <w:p>
@@ -4563,7 +4552,7 @@
       </w:pPr>
       <w:r>
         <w:rPr/>
-        <w:t>The primary metric is ROC-AUC computed on the pooled out-of-fold predictions [78], with a 95% confidence interval from a bootstrap that resamples participants [26]. Balanced accuracy, macro-F1, per-class recall and the Brier score [79], [80] are also reported, together with a majority-class baseline [15] and the share of participants whose A4 recording is ranked above their A1 recording.</w:t>
+        <w:t>The primary metric is ROC-AUC computed on the pooled out-of-fold predictions [78], with a 95% confidence interval from a bootstrap that resamples participants (2000 resamples) [28]. Balanced accuracy, macro-F1, per-class recall and the Brier score [79], [80] are also reported, together with a majority-class baseline [16] and the share of participants whose A4 recording is ranked above their A1 recording.</w:t>
       </w:r>
     </w:p>
     <w:p>
@@ -4573,7 +4562,7 @@
       </w:pPr>
       <w:r>
         <w:rPr/>
-        <w:t>The two models are compared through the difference in pooled ROC-AUC with a participant-bootstrap confidence interval. A paired Wilcoxon signed-rank test on per-participant scores is reported as a supporting test [81], and a grouped permutation test, in which each participant’s two labels are swapped at random, checks performance against chance [82]. The permutation test uses each model’s default hyperparameters, so that the real and the permuted runs are treated identically; its p-value therefore concerns the untuned pipeline, while the headline result is the tuned, nested ROC-AUC.</w:t>
+        <w:t>The two models are compared through the difference in pooled ROC-AUC with a participant-bootstrap confidence interval. A paired Wilcoxon signed-rank test on each participant’s margin, the predicted probability for A4 minus that for A1, is reported as a supporting test; because margins depend on each model’s probability scale, it is secondary to the ROC-AUC difference. The test is adapted from comparisons across datasets to comparisons across participants [81], and a grouped permutation test, in which each participant’s two labels are swapped at random, checks performance against chance [82]. The permutation test uses each model’s default hyperparameters, so that the real and the permuted runs are treated identically; its p-value therefore concerns the untuned pipeline, while the headline result is the tuned, nested ROC-AUC. With 200 permutations, the smallest attainable p-value is 1/201 ≈ 0.005.</w:t>
       </w:r>
     </w:p>
     <w:p>
@@ -4592,7 +4581,7 @@
       </w:pPr>
       <w:r>
         <w:rPr/>
-        <w:t>Feature importance is analyzed in three ways. First, the standardized elastic-net coefficients of Logistic Regression are reported [59], [8]. Second, SHAP values are computed on held-out data for both models, using TreeSHAP for XGBoost and linear SHAP for Logistic Regression, so that both rankings are on the same scale [18], [19]. Applying SHAP to both models is the researchers’ own choice, justified by SHAP being applicable to any model. Third, permutation importance is computed for both models on the pooled out-of-fold predictions [20], [21].</w:t>
+        <w:t>Feature importance is analyzed in three ways. First, the standardized elastic-net coefficients of Logistic Regression are reported [8]. Second, SHAP values are computed on held-out data for both models, using TreeSHAP for XGBoost and linear SHAP for Logistic Regression, so that both rankings are on the same scale [19], [20]. Applying SHAP to both models is the researchers’ own choice, justified by SHAP being applicable to any model. The linear explainer uses the interventional convention, which treats features as independent; because several eye features are correlated, the attributions describe the model’s reliance rather than unique feature effects. Third, permutation importance is computed for both models on the pooled out-of-fold predictions, with 50 repeats per feature [21], [22].</w:t>
       </w:r>
     </w:p>
     <w:p>
@@ -4602,7 +4591,7 @@
       </w:pPr>
       <w:r>
         <w:rPr/>
-        <w:t>Agreement between the two models’ rankings is measured with Kendall’s τ, reported with a bootstrap confidence interval, and the stability of rankings across folds is examined [83]. Built-in gain importance is reported in the appendix only [60]. Importance is interpreted as what each model relied on, not as a cause of cognitive load [61].</w:t>
+        <w:t>Agreement between the two models’ rankings is measured with Kendall’s τ, reported with a bootstrap confidence interval, and the stability of the model weights across folds is examined, in the spirit of feature-selection stability analysis [83]. Built-in gain importance is reported in the appendix only, because built-in importance can be biased, as shown for random forests [61]. Importance is interpreted as what each model relied on, not as a cause of cognitive load [62].</w:t>
       </w:r>
     </w:p>
     <w:p>
@@ -4621,7 +4610,7 @@
       </w:pPr>
       <w:r>
         <w:rPr/>
-        <w:t>Two analyses are required (Table 7). The main analysis (P1) uses all ten features. Because the high-load activity involves counting aloud, which affects blinking and gaze [22], [84], a second analysis (P2) repeats P1 with the two pupil features only, since pupil size is the most established workload signal [5] and has been used alone in prior workload models [10], [85], [86].</w:t>
+        <w:t>Two analyses are required (Table 7). The main analysis (P1) uses all ten features. Because the high-load activity involves counting aloud, which raises the blink rate [23], [84], a second analysis (P2) repeats P1 with the two pupil features only, since pupil size is the most established workload signal [5] and has been used alone in prior workload models [11], [85], [86].</w:t>
       </w:r>
     </w:p>
     <w:p>
@@ -4840,7 +4829,7 @@
         <w:jc w:val="left"/>
       </w:pPr>
       <w:r>
-        <w:t>ETHICAL CONSIDERATIONS</w:t>
+        <w:t>IMPLEMENTATION</w:t>
       </w:r>
     </w:p>
     <w:p>
@@ -4850,7 +4839,7 @@
       </w:pPr>
       <w:r>
         <w:rPr/>
-        <w:t>This study is a secondary analysis of the publicly available, de-identified COLET dataset (CC BY 4.0), whose collection was approved by the Ethics Committee of the Foundation for Research and Technology – Hellas (110/12-02-2021) [17]. No new data were collected, and no attempt is made to identify participants. The dataset and the original article are cited as required by the licence.</w:t>
+        <w:t>The pipeline was implemented in Python 3.11 with NumPy 2.2.4, pandas 2.3.1, SciPy 1.15.2, scikit-learn 1.7.1, XGBoost 3.2.0 and SHAP 0.51.0, and every threshold is held in a single configuration file. All random processes use a fixed seed, so repeated runs in the same environment and package versions give identical results. A Google Colab notebook with the same pinned package versions allows the analysis to be reproduced. The pipeline was tested on synthetic data with a known structure before it was applied to COLET, and the full analysis was run once, after all settings had been fixed. A shuffled-label control (Chapter 4) was added after that run as a post-hoc check.</w:t>
       </w:r>
     </w:p>
     <w:p>
@@ -4859,7 +4848,7 @@
         <w:jc w:val="left"/>
       </w:pPr>
       <w:r>
-        <w:t>DESIGN CHOICES</w:t>
+        <w:t>ETHICAL CONSIDERATIONS</w:t>
       </w:r>
     </w:p>
     <w:p>
@@ -4869,7 +4858,36 @@
       </w:pPr>
       <w:r>
         <w:rPr/>
-        <w:t>Some settings have no published source for their exact value and are the researchers’ own choices, justified by the data checks described above: the 35% exclusion threshold applied to whole recordings, the 1 s gap rule for valid time, the 0.8–1.25 tolerance of the detection sanity check, the use of each eye’s gaze direction, and the use of the extreme activities A1 and A4 as binary labels.</w:t>
+        <w:t>This study is a secondary analysis of the publicly available, de-identified COLET dataset (CC BY 4.0), whose collection was approved by the Ethics Committee of the Foundation for Research and Technology – Hellas (110/12-02-2021) [18]. No new data were collected, and no attempt is made to identify participants. The dataset and the original article are cited as required by the license.</w:t>
+      </w:r>
+    </w:p>
+    <w:p>
+      <w:pPr>
+        <w:pStyle w:val="Heading2"/>
+        <w:jc w:val="left"/>
+      </w:pPr>
+      <w:r>
+        <w:t>DESIGN CHOICES</w:t>
+      </w:r>
+    </w:p>
+    <w:p>
+      <w:pPr>
+        <w:ind w:firstLine="720"/>
+        <w:jc w:val="both"/>
+      </w:pPr>
+      <w:r>
+        <w:rPr/>
+        <w:t>Some settings have no published source for their exact value and are the researchers’ own choices, justified by the data checks described above: the 35% exclusion threshold applied to whole recordings, the 1 s gap rule for valid time, the 0.8–1.25 tolerance of the detection sanity check, the use of each eye’s gaze direction, treating samples with only one valid eye as missing, merging blinks before applying the 50–500 ms range, a 120 Hz grid and a second-order Butterworth filter for the pupil signal, the 240 Hz resampling grid, and the five-point velocity filter.</w:t>
+      </w:r>
+    </w:p>
+    <w:p>
+      <w:pPr>
+        <w:ind w:firstLine="720"/>
+        <w:jc w:val="both"/>
+      </w:pPr>
+      <w:r>
+        <w:rPr/>
+        <w:t>One limitation of the event detection is also noted here. A blink or a gap longer than 75 ms inside a fixation splits it into two, and blinks were far more frequent in the high-load activity. This would tend to raise the fixation rate and shorten fixations in A4; the gaze-time denominator corrects the rates for missing time but not for this splitting.</w:t>
       </w:r>
     </w:p>
     <w:p>
@@ -4902,13 +4920,4068 @@
     </w:p>
     <w:p>
       <w:pPr>
+        <w:ind w:firstLine="720"/>
         <w:jc w:val="both"/>
       </w:pPr>
       <w:r>
+        <w:rPr/>
+        <w:t>This chapter presents the results in the order of the analysis: the manipulation check, data quality, the event-detection sanity check, the features, the two required analyses, the model comparison, feature importance, and a control for leakage. It ends with a discussion of the findings against the related studies in Chapter 2. All values come from a single run made after every setting had been fixed.</w:t>
+      </w:r>
+    </w:p>
+    <w:p>
+      <w:pPr>
+        <w:pStyle w:val="Heading2"/>
+        <w:jc w:val="left"/>
+      </w:pPr>
+      <w:r>
+        <w:t>MANIPULATION CHECK</w:t>
+      </w:r>
+    </w:p>
+    <w:p>
+      <w:pPr>
+        <w:ind w:firstLine="720"/>
+        <w:jc w:val="both"/>
+      </w:pPr>
+      <w:r>
+        <w:rPr/>
+        <w:t>The NASA-RTLX ratings rose across the four activities (Table 8, Figure 5). A Friedman test confirmed that the activities differed in rated workload (χ²(3) = 84.86, p &lt; 0.001, n = 45). Every one of the 45 analyzed participants rated A4 higher than A1, with a median difference of 31.7 points. The low- and high-load labels therefore correspond to a clear difference in experienced workload.</w:t>
+      </w:r>
+    </w:p>
+    <w:p>
+      <w:pPr>
+        <w:keepNext/>
+        <w:spacing w:after="120"/>
+        <w:jc w:val="left"/>
+      </w:pPr>
+      <w:r>
         <w:rPr>
-          <w:highlight w:val="yellow"/>
+          <w:b/>
         </w:rPr>
-        <w:t>[To be written after the analysis is run. Planned content: manipulation check (NASA-RTLX); data retention table; detection sanity check per activity; P1 and P2 results for both models (ROC-AUC with confidence intervals, balanced accuracy, macro-F1, Brier score, majority baseline); model comparison; feature importance rankings and their agreement; discussion against the related studies in Chapter 2.]</w:t>
+        <w:t xml:space="preserve">Table 8. </w:t>
+      </w:r>
+      <w:r>
+        <w:rPr/>
+        <w:t>NASA-RTLX ratings of the 45 analyzed participants.</w:t>
+      </w:r>
+    </w:p>
+    <w:tbl>
+      <w:tblPr>
+        <w:tblStyle w:val="TableGrid"/>
+        <w:tblW w:type="auto" w:w="0"/>
+        <w:jc w:val="center"/>
+        <w:tblLook w:firstColumn="1" w:firstRow="1" w:lastColumn="0" w:lastRow="0" w:noHBand="0" w:noVBand="1" w:val="04A0"/>
+      </w:tblPr>
+      <w:tblGrid>
+        <w:gridCol w:w="2340"/>
+        <w:gridCol w:w="2340"/>
+        <w:gridCol w:w="2340"/>
+        <w:gridCol w:w="2340"/>
+      </w:tblGrid>
+      <w:tr>
+        <w:tc>
+          <w:tcPr>
+            <w:tcW w:type="dxa" w:w="1152"/>
+            <w:shd w:val="clear" w:color="auto" w:fill="D9D9D9"/>
+          </w:tcPr>
+          <w:p>
+            <w:pPr>
+              <w:spacing w:line="240" w:lineRule="auto" w:after="40"/>
+              <w:ind w:firstLine="0"/>
+            </w:pPr>
+            <w:r>
+              <w:rPr>
+                <w:b/>
+                <w:sz w:val="20"/>
+              </w:rPr>
+              <w:t>Activity</w:t>
+            </w:r>
+          </w:p>
+        </w:tc>
+        <w:tc>
+          <w:tcPr>
+            <w:tcW w:type="dxa" w:w="3744"/>
+            <w:shd w:val="clear" w:color="auto" w:fill="D9D9D9"/>
+          </w:tcPr>
+          <w:p>
+            <w:pPr>
+              <w:spacing w:line="240" w:lineRule="auto" w:after="40"/>
+              <w:ind w:firstLine="0"/>
+            </w:pPr>
+            <w:r>
+              <w:rPr>
+                <w:b/>
+                <w:sz w:val="20"/>
+              </w:rPr>
+              <w:t>Condition</w:t>
+            </w:r>
+          </w:p>
+        </w:tc>
+        <w:tc>
+          <w:tcPr>
+            <w:tcW w:type="dxa" w:w="2304"/>
+            <w:shd w:val="clear" w:color="auto" w:fill="D9D9D9"/>
+          </w:tcPr>
+          <w:p>
+            <w:pPr>
+              <w:spacing w:line="240" w:lineRule="auto" w:after="40"/>
+              <w:ind w:firstLine="0"/>
+            </w:pPr>
+            <w:r>
+              <w:rPr>
+                <w:b/>
+                <w:sz w:val="20"/>
+              </w:rPr>
+              <w:t>Mean NASA-RTLX (SD)</w:t>
+            </w:r>
+          </w:p>
+        </w:tc>
+        <w:tc>
+          <w:tcPr>
+            <w:tcW w:type="dxa" w:w="1296"/>
+            <w:shd w:val="clear" w:color="auto" w:fill="D9D9D9"/>
+          </w:tcPr>
+          <w:p>
+            <w:pPr>
+              <w:spacing w:line="240" w:lineRule="auto" w:after="40"/>
+              <w:ind w:firstLine="0"/>
+            </w:pPr>
+            <w:r>
+              <w:rPr>
+                <w:b/>
+                <w:sz w:val="20"/>
+              </w:rPr>
+              <w:t>Median</w:t>
+            </w:r>
+          </w:p>
+        </w:tc>
+      </w:tr>
+      <w:tr>
+        <w:tc>
+          <w:tcPr>
+            <w:tcW w:type="dxa" w:w="1152"/>
+          </w:tcPr>
+          <w:p>
+            <w:pPr>
+              <w:spacing w:line="240" w:lineRule="auto" w:after="40"/>
+              <w:ind w:firstLine="0"/>
+            </w:pPr>
+            <w:r>
+              <w:rPr>
+                <w:sz w:val="20"/>
+              </w:rPr>
+              <w:t>A1</w:t>
+            </w:r>
+          </w:p>
+        </w:tc>
+        <w:tc>
+          <w:tcPr>
+            <w:tcW w:type="dxa" w:w="3744"/>
+          </w:tcPr>
+          <w:p>
+            <w:pPr>
+              <w:spacing w:line="240" w:lineRule="auto" w:after="40"/>
+              <w:ind w:firstLine="0"/>
+            </w:pPr>
+            <w:r>
+              <w:rPr>
+                <w:sz w:val="20"/>
+              </w:rPr>
+              <w:t>Single task, no time pressure</w:t>
+            </w:r>
+          </w:p>
+        </w:tc>
+        <w:tc>
+          <w:tcPr>
+            <w:tcW w:type="dxa" w:w="2304"/>
+          </w:tcPr>
+          <w:p>
+            <w:pPr>
+              <w:spacing w:line="240" w:lineRule="auto" w:after="40"/>
+              <w:ind w:firstLine="0"/>
+            </w:pPr>
+            <w:r>
+              <w:rPr>
+                <w:sz w:val="20"/>
+              </w:rPr>
+              <w:t>18.7 (11.7)</w:t>
+            </w:r>
+          </w:p>
+        </w:tc>
+        <w:tc>
+          <w:tcPr>
+            <w:tcW w:type="dxa" w:w="1296"/>
+          </w:tcPr>
+          <w:p>
+            <w:pPr>
+              <w:spacing w:line="240" w:lineRule="auto" w:after="40"/>
+              <w:ind w:firstLine="0"/>
+            </w:pPr>
+            <w:r>
+              <w:rPr>
+                <w:sz w:val="20"/>
+              </w:rPr>
+              <w:t>16.7</w:t>
+            </w:r>
+          </w:p>
+        </w:tc>
+      </w:tr>
+      <w:tr>
+        <w:tc>
+          <w:tcPr>
+            <w:tcW w:type="dxa" w:w="1152"/>
+          </w:tcPr>
+          <w:p>
+            <w:pPr>
+              <w:spacing w:line="240" w:lineRule="auto" w:after="40"/>
+              <w:ind w:firstLine="0"/>
+            </w:pPr>
+            <w:r>
+              <w:rPr>
+                <w:sz w:val="20"/>
+              </w:rPr>
+              <w:t>A2</w:t>
+            </w:r>
+          </w:p>
+        </w:tc>
+        <w:tc>
+          <w:tcPr>
+            <w:tcW w:type="dxa" w:w="3744"/>
+          </w:tcPr>
+          <w:p>
+            <w:pPr>
+              <w:spacing w:line="240" w:lineRule="auto" w:after="40"/>
+              <w:ind w:firstLine="0"/>
+            </w:pPr>
+            <w:r>
+              <w:rPr>
+                <w:sz w:val="20"/>
+              </w:rPr>
+              <w:t>Single task, time pressure</w:t>
+            </w:r>
+          </w:p>
+        </w:tc>
+        <w:tc>
+          <w:tcPr>
+            <w:tcW w:type="dxa" w:w="2304"/>
+          </w:tcPr>
+          <w:p>
+            <w:pPr>
+              <w:spacing w:line="240" w:lineRule="auto" w:after="40"/>
+              <w:ind w:firstLine="0"/>
+            </w:pPr>
+            <w:r>
+              <w:rPr>
+                <w:sz w:val="20"/>
+              </w:rPr>
+              <w:t>28.4 (13.7)</w:t>
+            </w:r>
+          </w:p>
+        </w:tc>
+        <w:tc>
+          <w:tcPr>
+            <w:tcW w:type="dxa" w:w="1296"/>
+          </w:tcPr>
+          <w:p>
+            <w:pPr>
+              <w:spacing w:line="240" w:lineRule="auto" w:after="40"/>
+              <w:ind w:firstLine="0"/>
+            </w:pPr>
+            <w:r>
+              <w:rPr>
+                <w:sz w:val="20"/>
+              </w:rPr>
+              <w:t>29.2</w:t>
+            </w:r>
+          </w:p>
+        </w:tc>
+      </w:tr>
+      <w:tr>
+        <w:tc>
+          <w:tcPr>
+            <w:tcW w:type="dxa" w:w="1152"/>
+          </w:tcPr>
+          <w:p>
+            <w:pPr>
+              <w:spacing w:line="240" w:lineRule="auto" w:after="40"/>
+              <w:ind w:firstLine="0"/>
+            </w:pPr>
+            <w:r>
+              <w:rPr>
+                <w:sz w:val="20"/>
+              </w:rPr>
+              <w:t>A3</w:t>
+            </w:r>
+          </w:p>
+        </w:tc>
+        <w:tc>
+          <w:tcPr>
+            <w:tcW w:type="dxa" w:w="3744"/>
+          </w:tcPr>
+          <w:p>
+            <w:pPr>
+              <w:spacing w:line="240" w:lineRule="auto" w:after="40"/>
+              <w:ind w:firstLine="0"/>
+            </w:pPr>
+            <w:r>
+              <w:rPr>
+                <w:sz w:val="20"/>
+              </w:rPr>
+              <w:t>Counting aloud, no time pressure</w:t>
+            </w:r>
+          </w:p>
+        </w:tc>
+        <w:tc>
+          <w:tcPr>
+            <w:tcW w:type="dxa" w:w="2304"/>
+          </w:tcPr>
+          <w:p>
+            <w:pPr>
+              <w:spacing w:line="240" w:lineRule="auto" w:after="40"/>
+              <w:ind w:firstLine="0"/>
+            </w:pPr>
+            <w:r>
+              <w:rPr>
+                <w:sz w:val="20"/>
+              </w:rPr>
+              <w:t>44.9 (15.6)</w:t>
+            </w:r>
+          </w:p>
+        </w:tc>
+        <w:tc>
+          <w:tcPr>
+            <w:tcW w:type="dxa" w:w="1296"/>
+          </w:tcPr>
+          <w:p>
+            <w:pPr>
+              <w:spacing w:line="240" w:lineRule="auto" w:after="40"/>
+              <w:ind w:firstLine="0"/>
+            </w:pPr>
+            <w:r>
+              <w:rPr>
+                <w:sz w:val="20"/>
+              </w:rPr>
+              <w:t>44.2</w:t>
+            </w:r>
+          </w:p>
+        </w:tc>
+      </w:tr>
+      <w:tr>
+        <w:tc>
+          <w:tcPr>
+            <w:tcW w:type="dxa" w:w="1152"/>
+          </w:tcPr>
+          <w:p>
+            <w:pPr>
+              <w:spacing w:line="240" w:lineRule="auto" w:after="40"/>
+              <w:ind w:firstLine="0"/>
+            </w:pPr>
+            <w:r>
+              <w:rPr>
+                <w:sz w:val="20"/>
+              </w:rPr>
+              <w:t>A4</w:t>
+            </w:r>
+          </w:p>
+        </w:tc>
+        <w:tc>
+          <w:tcPr>
+            <w:tcW w:type="dxa" w:w="3744"/>
+          </w:tcPr>
+          <w:p>
+            <w:pPr>
+              <w:spacing w:line="240" w:lineRule="auto" w:after="40"/>
+              <w:ind w:firstLine="0"/>
+            </w:pPr>
+            <w:r>
+              <w:rPr>
+                <w:sz w:val="20"/>
+              </w:rPr>
+              <w:t>Counting aloud and time pressure</w:t>
+            </w:r>
+          </w:p>
+        </w:tc>
+        <w:tc>
+          <w:tcPr>
+            <w:tcW w:type="dxa" w:w="2304"/>
+          </w:tcPr>
+          <w:p>
+            <w:pPr>
+              <w:spacing w:line="240" w:lineRule="auto" w:after="40"/>
+              <w:ind w:firstLine="0"/>
+            </w:pPr>
+            <w:r>
+              <w:rPr>
+                <w:sz w:val="20"/>
+              </w:rPr>
+              <w:t>51.7 (17.6)</w:t>
+            </w:r>
+          </w:p>
+        </w:tc>
+        <w:tc>
+          <w:tcPr>
+            <w:tcW w:type="dxa" w:w="1296"/>
+          </w:tcPr>
+          <w:p>
+            <w:pPr>
+              <w:spacing w:line="240" w:lineRule="auto" w:after="40"/>
+              <w:ind w:firstLine="0"/>
+            </w:pPr>
+            <w:r>
+              <w:rPr>
+                <w:sz w:val="20"/>
+              </w:rPr>
+              <w:t>52.5</w:t>
+            </w:r>
+          </w:p>
+        </w:tc>
+      </w:tr>
+    </w:tbl>
+    <w:p>
+      <w:pPr>
+        <w:spacing w:after="120"/>
+      </w:pPr>
+    </w:p>
+    <w:p>
+      <w:pPr>
+        <w:keepNext/>
+        <w:spacing w:after="120"/>
+        <w:jc w:val="center"/>
+      </w:pPr>
+      <w:r>
+        <w:drawing>
+          <wp:inline xmlns:a="http://schemas.openxmlformats.org/drawingml/2006/main" xmlns:pic="http://schemas.openxmlformats.org/drawingml/2006/picture">
+            <wp:extent cx="4206240" cy="2694866"/>
+            <wp:docPr id="5" name="Picture 5"/>
+            <wp:cNvGraphicFramePr>
+              <a:graphicFrameLocks noChangeAspect="1"/>
+            </wp:cNvGraphicFramePr>
+            <a:graphic>
+              <a:graphicData uri="http://schemas.openxmlformats.org/drawingml/2006/picture">
+                <pic:pic>
+                  <pic:nvPicPr>
+                    <pic:cNvPr id="0" name="fig_rtlx.png"/>
+                    <pic:cNvPicPr/>
+                  </pic:nvPicPr>
+                  <pic:blipFill>
+                    <a:blip r:embed="rId13"/>
+                    <a:stretch>
+                      <a:fillRect/>
+                    </a:stretch>
+                  </pic:blipFill>
+                  <pic:spPr>
+                    <a:xfrm>
+                      <a:off x="0" y="0"/>
+                      <a:ext cx="4206240" cy="2694866"/>
+                    </a:xfrm>
+                    <a:prstGeom prst="rect"/>
+                  </pic:spPr>
+                </pic:pic>
+              </a:graphicData>
+            </a:graphic>
+          </wp:inline>
+        </w:drawing>
+      </w:r>
+    </w:p>
+    <w:p>
+      <w:pPr>
+        <w:keepNext w:val="0"/>
+        <w:spacing w:after="240"/>
+        <w:jc w:val="center"/>
+      </w:pPr>
+      <w:r>
+        <w:rPr>
+          <w:b/>
+        </w:rPr>
+        <w:t xml:space="preserve">Figure 5. </w:t>
+      </w:r>
+      <w:r>
+        <w:rPr/>
+        <w:t>NASA-RTLX ratings per activity.</w:t>
+      </w:r>
+    </w:p>
+    <w:p>
+      <w:pPr>
+        <w:pStyle w:val="Heading2"/>
+        <w:jc w:val="left"/>
+      </w:pPr>
+      <w:r>
+        <w:t>DATA QUALITY AND RETENTION</w:t>
+      </w:r>
+    </w:p>
+    <w:p>
+      <w:pPr>
+        <w:ind w:firstLine="720"/>
+        <w:jc w:val="both"/>
+      </w:pPr>
+      <w:r>
+        <w:rPr/>
+        <w:t>Of the 188 recordings, three exceeded the 35% invalid-sample limit and were excluded: P06 A3 (57.4% invalid), P06 A4 (38.8%) and P17 A4 (48.6%). Participants P06 and P17 therefore lacked a valid A1–A4 pair and were dropped, leaving 45 participants, each with all four activities retained, and 90 samples for the classification. Table 9 summarizes data quality per activity.</w:t>
+      </w:r>
+    </w:p>
+    <w:p>
+      <w:pPr>
+        <w:keepNext/>
+        <w:spacing w:after="120"/>
+        <w:jc w:val="left"/>
+      </w:pPr>
+      <w:r>
+        <w:rPr>
+          <w:b/>
+        </w:rPr>
+        <w:t xml:space="preserve">Table 9. </w:t>
+      </w:r>
+      <w:r>
+        <w:rPr/>
+        <w:t>Data quality per activity (retained recordings).</w:t>
+      </w:r>
+    </w:p>
+    <w:tbl>
+      <w:tblPr>
+        <w:tblStyle w:val="TableGrid"/>
+        <w:tblW w:type="auto" w:w="0"/>
+        <w:jc w:val="center"/>
+        <w:tblLook w:firstColumn="1" w:firstRow="1" w:lastColumn="0" w:lastRow="0" w:noHBand="0" w:noVBand="1" w:val="04A0"/>
+      </w:tblPr>
+      <w:tblGrid>
+        <w:gridCol w:w="2340"/>
+        <w:gridCol w:w="2340"/>
+        <w:gridCol w:w="2340"/>
+        <w:gridCol w:w="2340"/>
+      </w:tblGrid>
+      <w:tr>
+        <w:tc>
+          <w:tcPr>
+            <w:tcW w:type="dxa" w:w="1296"/>
+            <w:shd w:val="clear" w:color="auto" w:fill="D9D9D9"/>
+          </w:tcPr>
+          <w:p>
+            <w:pPr>
+              <w:spacing w:line="240" w:lineRule="auto" w:after="40"/>
+              <w:ind w:firstLine="0"/>
+            </w:pPr>
+            <w:r>
+              <w:rPr>
+                <w:b/>
+                <w:sz w:val="20"/>
+              </w:rPr>
+              <w:t>Activity</w:t>
+            </w:r>
+          </w:p>
+        </w:tc>
+        <w:tc>
+          <w:tcPr>
+            <w:tcW w:type="dxa" w:w="2448"/>
+            <w:shd w:val="clear" w:color="auto" w:fill="D9D9D9"/>
+          </w:tcPr>
+          <w:p>
+            <w:pPr>
+              <w:spacing w:line="240" w:lineRule="auto" w:after="40"/>
+              <w:ind w:firstLine="0"/>
+            </w:pPr>
+            <w:r>
+              <w:rPr>
+                <w:b/>
+                <w:sz w:val="20"/>
+              </w:rPr>
+              <w:t>Invalid samples (median)</w:t>
+            </w:r>
+          </w:p>
+        </w:tc>
+        <w:tc>
+          <w:tcPr>
+            <w:tcW w:type="dxa" w:w="2880"/>
+            <w:shd w:val="clear" w:color="auto" w:fill="D9D9D9"/>
+          </w:tcPr>
+          <w:p>
+            <w:pPr>
+              <w:spacing w:line="240" w:lineRule="auto" w:after="40"/>
+              <w:ind w:firstLine="0"/>
+            </w:pPr>
+            <w:r>
+              <w:rPr>
+                <w:b/>
+                <w:sz w:val="20"/>
+              </w:rPr>
+              <w:t>Samples with both eyes (median)</w:t>
+            </w:r>
+          </w:p>
+        </w:tc>
+        <w:tc>
+          <w:tcPr>
+            <w:tcW w:type="dxa" w:w="2736"/>
+            <w:shd w:val="clear" w:color="auto" w:fill="D9D9D9"/>
+          </w:tcPr>
+          <w:p>
+            <w:pPr>
+              <w:spacing w:line="240" w:lineRule="auto" w:after="40"/>
+              <w:ind w:firstLine="0"/>
+            </w:pPr>
+            <w:r>
+              <w:rPr>
+                <w:b/>
+                <w:sz w:val="20"/>
+              </w:rPr>
+              <w:t>Recordings with a pupil-model refit</w:t>
+            </w:r>
+          </w:p>
+        </w:tc>
+      </w:tr>
+      <w:tr>
+        <w:tc>
+          <w:tcPr>
+            <w:tcW w:type="dxa" w:w="1296"/>
+          </w:tcPr>
+          <w:p>
+            <w:pPr>
+              <w:spacing w:line="240" w:lineRule="auto" w:after="40"/>
+              <w:ind w:firstLine="0"/>
+            </w:pPr>
+            <w:r>
+              <w:rPr>
+                <w:sz w:val="20"/>
+              </w:rPr>
+              <w:t>A1</w:t>
+            </w:r>
+          </w:p>
+        </w:tc>
+        <w:tc>
+          <w:tcPr>
+            <w:tcW w:type="dxa" w:w="2448"/>
+          </w:tcPr>
+          <w:p>
+            <w:pPr>
+              <w:spacing w:line="240" w:lineRule="auto" w:after="40"/>
+              <w:ind w:firstLine="0"/>
+            </w:pPr>
+            <w:r>
+              <w:rPr>
+                <w:sz w:val="20"/>
+              </w:rPr>
+              <w:t>0.9%</w:t>
+            </w:r>
+          </w:p>
+        </w:tc>
+        <w:tc>
+          <w:tcPr>
+            <w:tcW w:type="dxa" w:w="2880"/>
+          </w:tcPr>
+          <w:p>
+            <w:pPr>
+              <w:spacing w:line="240" w:lineRule="auto" w:after="40"/>
+              <w:ind w:firstLine="0"/>
+            </w:pPr>
+            <w:r>
+              <w:rPr>
+                <w:sz w:val="20"/>
+              </w:rPr>
+              <w:t>99.5%</w:t>
+            </w:r>
+          </w:p>
+        </w:tc>
+        <w:tc>
+          <w:tcPr>
+            <w:tcW w:type="dxa" w:w="2736"/>
+          </w:tcPr>
+          <w:p>
+            <w:pPr>
+              <w:spacing w:line="240" w:lineRule="auto" w:after="40"/>
+              <w:ind w:firstLine="0"/>
+            </w:pPr>
+            <w:r>
+              <w:rPr>
+                <w:sz w:val="20"/>
+              </w:rPr>
+              <w:t>8</w:t>
+            </w:r>
+          </w:p>
+        </w:tc>
+      </w:tr>
+      <w:tr>
+        <w:tc>
+          <w:tcPr>
+            <w:tcW w:type="dxa" w:w="1296"/>
+          </w:tcPr>
+          <w:p>
+            <w:pPr>
+              <w:spacing w:line="240" w:lineRule="auto" w:after="40"/>
+              <w:ind w:firstLine="0"/>
+            </w:pPr>
+            <w:r>
+              <w:rPr>
+                <w:sz w:val="20"/>
+              </w:rPr>
+              <w:t>A2</w:t>
+            </w:r>
+          </w:p>
+        </w:tc>
+        <w:tc>
+          <w:tcPr>
+            <w:tcW w:type="dxa" w:w="2448"/>
+          </w:tcPr>
+          <w:p>
+            <w:pPr>
+              <w:spacing w:line="240" w:lineRule="auto" w:after="40"/>
+              <w:ind w:firstLine="0"/>
+            </w:pPr>
+            <w:r>
+              <w:rPr>
+                <w:sz w:val="20"/>
+              </w:rPr>
+              <w:t>0.7%</w:t>
+            </w:r>
+          </w:p>
+        </w:tc>
+        <w:tc>
+          <w:tcPr>
+            <w:tcW w:type="dxa" w:w="2880"/>
+          </w:tcPr>
+          <w:p>
+            <w:pPr>
+              <w:spacing w:line="240" w:lineRule="auto" w:after="40"/>
+              <w:ind w:firstLine="0"/>
+            </w:pPr>
+            <w:r>
+              <w:rPr>
+                <w:sz w:val="20"/>
+              </w:rPr>
+              <w:t>99.6%</w:t>
+            </w:r>
+          </w:p>
+        </w:tc>
+        <w:tc>
+          <w:tcPr>
+            <w:tcW w:type="dxa" w:w="2736"/>
+          </w:tcPr>
+          <w:p>
+            <w:pPr>
+              <w:spacing w:line="240" w:lineRule="auto" w:after="40"/>
+              <w:ind w:firstLine="0"/>
+            </w:pPr>
+            <w:r>
+              <w:rPr>
+                <w:sz w:val="20"/>
+              </w:rPr>
+              <w:t>11</w:t>
+            </w:r>
+          </w:p>
+        </w:tc>
+      </w:tr>
+      <w:tr>
+        <w:tc>
+          <w:tcPr>
+            <w:tcW w:type="dxa" w:w="1296"/>
+          </w:tcPr>
+          <w:p>
+            <w:pPr>
+              <w:spacing w:line="240" w:lineRule="auto" w:after="40"/>
+              <w:ind w:firstLine="0"/>
+            </w:pPr>
+            <w:r>
+              <w:rPr>
+                <w:sz w:val="20"/>
+              </w:rPr>
+              <w:t>A3</w:t>
+            </w:r>
+          </w:p>
+        </w:tc>
+        <w:tc>
+          <w:tcPr>
+            <w:tcW w:type="dxa" w:w="2448"/>
+          </w:tcPr>
+          <w:p>
+            <w:pPr>
+              <w:spacing w:line="240" w:lineRule="auto" w:after="40"/>
+              <w:ind w:firstLine="0"/>
+            </w:pPr>
+            <w:r>
+              <w:rPr>
+                <w:sz w:val="20"/>
+              </w:rPr>
+              <w:t>7.2%</w:t>
+            </w:r>
+          </w:p>
+        </w:tc>
+        <w:tc>
+          <w:tcPr>
+            <w:tcW w:type="dxa" w:w="2880"/>
+          </w:tcPr>
+          <w:p>
+            <w:pPr>
+              <w:spacing w:line="240" w:lineRule="auto" w:after="40"/>
+              <w:ind w:firstLine="0"/>
+            </w:pPr>
+            <w:r>
+              <w:rPr>
+                <w:sz w:val="20"/>
+              </w:rPr>
+              <w:t>98.7%</w:t>
+            </w:r>
+          </w:p>
+        </w:tc>
+        <w:tc>
+          <w:tcPr>
+            <w:tcW w:type="dxa" w:w="2736"/>
+          </w:tcPr>
+          <w:p>
+            <w:pPr>
+              <w:spacing w:line="240" w:lineRule="auto" w:after="40"/>
+              <w:ind w:firstLine="0"/>
+            </w:pPr>
+            <w:r>
+              <w:rPr>
+                <w:sz w:val="20"/>
+              </w:rPr>
+              <w:t>20</w:t>
+            </w:r>
+          </w:p>
+        </w:tc>
+      </w:tr>
+      <w:tr>
+        <w:tc>
+          <w:tcPr>
+            <w:tcW w:type="dxa" w:w="1296"/>
+          </w:tcPr>
+          <w:p>
+            <w:pPr>
+              <w:spacing w:line="240" w:lineRule="auto" w:after="40"/>
+              <w:ind w:firstLine="0"/>
+            </w:pPr>
+            <w:r>
+              <w:rPr>
+                <w:sz w:val="20"/>
+              </w:rPr>
+              <w:t>A4</w:t>
+            </w:r>
+          </w:p>
+        </w:tc>
+        <w:tc>
+          <w:tcPr>
+            <w:tcW w:type="dxa" w:w="2448"/>
+          </w:tcPr>
+          <w:p>
+            <w:pPr>
+              <w:spacing w:line="240" w:lineRule="auto" w:after="40"/>
+              <w:ind w:firstLine="0"/>
+            </w:pPr>
+            <w:r>
+              <w:rPr>
+                <w:sz w:val="20"/>
+              </w:rPr>
+              <w:t>7.3%</w:t>
+            </w:r>
+          </w:p>
+        </w:tc>
+        <w:tc>
+          <w:tcPr>
+            <w:tcW w:type="dxa" w:w="2880"/>
+          </w:tcPr>
+          <w:p>
+            <w:pPr>
+              <w:spacing w:line="240" w:lineRule="auto" w:after="40"/>
+              <w:ind w:firstLine="0"/>
+            </w:pPr>
+            <w:r>
+              <w:rPr>
+                <w:sz w:val="20"/>
+              </w:rPr>
+              <w:t>98.7%</w:t>
+            </w:r>
+          </w:p>
+        </w:tc>
+        <w:tc>
+          <w:tcPr>
+            <w:tcW w:type="dxa" w:w="2736"/>
+          </w:tcPr>
+          <w:p>
+            <w:pPr>
+              <w:spacing w:line="240" w:lineRule="auto" w:after="40"/>
+              <w:ind w:firstLine="0"/>
+            </w:pPr>
+            <w:r>
+              <w:rPr>
+                <w:sz w:val="20"/>
+              </w:rPr>
+              <w:t>18</w:t>
+            </w:r>
+          </w:p>
+        </w:tc>
+      </w:tr>
+    </w:tbl>
+    <w:p>
+      <w:pPr>
+        <w:spacing w:after="120"/>
+      </w:pPr>
+    </w:p>
+    <w:p>
+      <w:pPr>
+        <w:ind w:firstLine="720"/>
+        <w:jc w:val="both"/>
+      </w:pPr>
+      <w:r>
+        <w:rPr/>
+        <w:t>Invalid samples were about eight times more frequent in the counting activities, consistent with more blinking and with tracking loss while talking; outside blink periods, data loss was also several times higher in A3 and A4. The requirement that both eyes be valid removed little data (about 1% of samples). Pupil-model refits were about twice as common in the counting activities (38 vs 19 recordings), which is the reason P2 is not fully independent of the spoken task. None of the ten features had missing values in any activity, so imputation played no role in the results.</w:t>
+      </w:r>
+    </w:p>
+    <w:p>
+      <w:pPr>
+        <w:pStyle w:val="Heading2"/>
+        <w:jc w:val="left"/>
+      </w:pPr>
+      <w:r>
+        <w:t>EVENT-DETECTION SANITY CHECK</w:t>
+      </w:r>
+    </w:p>
+    <w:p>
+      <w:pPr>
+        <w:ind w:firstLine="720"/>
+        <w:jc w:val="both"/>
+      </w:pPr>
+      <w:r>
+        <w:rPr/>
+        <w:t>The pre-stated sanity check passed in every activity (Table 10). Median fixation durations fell between 212.5 and 237.5 ms, inside the 150–400 ms range, and the ratio of saccades to fixations was between 0.93 and 0.99, inside the 0.8–1.25 range. The detected events are therefore plausible, and P1 used all ten features as planned rather than the five-feature fallback.</w:t>
+      </w:r>
+    </w:p>
+    <w:p>
+      <w:pPr>
+        <w:keepNext/>
+        <w:spacing w:after="120"/>
+        <w:jc w:val="left"/>
+      </w:pPr>
+      <w:r>
+        <w:rPr>
+          <w:b/>
+        </w:rPr>
+        <w:t xml:space="preserve">Table 10. </w:t>
+      </w:r>
+      <w:r>
+        <w:rPr/>
+        <w:t>Event-detection sanity check per activity.</w:t>
+      </w:r>
+    </w:p>
+    <w:tbl>
+      <w:tblPr>
+        <w:tblStyle w:val="TableGrid"/>
+        <w:tblW w:type="auto" w:w="0"/>
+        <w:jc w:val="center"/>
+        <w:tblLook w:firstColumn="1" w:firstRow="1" w:lastColumn="0" w:lastRow="0" w:noHBand="0" w:noVBand="1" w:val="04A0"/>
+      </w:tblPr>
+      <w:tblGrid>
+        <w:gridCol w:w="1872"/>
+        <w:gridCol w:w="1872"/>
+        <w:gridCol w:w="1872"/>
+        <w:gridCol w:w="1872"/>
+        <w:gridCol w:w="1872"/>
+      </w:tblGrid>
+      <w:tr>
+        <w:tc>
+          <w:tcPr>
+            <w:tcW w:type="dxa" w:w="1296"/>
+            <w:shd w:val="clear" w:color="auto" w:fill="D9D9D9"/>
+          </w:tcPr>
+          <w:p>
+            <w:pPr>
+              <w:spacing w:line="240" w:lineRule="auto" w:after="40"/>
+              <w:ind w:firstLine="0"/>
+            </w:pPr>
+            <w:r>
+              <w:rPr>
+                <w:b/>
+                <w:sz w:val="20"/>
+              </w:rPr>
+              <w:t>Activity</w:t>
+            </w:r>
+          </w:p>
+        </w:tc>
+        <w:tc>
+          <w:tcPr>
+            <w:tcW w:type="dxa" w:w="1440"/>
+            <w:shd w:val="clear" w:color="auto" w:fill="D9D9D9"/>
+          </w:tcPr>
+          <w:p>
+            <w:pPr>
+              <w:spacing w:line="240" w:lineRule="auto" w:after="40"/>
+              <w:ind w:firstLine="0"/>
+            </w:pPr>
+            <w:r>
+              <w:rPr>
+                <w:b/>
+                <w:sz w:val="20"/>
+              </w:rPr>
+              <w:t>Recordings</w:t>
+            </w:r>
+          </w:p>
+        </w:tc>
+        <w:tc>
+          <w:tcPr>
+            <w:tcW w:type="dxa" w:w="2736"/>
+            <w:shd w:val="clear" w:color="auto" w:fill="D9D9D9"/>
+          </w:tcPr>
+          <w:p>
+            <w:pPr>
+              <w:spacing w:line="240" w:lineRule="auto" w:after="40"/>
+              <w:ind w:firstLine="0"/>
+            </w:pPr>
+            <w:r>
+              <w:rPr>
+                <w:b/>
+                <w:sz w:val="20"/>
+              </w:rPr>
+              <w:t>Median fixation duration (ms)</w:t>
+            </w:r>
+          </w:p>
+        </w:tc>
+        <w:tc>
+          <w:tcPr>
+            <w:tcW w:type="dxa" w:w="2160"/>
+            <w:shd w:val="clear" w:color="auto" w:fill="D9D9D9"/>
+          </w:tcPr>
+          <w:p>
+            <w:pPr>
+              <w:spacing w:line="240" w:lineRule="auto" w:after="40"/>
+              <w:ind w:firstLine="0"/>
+            </w:pPr>
+            <w:r>
+              <w:rPr>
+                <w:b/>
+                <w:sz w:val="20"/>
+              </w:rPr>
+              <w:t>Saccades per fixation</w:t>
+            </w:r>
+          </w:p>
+        </w:tc>
+        <w:tc>
+          <w:tcPr>
+            <w:tcW w:type="dxa" w:w="1152"/>
+            <w:shd w:val="clear" w:color="auto" w:fill="D9D9D9"/>
+          </w:tcPr>
+          <w:p>
+            <w:pPr>
+              <w:spacing w:line="240" w:lineRule="auto" w:after="40"/>
+              <w:ind w:firstLine="0"/>
+            </w:pPr>
+            <w:r>
+              <w:rPr>
+                <w:b/>
+                <w:sz w:val="20"/>
+              </w:rPr>
+              <w:t>Passed</w:t>
+            </w:r>
+          </w:p>
+        </w:tc>
+      </w:tr>
+      <w:tr>
+        <w:tc>
+          <w:tcPr>
+            <w:tcW w:type="dxa" w:w="1296"/>
+          </w:tcPr>
+          <w:p>
+            <w:pPr>
+              <w:spacing w:line="240" w:lineRule="auto" w:after="40"/>
+              <w:ind w:firstLine="0"/>
+            </w:pPr>
+            <w:r>
+              <w:rPr>
+                <w:sz w:val="20"/>
+              </w:rPr>
+              <w:t>A1</w:t>
+            </w:r>
+          </w:p>
+        </w:tc>
+        <w:tc>
+          <w:tcPr>
+            <w:tcW w:type="dxa" w:w="1440"/>
+          </w:tcPr>
+          <w:p>
+            <w:pPr>
+              <w:spacing w:line="240" w:lineRule="auto" w:after="40"/>
+              <w:ind w:firstLine="0"/>
+            </w:pPr>
+            <w:r>
+              <w:rPr>
+                <w:sz w:val="20"/>
+              </w:rPr>
+              <w:t>45</w:t>
+            </w:r>
+          </w:p>
+        </w:tc>
+        <w:tc>
+          <w:tcPr>
+            <w:tcW w:type="dxa" w:w="2736"/>
+          </w:tcPr>
+          <w:p>
+            <w:pPr>
+              <w:spacing w:line="240" w:lineRule="auto" w:after="40"/>
+              <w:ind w:firstLine="0"/>
+            </w:pPr>
+            <w:r>
+              <w:rPr>
+                <w:sz w:val="20"/>
+              </w:rPr>
+              <w:t>212.5</w:t>
+            </w:r>
+          </w:p>
+        </w:tc>
+        <w:tc>
+          <w:tcPr>
+            <w:tcW w:type="dxa" w:w="2160"/>
+          </w:tcPr>
+          <w:p>
+            <w:pPr>
+              <w:spacing w:line="240" w:lineRule="auto" w:after="40"/>
+              <w:ind w:firstLine="0"/>
+            </w:pPr>
+            <w:r>
+              <w:rPr>
+                <w:sz w:val="20"/>
+              </w:rPr>
+              <w:t>0.98</w:t>
+            </w:r>
+          </w:p>
+        </w:tc>
+        <w:tc>
+          <w:tcPr>
+            <w:tcW w:type="dxa" w:w="1152"/>
+          </w:tcPr>
+          <w:p>
+            <w:pPr>
+              <w:spacing w:line="240" w:lineRule="auto" w:after="40"/>
+              <w:ind w:firstLine="0"/>
+            </w:pPr>
+            <w:r>
+              <w:rPr>
+                <w:sz w:val="20"/>
+              </w:rPr>
+              <w:t>Yes</w:t>
+            </w:r>
+          </w:p>
+        </w:tc>
+      </w:tr>
+      <w:tr>
+        <w:tc>
+          <w:tcPr>
+            <w:tcW w:type="dxa" w:w="1296"/>
+          </w:tcPr>
+          <w:p>
+            <w:pPr>
+              <w:spacing w:line="240" w:lineRule="auto" w:after="40"/>
+              <w:ind w:firstLine="0"/>
+            </w:pPr>
+            <w:r>
+              <w:rPr>
+                <w:sz w:val="20"/>
+              </w:rPr>
+              <w:t>A2</w:t>
+            </w:r>
+          </w:p>
+        </w:tc>
+        <w:tc>
+          <w:tcPr>
+            <w:tcW w:type="dxa" w:w="1440"/>
+          </w:tcPr>
+          <w:p>
+            <w:pPr>
+              <w:spacing w:line="240" w:lineRule="auto" w:after="40"/>
+              <w:ind w:firstLine="0"/>
+            </w:pPr>
+            <w:r>
+              <w:rPr>
+                <w:sz w:val="20"/>
+              </w:rPr>
+              <w:t>45</w:t>
+            </w:r>
+          </w:p>
+        </w:tc>
+        <w:tc>
+          <w:tcPr>
+            <w:tcW w:type="dxa" w:w="2736"/>
+          </w:tcPr>
+          <w:p>
+            <w:pPr>
+              <w:spacing w:line="240" w:lineRule="auto" w:after="40"/>
+              <w:ind w:firstLine="0"/>
+            </w:pPr>
+            <w:r>
+              <w:rPr>
+                <w:sz w:val="20"/>
+              </w:rPr>
+              <w:t>212.5</w:t>
+            </w:r>
+          </w:p>
+        </w:tc>
+        <w:tc>
+          <w:tcPr>
+            <w:tcW w:type="dxa" w:w="2160"/>
+          </w:tcPr>
+          <w:p>
+            <w:pPr>
+              <w:spacing w:line="240" w:lineRule="auto" w:after="40"/>
+              <w:ind w:firstLine="0"/>
+            </w:pPr>
+            <w:r>
+              <w:rPr>
+                <w:sz w:val="20"/>
+              </w:rPr>
+              <w:t>0.99</w:t>
+            </w:r>
+          </w:p>
+        </w:tc>
+        <w:tc>
+          <w:tcPr>
+            <w:tcW w:type="dxa" w:w="1152"/>
+          </w:tcPr>
+          <w:p>
+            <w:pPr>
+              <w:spacing w:line="240" w:lineRule="auto" w:after="40"/>
+              <w:ind w:firstLine="0"/>
+            </w:pPr>
+            <w:r>
+              <w:rPr>
+                <w:sz w:val="20"/>
+              </w:rPr>
+              <w:t>Yes</w:t>
+            </w:r>
+          </w:p>
+        </w:tc>
+      </w:tr>
+      <w:tr>
+        <w:tc>
+          <w:tcPr>
+            <w:tcW w:type="dxa" w:w="1296"/>
+          </w:tcPr>
+          <w:p>
+            <w:pPr>
+              <w:spacing w:line="240" w:lineRule="auto" w:after="40"/>
+              <w:ind w:firstLine="0"/>
+            </w:pPr>
+            <w:r>
+              <w:rPr>
+                <w:sz w:val="20"/>
+              </w:rPr>
+              <w:t>A3</w:t>
+            </w:r>
+          </w:p>
+        </w:tc>
+        <w:tc>
+          <w:tcPr>
+            <w:tcW w:type="dxa" w:w="1440"/>
+          </w:tcPr>
+          <w:p>
+            <w:pPr>
+              <w:spacing w:line="240" w:lineRule="auto" w:after="40"/>
+              <w:ind w:firstLine="0"/>
+            </w:pPr>
+            <w:r>
+              <w:rPr>
+                <w:sz w:val="20"/>
+              </w:rPr>
+              <w:t>45</w:t>
+            </w:r>
+          </w:p>
+        </w:tc>
+        <w:tc>
+          <w:tcPr>
+            <w:tcW w:type="dxa" w:w="2736"/>
+          </w:tcPr>
+          <w:p>
+            <w:pPr>
+              <w:spacing w:line="240" w:lineRule="auto" w:after="40"/>
+              <w:ind w:firstLine="0"/>
+            </w:pPr>
+            <w:r>
+              <w:rPr>
+                <w:sz w:val="20"/>
+              </w:rPr>
+              <w:t>237.5</w:t>
+            </w:r>
+          </w:p>
+        </w:tc>
+        <w:tc>
+          <w:tcPr>
+            <w:tcW w:type="dxa" w:w="2160"/>
+          </w:tcPr>
+          <w:p>
+            <w:pPr>
+              <w:spacing w:line="240" w:lineRule="auto" w:after="40"/>
+              <w:ind w:firstLine="0"/>
+            </w:pPr>
+            <w:r>
+              <w:rPr>
+                <w:sz w:val="20"/>
+              </w:rPr>
+              <w:t>0.93</w:t>
+            </w:r>
+          </w:p>
+        </w:tc>
+        <w:tc>
+          <w:tcPr>
+            <w:tcW w:type="dxa" w:w="1152"/>
+          </w:tcPr>
+          <w:p>
+            <w:pPr>
+              <w:spacing w:line="240" w:lineRule="auto" w:after="40"/>
+              <w:ind w:firstLine="0"/>
+            </w:pPr>
+            <w:r>
+              <w:rPr>
+                <w:sz w:val="20"/>
+              </w:rPr>
+              <w:t>Yes</w:t>
+            </w:r>
+          </w:p>
+        </w:tc>
+      </w:tr>
+      <w:tr>
+        <w:tc>
+          <w:tcPr>
+            <w:tcW w:type="dxa" w:w="1296"/>
+          </w:tcPr>
+          <w:p>
+            <w:pPr>
+              <w:spacing w:line="240" w:lineRule="auto" w:after="40"/>
+              <w:ind w:firstLine="0"/>
+            </w:pPr>
+            <w:r>
+              <w:rPr>
+                <w:sz w:val="20"/>
+              </w:rPr>
+              <w:t>A4</w:t>
+            </w:r>
+          </w:p>
+        </w:tc>
+        <w:tc>
+          <w:tcPr>
+            <w:tcW w:type="dxa" w:w="1440"/>
+          </w:tcPr>
+          <w:p>
+            <w:pPr>
+              <w:spacing w:line="240" w:lineRule="auto" w:after="40"/>
+              <w:ind w:firstLine="0"/>
+            </w:pPr>
+            <w:r>
+              <w:rPr>
+                <w:sz w:val="20"/>
+              </w:rPr>
+              <w:t>45</w:t>
+            </w:r>
+          </w:p>
+        </w:tc>
+        <w:tc>
+          <w:tcPr>
+            <w:tcW w:type="dxa" w:w="2736"/>
+          </w:tcPr>
+          <w:p>
+            <w:pPr>
+              <w:spacing w:line="240" w:lineRule="auto" w:after="40"/>
+              <w:ind w:firstLine="0"/>
+            </w:pPr>
+            <w:r>
+              <w:rPr>
+                <w:sz w:val="20"/>
+              </w:rPr>
+              <w:t>225.0</w:t>
+            </w:r>
+          </w:p>
+        </w:tc>
+        <w:tc>
+          <w:tcPr>
+            <w:tcW w:type="dxa" w:w="2160"/>
+          </w:tcPr>
+          <w:p>
+            <w:pPr>
+              <w:spacing w:line="240" w:lineRule="auto" w:after="40"/>
+              <w:ind w:firstLine="0"/>
+            </w:pPr>
+            <w:r>
+              <w:rPr>
+                <w:sz w:val="20"/>
+              </w:rPr>
+              <w:t>0.93</w:t>
+            </w:r>
+          </w:p>
+        </w:tc>
+        <w:tc>
+          <w:tcPr>
+            <w:tcW w:type="dxa" w:w="1152"/>
+          </w:tcPr>
+          <w:p>
+            <w:pPr>
+              <w:spacing w:line="240" w:lineRule="auto" w:after="40"/>
+              <w:ind w:firstLine="0"/>
+            </w:pPr>
+            <w:r>
+              <w:rPr>
+                <w:sz w:val="20"/>
+              </w:rPr>
+              <w:t>Yes</w:t>
+            </w:r>
+          </w:p>
+        </w:tc>
+      </w:tr>
+    </w:tbl>
+    <w:p>
+      <w:pPr>
+        <w:spacing w:after="120"/>
+      </w:pPr>
+    </w:p>
+    <w:p>
+      <w:pPr>
+        <w:pStyle w:val="Heading2"/>
+        <w:jc w:val="left"/>
+      </w:pPr>
+      <w:r>
+        <w:t>EYE-TRACKING FEATURES BY CONDITION</w:t>
+      </w:r>
+    </w:p>
+    <w:p>
+      <w:pPr>
+        <w:ind w:firstLine="720"/>
+        <w:jc w:val="both"/>
+      </w:pPr>
+      <w:r>
+        <w:rPr/>
+        <w:t>Table 11 gives the median of each feature in the low- and high-load activities before standardization. Under high load, participants blinked far more, their pupils were larger, they made fewer but longer fixations and fewer saccades, and their saccades were slightly larger and faster. The fixation durations here are medians of per-recording means and are therefore higher than the medians of all fixations in Table 10.</w:t>
+      </w:r>
+    </w:p>
+    <w:p>
+      <w:pPr>
+        <w:keepNext/>
+        <w:spacing w:after="120"/>
+        <w:jc w:val="left"/>
+      </w:pPr>
+      <w:r>
+        <w:rPr>
+          <w:b/>
+        </w:rPr>
+        <w:t xml:space="preserve">Table 11. </w:t>
+      </w:r>
+      <w:r>
+        <w:rPr/>
+        <w:t>Median feature values in A1 and A4 (45 participants, before standardization).</w:t>
+      </w:r>
+    </w:p>
+    <w:tbl>
+      <w:tblPr>
+        <w:tblStyle w:val="TableGrid"/>
+        <w:tblW w:type="auto" w:w="0"/>
+        <w:jc w:val="center"/>
+        <w:tblLook w:firstColumn="1" w:firstRow="1" w:lastColumn="0" w:lastRow="0" w:noHBand="0" w:noVBand="1" w:val="04A0"/>
+      </w:tblPr>
+      <w:tblGrid>
+        <w:gridCol w:w="2340"/>
+        <w:gridCol w:w="2340"/>
+        <w:gridCol w:w="2340"/>
+        <w:gridCol w:w="2340"/>
+      </w:tblGrid>
+      <w:tr>
+        <w:tc>
+          <w:tcPr>
+            <w:tcW w:type="dxa" w:w="3168"/>
+            <w:shd w:val="clear" w:color="auto" w:fill="D9D9D9"/>
+          </w:tcPr>
+          <w:p>
+            <w:pPr>
+              <w:spacing w:line="240" w:lineRule="auto" w:after="40"/>
+              <w:ind w:firstLine="0"/>
+            </w:pPr>
+            <w:r>
+              <w:rPr>
+                <w:b/>
+                <w:sz w:val="20"/>
+              </w:rPr>
+              <w:t>Feature</w:t>
+            </w:r>
+          </w:p>
+        </w:tc>
+        <w:tc>
+          <w:tcPr>
+            <w:tcW w:type="dxa" w:w="1584"/>
+            <w:shd w:val="clear" w:color="auto" w:fill="D9D9D9"/>
+          </w:tcPr>
+          <w:p>
+            <w:pPr>
+              <w:spacing w:line="240" w:lineRule="auto" w:after="40"/>
+              <w:ind w:firstLine="0"/>
+            </w:pPr>
+            <w:r>
+              <w:rPr>
+                <w:b/>
+                <w:sz w:val="20"/>
+              </w:rPr>
+              <w:t>A1 (low)</w:t>
+            </w:r>
+          </w:p>
+        </w:tc>
+        <w:tc>
+          <w:tcPr>
+            <w:tcW w:type="dxa" w:w="1584"/>
+            <w:shd w:val="clear" w:color="auto" w:fill="D9D9D9"/>
+          </w:tcPr>
+          <w:p>
+            <w:pPr>
+              <w:spacing w:line="240" w:lineRule="auto" w:after="40"/>
+              <w:ind w:firstLine="0"/>
+            </w:pPr>
+            <w:r>
+              <w:rPr>
+                <w:b/>
+                <w:sz w:val="20"/>
+              </w:rPr>
+              <w:t>A4 (high)</w:t>
+            </w:r>
+          </w:p>
+        </w:tc>
+        <w:tc>
+          <w:tcPr>
+            <w:tcW w:type="dxa" w:w="1872"/>
+            <w:shd w:val="clear" w:color="auto" w:fill="D9D9D9"/>
+          </w:tcPr>
+          <w:p>
+            <w:pPr>
+              <w:spacing w:line="240" w:lineRule="auto" w:after="40"/>
+              <w:ind w:firstLine="0"/>
+            </w:pPr>
+            <w:r>
+              <w:rPr>
+                <w:b/>
+                <w:sz w:val="20"/>
+              </w:rPr>
+              <w:t>Unit</w:t>
+            </w:r>
+          </w:p>
+        </w:tc>
+      </w:tr>
+      <w:tr>
+        <w:tc>
+          <w:tcPr>
+            <w:tcW w:type="dxa" w:w="3168"/>
+          </w:tcPr>
+          <w:p>
+            <w:pPr>
+              <w:spacing w:line="240" w:lineRule="auto" w:after="40"/>
+              <w:ind w:firstLine="0"/>
+            </w:pPr>
+            <w:r>
+              <w:rPr>
+                <w:sz w:val="20"/>
+              </w:rPr>
+              <w:t>Pupil diameter, mean</w:t>
+            </w:r>
+          </w:p>
+        </w:tc>
+        <w:tc>
+          <w:tcPr>
+            <w:tcW w:type="dxa" w:w="1584"/>
+          </w:tcPr>
+          <w:p>
+            <w:pPr>
+              <w:spacing w:line="240" w:lineRule="auto" w:after="40"/>
+              <w:ind w:firstLine="0"/>
+            </w:pPr>
+            <w:r>
+              <w:rPr>
+                <w:sz w:val="20"/>
+              </w:rPr>
+              <w:t>3.58</w:t>
+            </w:r>
+          </w:p>
+        </w:tc>
+        <w:tc>
+          <w:tcPr>
+            <w:tcW w:type="dxa" w:w="1584"/>
+          </w:tcPr>
+          <w:p>
+            <w:pPr>
+              <w:spacing w:line="240" w:lineRule="auto" w:after="40"/>
+              <w:ind w:firstLine="0"/>
+            </w:pPr>
+            <w:r>
+              <w:rPr>
+                <w:sz w:val="20"/>
+              </w:rPr>
+              <w:t>3.74</w:t>
+            </w:r>
+          </w:p>
+        </w:tc>
+        <w:tc>
+          <w:tcPr>
+            <w:tcW w:type="dxa" w:w="1872"/>
+          </w:tcPr>
+          <w:p>
+            <w:pPr>
+              <w:spacing w:line="240" w:lineRule="auto" w:after="40"/>
+              <w:ind w:firstLine="0"/>
+            </w:pPr>
+            <w:r>
+              <w:rPr>
+                <w:sz w:val="20"/>
+              </w:rPr>
+              <w:t>mm</w:t>
+            </w:r>
+          </w:p>
+        </w:tc>
+      </w:tr>
+      <w:tr>
+        <w:tc>
+          <w:tcPr>
+            <w:tcW w:type="dxa" w:w="3168"/>
+          </w:tcPr>
+          <w:p>
+            <w:pPr>
+              <w:spacing w:line="240" w:lineRule="auto" w:after="40"/>
+              <w:ind w:firstLine="0"/>
+            </w:pPr>
+            <w:r>
+              <w:rPr>
+                <w:sz w:val="20"/>
+              </w:rPr>
+              <w:t>Pupil diameter, SD</w:t>
+            </w:r>
+          </w:p>
+        </w:tc>
+        <w:tc>
+          <w:tcPr>
+            <w:tcW w:type="dxa" w:w="1584"/>
+          </w:tcPr>
+          <w:p>
+            <w:pPr>
+              <w:spacing w:line="240" w:lineRule="auto" w:after="40"/>
+              <w:ind w:firstLine="0"/>
+            </w:pPr>
+            <w:r>
+              <w:rPr>
+                <w:sz w:val="20"/>
+              </w:rPr>
+              <w:t>0.145</w:t>
+            </w:r>
+          </w:p>
+        </w:tc>
+        <w:tc>
+          <w:tcPr>
+            <w:tcW w:type="dxa" w:w="1584"/>
+          </w:tcPr>
+          <w:p>
+            <w:pPr>
+              <w:spacing w:line="240" w:lineRule="auto" w:after="40"/>
+              <w:ind w:firstLine="0"/>
+            </w:pPr>
+            <w:r>
+              <w:rPr>
+                <w:sz w:val="20"/>
+              </w:rPr>
+              <w:t>0.168</w:t>
+            </w:r>
+          </w:p>
+        </w:tc>
+        <w:tc>
+          <w:tcPr>
+            <w:tcW w:type="dxa" w:w="1872"/>
+          </w:tcPr>
+          <w:p>
+            <w:pPr>
+              <w:spacing w:line="240" w:lineRule="auto" w:after="40"/>
+              <w:ind w:firstLine="0"/>
+            </w:pPr>
+            <w:r>
+              <w:rPr>
+                <w:sz w:val="20"/>
+              </w:rPr>
+              <w:t>mm</w:t>
+            </w:r>
+          </w:p>
+        </w:tc>
+      </w:tr>
+      <w:tr>
+        <w:tc>
+          <w:tcPr>
+            <w:tcW w:type="dxa" w:w="3168"/>
+          </w:tcPr>
+          <w:p>
+            <w:pPr>
+              <w:spacing w:line="240" w:lineRule="auto" w:after="40"/>
+              <w:ind w:firstLine="0"/>
+            </w:pPr>
+            <w:r>
+              <w:rPr>
+                <w:sz w:val="20"/>
+              </w:rPr>
+              <w:t>Blink rate</w:t>
+            </w:r>
+          </w:p>
+        </w:tc>
+        <w:tc>
+          <w:tcPr>
+            <w:tcW w:type="dxa" w:w="1584"/>
+          </w:tcPr>
+          <w:p>
+            <w:pPr>
+              <w:spacing w:line="240" w:lineRule="auto" w:after="40"/>
+              <w:ind w:firstLine="0"/>
+            </w:pPr>
+            <w:r>
+              <w:rPr>
+                <w:sz w:val="20"/>
+              </w:rPr>
+              <w:t>1.6</w:t>
+            </w:r>
+          </w:p>
+        </w:tc>
+        <w:tc>
+          <w:tcPr>
+            <w:tcW w:type="dxa" w:w="1584"/>
+          </w:tcPr>
+          <w:p>
+            <w:pPr>
+              <w:spacing w:line="240" w:lineRule="auto" w:after="40"/>
+              <w:ind w:firstLine="0"/>
+            </w:pPr>
+            <w:r>
+              <w:rPr>
+                <w:sz w:val="20"/>
+              </w:rPr>
+              <w:t>12.2</w:t>
+            </w:r>
+          </w:p>
+        </w:tc>
+        <w:tc>
+          <w:tcPr>
+            <w:tcW w:type="dxa" w:w="1872"/>
+          </w:tcPr>
+          <w:p>
+            <w:pPr>
+              <w:spacing w:line="240" w:lineRule="auto" w:after="40"/>
+              <w:ind w:firstLine="0"/>
+            </w:pPr>
+            <w:r>
+              <w:rPr>
+                <w:sz w:val="20"/>
+              </w:rPr>
+              <w:t>per minute</w:t>
+            </w:r>
+          </w:p>
+        </w:tc>
+      </w:tr>
+      <w:tr>
+        <w:tc>
+          <w:tcPr>
+            <w:tcW w:type="dxa" w:w="3168"/>
+          </w:tcPr>
+          <w:p>
+            <w:pPr>
+              <w:spacing w:line="240" w:lineRule="auto" w:after="40"/>
+              <w:ind w:firstLine="0"/>
+            </w:pPr>
+            <w:r>
+              <w:rPr>
+                <w:sz w:val="20"/>
+              </w:rPr>
+              <w:t>Fixation rate</w:t>
+            </w:r>
+          </w:p>
+        </w:tc>
+        <w:tc>
+          <w:tcPr>
+            <w:tcW w:type="dxa" w:w="1584"/>
+          </w:tcPr>
+          <w:p>
+            <w:pPr>
+              <w:spacing w:line="240" w:lineRule="auto" w:after="40"/>
+              <w:ind w:firstLine="0"/>
+            </w:pPr>
+            <w:r>
+              <w:rPr>
+                <w:sz w:val="20"/>
+              </w:rPr>
+              <w:t>3.37</w:t>
+            </w:r>
+          </w:p>
+        </w:tc>
+        <w:tc>
+          <w:tcPr>
+            <w:tcW w:type="dxa" w:w="1584"/>
+          </w:tcPr>
+          <w:p>
+            <w:pPr>
+              <w:spacing w:line="240" w:lineRule="auto" w:after="40"/>
+              <w:ind w:firstLine="0"/>
+            </w:pPr>
+            <w:r>
+              <w:rPr>
+                <w:sz w:val="20"/>
+              </w:rPr>
+              <w:t>3.15</w:t>
+            </w:r>
+          </w:p>
+        </w:tc>
+        <w:tc>
+          <w:tcPr>
+            <w:tcW w:type="dxa" w:w="1872"/>
+          </w:tcPr>
+          <w:p>
+            <w:pPr>
+              <w:spacing w:line="240" w:lineRule="auto" w:after="40"/>
+              <w:ind w:firstLine="0"/>
+            </w:pPr>
+            <w:r>
+              <w:rPr>
+                <w:sz w:val="20"/>
+              </w:rPr>
+              <w:t>per second</w:t>
+            </w:r>
+          </w:p>
+        </w:tc>
+      </w:tr>
+      <w:tr>
+        <w:tc>
+          <w:tcPr>
+            <w:tcW w:type="dxa" w:w="3168"/>
+          </w:tcPr>
+          <w:p>
+            <w:pPr>
+              <w:spacing w:line="240" w:lineRule="auto" w:after="40"/>
+              <w:ind w:firstLine="0"/>
+            </w:pPr>
+            <w:r>
+              <w:rPr>
+                <w:sz w:val="20"/>
+              </w:rPr>
+              <w:t>Fixation duration</w:t>
+            </w:r>
+          </w:p>
+        </w:tc>
+        <w:tc>
+          <w:tcPr>
+            <w:tcW w:type="dxa" w:w="1584"/>
+          </w:tcPr>
+          <w:p>
+            <w:pPr>
+              <w:spacing w:line="240" w:lineRule="auto" w:after="40"/>
+              <w:ind w:firstLine="0"/>
+            </w:pPr>
+            <w:r>
+              <w:rPr>
+                <w:sz w:val="20"/>
+              </w:rPr>
+              <w:t>268</w:t>
+            </w:r>
+          </w:p>
+        </w:tc>
+        <w:tc>
+          <w:tcPr>
+            <w:tcW w:type="dxa" w:w="1584"/>
+          </w:tcPr>
+          <w:p>
+            <w:pPr>
+              <w:spacing w:line="240" w:lineRule="auto" w:after="40"/>
+              <w:ind w:firstLine="0"/>
+            </w:pPr>
+            <w:r>
+              <w:rPr>
+                <w:sz w:val="20"/>
+              </w:rPr>
+              <w:t>290</w:t>
+            </w:r>
+          </w:p>
+        </w:tc>
+        <w:tc>
+          <w:tcPr>
+            <w:tcW w:type="dxa" w:w="1872"/>
+          </w:tcPr>
+          <w:p>
+            <w:pPr>
+              <w:spacing w:line="240" w:lineRule="auto" w:after="40"/>
+              <w:ind w:firstLine="0"/>
+            </w:pPr>
+            <w:r>
+              <w:rPr>
+                <w:sz w:val="20"/>
+              </w:rPr>
+              <w:t>ms</w:t>
+            </w:r>
+          </w:p>
+        </w:tc>
+      </w:tr>
+      <w:tr>
+        <w:tc>
+          <w:tcPr>
+            <w:tcW w:type="dxa" w:w="3168"/>
+          </w:tcPr>
+          <w:p>
+            <w:pPr>
+              <w:spacing w:line="240" w:lineRule="auto" w:after="40"/>
+              <w:ind w:firstLine="0"/>
+            </w:pPr>
+            <w:r>
+              <w:rPr>
+                <w:sz w:val="20"/>
+              </w:rPr>
+              <w:t>Saccade rate</w:t>
+            </w:r>
+          </w:p>
+        </w:tc>
+        <w:tc>
+          <w:tcPr>
+            <w:tcW w:type="dxa" w:w="1584"/>
+          </w:tcPr>
+          <w:p>
+            <w:pPr>
+              <w:spacing w:line="240" w:lineRule="auto" w:after="40"/>
+              <w:ind w:firstLine="0"/>
+            </w:pPr>
+            <w:r>
+              <w:rPr>
+                <w:sz w:val="20"/>
+              </w:rPr>
+              <w:t>3.36</w:t>
+            </w:r>
+          </w:p>
+        </w:tc>
+        <w:tc>
+          <w:tcPr>
+            <w:tcW w:type="dxa" w:w="1584"/>
+          </w:tcPr>
+          <w:p>
+            <w:pPr>
+              <w:spacing w:line="240" w:lineRule="auto" w:after="40"/>
+              <w:ind w:firstLine="0"/>
+            </w:pPr>
+            <w:r>
+              <w:rPr>
+                <w:sz w:val="20"/>
+              </w:rPr>
+              <w:t>2.84</w:t>
+            </w:r>
+          </w:p>
+        </w:tc>
+        <w:tc>
+          <w:tcPr>
+            <w:tcW w:type="dxa" w:w="1872"/>
+          </w:tcPr>
+          <w:p>
+            <w:pPr>
+              <w:spacing w:line="240" w:lineRule="auto" w:after="40"/>
+              <w:ind w:firstLine="0"/>
+            </w:pPr>
+            <w:r>
+              <w:rPr>
+                <w:sz w:val="20"/>
+              </w:rPr>
+              <w:t>per second</w:t>
+            </w:r>
+          </w:p>
+        </w:tc>
+      </w:tr>
+      <w:tr>
+        <w:tc>
+          <w:tcPr>
+            <w:tcW w:type="dxa" w:w="3168"/>
+          </w:tcPr>
+          <w:p>
+            <w:pPr>
+              <w:spacing w:line="240" w:lineRule="auto" w:after="40"/>
+              <w:ind w:firstLine="0"/>
+            </w:pPr>
+            <w:r>
+              <w:rPr>
+                <w:sz w:val="20"/>
+              </w:rPr>
+              <w:t>Saccade amplitude</w:t>
+            </w:r>
+          </w:p>
+        </w:tc>
+        <w:tc>
+          <w:tcPr>
+            <w:tcW w:type="dxa" w:w="1584"/>
+          </w:tcPr>
+          <w:p>
+            <w:pPr>
+              <w:spacing w:line="240" w:lineRule="auto" w:after="40"/>
+              <w:ind w:firstLine="0"/>
+            </w:pPr>
+            <w:r>
+              <w:rPr>
+                <w:sz w:val="20"/>
+              </w:rPr>
+              <w:t>3.22</w:t>
+            </w:r>
+          </w:p>
+        </w:tc>
+        <w:tc>
+          <w:tcPr>
+            <w:tcW w:type="dxa" w:w="1584"/>
+          </w:tcPr>
+          <w:p>
+            <w:pPr>
+              <w:spacing w:line="240" w:lineRule="auto" w:after="40"/>
+              <w:ind w:firstLine="0"/>
+            </w:pPr>
+            <w:r>
+              <w:rPr>
+                <w:sz w:val="20"/>
+              </w:rPr>
+              <w:t>3.53</w:t>
+            </w:r>
+          </w:p>
+        </w:tc>
+        <w:tc>
+          <w:tcPr>
+            <w:tcW w:type="dxa" w:w="1872"/>
+          </w:tcPr>
+          <w:p>
+            <w:pPr>
+              <w:spacing w:line="240" w:lineRule="auto" w:after="40"/>
+              <w:ind w:firstLine="0"/>
+            </w:pPr>
+            <w:r>
+              <w:rPr>
+                <w:sz w:val="20"/>
+              </w:rPr>
+              <w:t>degrees</w:t>
+            </w:r>
+          </w:p>
+        </w:tc>
+      </w:tr>
+      <w:tr>
+        <w:tc>
+          <w:tcPr>
+            <w:tcW w:type="dxa" w:w="3168"/>
+          </w:tcPr>
+          <w:p>
+            <w:pPr>
+              <w:spacing w:line="240" w:lineRule="auto" w:after="40"/>
+              <w:ind w:firstLine="0"/>
+            </w:pPr>
+            <w:r>
+              <w:rPr>
+                <w:sz w:val="20"/>
+              </w:rPr>
+              <w:t>Saccade peak velocity</w:t>
+            </w:r>
+          </w:p>
+        </w:tc>
+        <w:tc>
+          <w:tcPr>
+            <w:tcW w:type="dxa" w:w="1584"/>
+          </w:tcPr>
+          <w:p>
+            <w:pPr>
+              <w:spacing w:line="240" w:lineRule="auto" w:after="40"/>
+              <w:ind w:firstLine="0"/>
+            </w:pPr>
+            <w:r>
+              <w:rPr>
+                <w:sz w:val="20"/>
+              </w:rPr>
+              <w:t>139</w:t>
+            </w:r>
+          </w:p>
+        </w:tc>
+        <w:tc>
+          <w:tcPr>
+            <w:tcW w:type="dxa" w:w="1584"/>
+          </w:tcPr>
+          <w:p>
+            <w:pPr>
+              <w:spacing w:line="240" w:lineRule="auto" w:after="40"/>
+              <w:ind w:firstLine="0"/>
+            </w:pPr>
+            <w:r>
+              <w:rPr>
+                <w:sz w:val="20"/>
+              </w:rPr>
+              <w:t>148</w:t>
+            </w:r>
+          </w:p>
+        </w:tc>
+        <w:tc>
+          <w:tcPr>
+            <w:tcW w:type="dxa" w:w="1872"/>
+          </w:tcPr>
+          <w:p>
+            <w:pPr>
+              <w:spacing w:line="240" w:lineRule="auto" w:after="40"/>
+              <w:ind w:firstLine="0"/>
+            </w:pPr>
+            <w:r>
+              <w:rPr>
+                <w:sz w:val="20"/>
+              </w:rPr>
+              <w:t>°/s</w:t>
+            </w:r>
+          </w:p>
+        </w:tc>
+      </w:tr>
+      <w:tr>
+        <w:tc>
+          <w:tcPr>
+            <w:tcW w:type="dxa" w:w="3168"/>
+          </w:tcPr>
+          <w:p>
+            <w:pPr>
+              <w:spacing w:line="240" w:lineRule="auto" w:after="40"/>
+              <w:ind w:firstLine="0"/>
+            </w:pPr>
+            <w:r>
+              <w:rPr>
+                <w:sz w:val="20"/>
+              </w:rPr>
+              <w:t>Gaze spread, horizontal</w:t>
+            </w:r>
+          </w:p>
+        </w:tc>
+        <w:tc>
+          <w:tcPr>
+            <w:tcW w:type="dxa" w:w="1584"/>
+          </w:tcPr>
+          <w:p>
+            <w:pPr>
+              <w:spacing w:line="240" w:lineRule="auto" w:after="40"/>
+              <w:ind w:firstLine="0"/>
+            </w:pPr>
+            <w:r>
+              <w:rPr>
+                <w:sz w:val="20"/>
+              </w:rPr>
+              <w:t>3.47</w:t>
+            </w:r>
+          </w:p>
+        </w:tc>
+        <w:tc>
+          <w:tcPr>
+            <w:tcW w:type="dxa" w:w="1584"/>
+          </w:tcPr>
+          <w:p>
+            <w:pPr>
+              <w:spacing w:line="240" w:lineRule="auto" w:after="40"/>
+              <w:ind w:firstLine="0"/>
+            </w:pPr>
+            <w:r>
+              <w:rPr>
+                <w:sz w:val="20"/>
+              </w:rPr>
+              <w:t>3.56</w:t>
+            </w:r>
+          </w:p>
+        </w:tc>
+        <w:tc>
+          <w:tcPr>
+            <w:tcW w:type="dxa" w:w="1872"/>
+          </w:tcPr>
+          <w:p>
+            <w:pPr>
+              <w:spacing w:line="240" w:lineRule="auto" w:after="40"/>
+              <w:ind w:firstLine="0"/>
+            </w:pPr>
+            <w:r>
+              <w:rPr>
+                <w:sz w:val="20"/>
+              </w:rPr>
+              <w:t>degrees</w:t>
+            </w:r>
+          </w:p>
+        </w:tc>
+      </w:tr>
+      <w:tr>
+        <w:tc>
+          <w:tcPr>
+            <w:tcW w:type="dxa" w:w="3168"/>
+          </w:tcPr>
+          <w:p>
+            <w:pPr>
+              <w:spacing w:line="240" w:lineRule="auto" w:after="40"/>
+              <w:ind w:firstLine="0"/>
+            </w:pPr>
+            <w:r>
+              <w:rPr>
+                <w:sz w:val="20"/>
+              </w:rPr>
+              <w:t>Gaze spread, vertical</w:t>
+            </w:r>
+          </w:p>
+        </w:tc>
+        <w:tc>
+          <w:tcPr>
+            <w:tcW w:type="dxa" w:w="1584"/>
+          </w:tcPr>
+          <w:p>
+            <w:pPr>
+              <w:spacing w:line="240" w:lineRule="auto" w:after="40"/>
+              <w:ind w:firstLine="0"/>
+            </w:pPr>
+            <w:r>
+              <w:rPr>
+                <w:sz w:val="20"/>
+              </w:rPr>
+              <w:t>2.73</w:t>
+            </w:r>
+          </w:p>
+        </w:tc>
+        <w:tc>
+          <w:tcPr>
+            <w:tcW w:type="dxa" w:w="1584"/>
+          </w:tcPr>
+          <w:p>
+            <w:pPr>
+              <w:spacing w:line="240" w:lineRule="auto" w:after="40"/>
+              <w:ind w:firstLine="0"/>
+            </w:pPr>
+            <w:r>
+              <w:rPr>
+                <w:sz w:val="20"/>
+              </w:rPr>
+              <w:t>3.06</w:t>
+            </w:r>
+          </w:p>
+        </w:tc>
+        <w:tc>
+          <w:tcPr>
+            <w:tcW w:type="dxa" w:w="1872"/>
+          </w:tcPr>
+          <w:p>
+            <w:pPr>
+              <w:spacing w:line="240" w:lineRule="auto" w:after="40"/>
+              <w:ind w:firstLine="0"/>
+            </w:pPr>
+            <w:r>
+              <w:rPr>
+                <w:sz w:val="20"/>
+              </w:rPr>
+              <w:t>degrees</w:t>
+            </w:r>
+          </w:p>
+        </w:tc>
+      </w:tr>
+    </w:tbl>
+    <w:p>
+      <w:pPr>
+        <w:spacing w:after="120"/>
+      </w:pPr>
+    </w:p>
+    <w:p>
+      <w:pPr>
+        <w:pStyle w:val="Heading2"/>
+        <w:jc w:val="left"/>
+      </w:pPr>
+      <w:r>
+        <w:t>MAIN ANALYSIS (P1)</w:t>
+      </w:r>
+    </w:p>
+    <w:p>
+      <w:pPr>
+        <w:ind w:firstLine="720"/>
+        <w:jc w:val="both"/>
+      </w:pPr>
+      <w:r>
+        <w:rPr/>
+        <w:t>With all ten features, both models separated low from high load almost perfectly in participants they had not seen during training (Table 12, Figures 6 and 7). Logistic Regression reached a pooled ROC-AUC of 0.990 (95% CI 0.973–1.000) and XGBoost 0.983 (0.962–0.999). The majority-class baseline reached a balanced accuracy of 0.500, against 0.944 and 0.922 for the two models. Logistic Regression ranked the A4 recording above the A1 recording for 44 of the 45 participants, and XGBoost for all 45. The grouped permutation test, run with default hyperparameters, placed the untuned pipelines above chance (observed ROC-AUC 0.991 for Logistic Regression and 0.976 for XGBoost; p = 0.005, the smallest attainable value).</w:t>
+      </w:r>
+    </w:p>
+    <w:p>
+      <w:pPr>
+        <w:keepNext/>
+        <w:spacing w:after="120"/>
+        <w:jc w:val="left"/>
+      </w:pPr>
+      <w:r>
+        <w:rPr>
+          <w:b/>
+        </w:rPr>
+        <w:t xml:space="preserve">Table 12. </w:t>
+      </w:r>
+      <w:r>
+        <w:rPr/>
+        <w:t>Classification results under leave-one-participant-out validation (90 samples).</w:t>
+      </w:r>
+    </w:p>
+    <w:tbl>
+      <w:tblPr>
+        <w:tblStyle w:val="TableGrid"/>
+        <w:tblW w:type="auto" w:w="0"/>
+        <w:jc w:val="center"/>
+        <w:tblLook w:firstColumn="1" w:firstRow="1" w:lastColumn="0" w:lastRow="0" w:noHBand="0" w:noVBand="1" w:val="04A0"/>
+      </w:tblPr>
+      <w:tblGrid>
+        <w:gridCol w:w="1170"/>
+        <w:gridCol w:w="1170"/>
+        <w:gridCol w:w="1170"/>
+        <w:gridCol w:w="1170"/>
+        <w:gridCol w:w="1170"/>
+        <w:gridCol w:w="1170"/>
+        <w:gridCol w:w="1170"/>
+        <w:gridCol w:w="1170"/>
+      </w:tblGrid>
+      <w:tr>
+        <w:tc>
+          <w:tcPr>
+            <w:tcW w:type="dxa" w:w="792"/>
+            <w:shd w:val="clear" w:color="auto" w:fill="D9D9D9"/>
+          </w:tcPr>
+          <w:p>
+            <w:pPr>
+              <w:spacing w:line="240" w:lineRule="auto" w:after="40"/>
+              <w:ind w:firstLine="0"/>
+            </w:pPr>
+            <w:r>
+              <w:rPr>
+                <w:b/>
+                <w:sz w:val="16"/>
+              </w:rPr>
+              <w:t>Analysis</w:t>
+            </w:r>
+          </w:p>
+        </w:tc>
+        <w:tc>
+          <w:tcPr>
+            <w:tcW w:type="dxa" w:w="1584"/>
+            <w:shd w:val="clear" w:color="auto" w:fill="D9D9D9"/>
+          </w:tcPr>
+          <w:p>
+            <w:pPr>
+              <w:spacing w:line="240" w:lineRule="auto" w:after="40"/>
+              <w:ind w:firstLine="0"/>
+            </w:pPr>
+            <w:r>
+              <w:rPr>
+                <w:b/>
+                <w:sz w:val="16"/>
+              </w:rPr>
+              <w:t>Model</w:t>
+            </w:r>
+          </w:p>
+        </w:tc>
+        <w:tc>
+          <w:tcPr>
+            <w:tcW w:type="dxa" w:w="1872"/>
+            <w:shd w:val="clear" w:color="auto" w:fill="D9D9D9"/>
+          </w:tcPr>
+          <w:p>
+            <w:pPr>
+              <w:spacing w:line="240" w:lineRule="auto" w:after="40"/>
+              <w:ind w:firstLine="0"/>
+            </w:pPr>
+            <w:r>
+              <w:rPr>
+                <w:b/>
+                <w:sz w:val="16"/>
+              </w:rPr>
+              <w:t>ROC-AUC (95% CI)</w:t>
+            </w:r>
+          </w:p>
+        </w:tc>
+        <w:tc>
+          <w:tcPr>
+            <w:tcW w:type="dxa" w:w="1152"/>
+            <w:shd w:val="clear" w:color="auto" w:fill="D9D9D9"/>
+          </w:tcPr>
+          <w:p>
+            <w:pPr>
+              <w:spacing w:line="240" w:lineRule="auto" w:after="40"/>
+              <w:ind w:firstLine="0"/>
+            </w:pPr>
+            <w:r>
+              <w:rPr>
+                <w:b/>
+                <w:sz w:val="16"/>
+              </w:rPr>
+              <w:t>Balanced accuracy</w:t>
+            </w:r>
+          </w:p>
+        </w:tc>
+        <w:tc>
+          <w:tcPr>
+            <w:tcW w:type="dxa" w:w="864"/>
+            <w:shd w:val="clear" w:color="auto" w:fill="D9D9D9"/>
+          </w:tcPr>
+          <w:p>
+            <w:pPr>
+              <w:spacing w:line="240" w:lineRule="auto" w:after="40"/>
+              <w:ind w:firstLine="0"/>
+            </w:pPr>
+            <w:r>
+              <w:rPr>
+                <w:b/>
+                <w:sz w:val="16"/>
+              </w:rPr>
+              <w:t>Macro-F1</w:t>
+            </w:r>
+          </w:p>
+        </w:tc>
+        <w:tc>
+          <w:tcPr>
+            <w:tcW w:type="dxa" w:w="1296"/>
+            <w:shd w:val="clear" w:color="auto" w:fill="D9D9D9"/>
+          </w:tcPr>
+          <w:p>
+            <w:pPr>
+              <w:spacing w:line="240" w:lineRule="auto" w:after="40"/>
+              <w:ind w:firstLine="0"/>
+            </w:pPr>
+            <w:r>
+              <w:rPr>
+                <w:b/>
+                <w:sz w:val="16"/>
+              </w:rPr>
+              <w:t>Recall low / high</w:t>
+            </w:r>
+          </w:p>
+        </w:tc>
+        <w:tc>
+          <w:tcPr>
+            <w:tcW w:type="dxa" w:w="720"/>
+            <w:shd w:val="clear" w:color="auto" w:fill="D9D9D9"/>
+          </w:tcPr>
+          <w:p>
+            <w:pPr>
+              <w:spacing w:line="240" w:lineRule="auto" w:after="40"/>
+              <w:ind w:firstLine="0"/>
+            </w:pPr>
+            <w:r>
+              <w:rPr>
+                <w:b/>
+                <w:sz w:val="16"/>
+              </w:rPr>
+              <w:t>Brier</w:t>
+            </w:r>
+          </w:p>
+        </w:tc>
+        <w:tc>
+          <w:tcPr>
+            <w:tcW w:type="dxa" w:w="864"/>
+            <w:shd w:val="clear" w:color="auto" w:fill="D9D9D9"/>
+          </w:tcPr>
+          <w:p>
+            <w:pPr>
+              <w:spacing w:line="240" w:lineRule="auto" w:after="40"/>
+              <w:ind w:firstLine="0"/>
+            </w:pPr>
+            <w:r>
+              <w:rPr>
+                <w:b/>
+                <w:sz w:val="16"/>
+              </w:rPr>
+              <w:t>A4 &gt; A1</w:t>
+            </w:r>
+          </w:p>
+        </w:tc>
+      </w:tr>
+      <w:tr>
+        <w:tc>
+          <w:tcPr>
+            <w:tcW w:type="dxa" w:w="792"/>
+          </w:tcPr>
+          <w:p>
+            <w:pPr>
+              <w:spacing w:line="240" w:lineRule="auto" w:after="40"/>
+              <w:ind w:firstLine="0"/>
+            </w:pPr>
+            <w:r>
+              <w:rPr>
+                <w:sz w:val="16"/>
+              </w:rPr>
+              <w:t>P1</w:t>
+            </w:r>
+          </w:p>
+        </w:tc>
+        <w:tc>
+          <w:tcPr>
+            <w:tcW w:type="dxa" w:w="1584"/>
+          </w:tcPr>
+          <w:p>
+            <w:pPr>
+              <w:spacing w:line="240" w:lineRule="auto" w:after="40"/>
+              <w:ind w:firstLine="0"/>
+            </w:pPr>
+            <w:r>
+              <w:rPr>
+                <w:sz w:val="16"/>
+              </w:rPr>
+              <w:t>Logistic Regression</w:t>
+            </w:r>
+          </w:p>
+        </w:tc>
+        <w:tc>
+          <w:tcPr>
+            <w:tcW w:type="dxa" w:w="1872"/>
+          </w:tcPr>
+          <w:p>
+            <w:pPr>
+              <w:spacing w:line="240" w:lineRule="auto" w:after="40"/>
+              <w:ind w:firstLine="0"/>
+            </w:pPr>
+            <w:r>
+              <w:rPr>
+                <w:sz w:val="16"/>
+              </w:rPr>
+              <w:t>0.990 (0.973–1.000)</w:t>
+            </w:r>
+          </w:p>
+        </w:tc>
+        <w:tc>
+          <w:tcPr>
+            <w:tcW w:type="dxa" w:w="1152"/>
+          </w:tcPr>
+          <w:p>
+            <w:pPr>
+              <w:spacing w:line="240" w:lineRule="auto" w:after="40"/>
+              <w:ind w:firstLine="0"/>
+            </w:pPr>
+            <w:r>
+              <w:rPr>
+                <w:sz w:val="16"/>
+              </w:rPr>
+              <w:t>0.944</w:t>
+            </w:r>
+          </w:p>
+        </w:tc>
+        <w:tc>
+          <w:tcPr>
+            <w:tcW w:type="dxa" w:w="864"/>
+          </w:tcPr>
+          <w:p>
+            <w:pPr>
+              <w:spacing w:line="240" w:lineRule="auto" w:after="40"/>
+              <w:ind w:firstLine="0"/>
+            </w:pPr>
+            <w:r>
+              <w:rPr>
+                <w:sz w:val="16"/>
+              </w:rPr>
+              <w:t>0.944</w:t>
+            </w:r>
+          </w:p>
+        </w:tc>
+        <w:tc>
+          <w:tcPr>
+            <w:tcW w:type="dxa" w:w="1296"/>
+          </w:tcPr>
+          <w:p>
+            <w:pPr>
+              <w:spacing w:line="240" w:lineRule="auto" w:after="40"/>
+              <w:ind w:firstLine="0"/>
+            </w:pPr>
+            <w:r>
+              <w:rPr>
+                <w:sz w:val="16"/>
+              </w:rPr>
+              <w:t>0.978 / 0.911</w:t>
+            </w:r>
+          </w:p>
+        </w:tc>
+        <w:tc>
+          <w:tcPr>
+            <w:tcW w:type="dxa" w:w="720"/>
+          </w:tcPr>
+          <w:p>
+            <w:pPr>
+              <w:spacing w:line="240" w:lineRule="auto" w:after="40"/>
+              <w:ind w:firstLine="0"/>
+            </w:pPr>
+            <w:r>
+              <w:rPr>
+                <w:sz w:val="16"/>
+              </w:rPr>
+              <w:t>0.043</w:t>
+            </w:r>
+          </w:p>
+        </w:tc>
+        <w:tc>
+          <w:tcPr>
+            <w:tcW w:type="dxa" w:w="864"/>
+          </w:tcPr>
+          <w:p>
+            <w:pPr>
+              <w:spacing w:line="240" w:lineRule="auto" w:after="40"/>
+              <w:ind w:firstLine="0"/>
+            </w:pPr>
+            <w:r>
+              <w:rPr>
+                <w:sz w:val="16"/>
+              </w:rPr>
+              <w:t>44/45</w:t>
+            </w:r>
+          </w:p>
+        </w:tc>
+      </w:tr>
+      <w:tr>
+        <w:tc>
+          <w:tcPr>
+            <w:tcW w:type="dxa" w:w="792"/>
+          </w:tcPr>
+          <w:p>
+            <w:pPr>
+              <w:spacing w:line="240" w:lineRule="auto" w:after="40"/>
+              <w:ind w:firstLine="0"/>
+            </w:pPr>
+            <w:r>
+              <w:rPr>
+                <w:sz w:val="16"/>
+              </w:rPr>
+              <w:t>P1</w:t>
+            </w:r>
+          </w:p>
+        </w:tc>
+        <w:tc>
+          <w:tcPr>
+            <w:tcW w:type="dxa" w:w="1584"/>
+          </w:tcPr>
+          <w:p>
+            <w:pPr>
+              <w:spacing w:line="240" w:lineRule="auto" w:after="40"/>
+              <w:ind w:firstLine="0"/>
+            </w:pPr>
+            <w:r>
+              <w:rPr>
+                <w:sz w:val="16"/>
+              </w:rPr>
+              <w:t>XGBoost</w:t>
+            </w:r>
+          </w:p>
+        </w:tc>
+        <w:tc>
+          <w:tcPr>
+            <w:tcW w:type="dxa" w:w="1872"/>
+          </w:tcPr>
+          <w:p>
+            <w:pPr>
+              <w:spacing w:line="240" w:lineRule="auto" w:after="40"/>
+              <w:ind w:firstLine="0"/>
+            </w:pPr>
+            <w:r>
+              <w:rPr>
+                <w:sz w:val="16"/>
+              </w:rPr>
+              <w:t>0.983 (0.962–0.999)</w:t>
+            </w:r>
+          </w:p>
+        </w:tc>
+        <w:tc>
+          <w:tcPr>
+            <w:tcW w:type="dxa" w:w="1152"/>
+          </w:tcPr>
+          <w:p>
+            <w:pPr>
+              <w:spacing w:line="240" w:lineRule="auto" w:after="40"/>
+              <w:ind w:firstLine="0"/>
+            </w:pPr>
+            <w:r>
+              <w:rPr>
+                <w:sz w:val="16"/>
+              </w:rPr>
+              <w:t>0.922</w:t>
+            </w:r>
+          </w:p>
+        </w:tc>
+        <w:tc>
+          <w:tcPr>
+            <w:tcW w:type="dxa" w:w="864"/>
+          </w:tcPr>
+          <w:p>
+            <w:pPr>
+              <w:spacing w:line="240" w:lineRule="auto" w:after="40"/>
+              <w:ind w:firstLine="0"/>
+            </w:pPr>
+            <w:r>
+              <w:rPr>
+                <w:sz w:val="16"/>
+              </w:rPr>
+              <w:t>0.922</w:t>
+            </w:r>
+          </w:p>
+        </w:tc>
+        <w:tc>
+          <w:tcPr>
+            <w:tcW w:type="dxa" w:w="1296"/>
+          </w:tcPr>
+          <w:p>
+            <w:pPr>
+              <w:spacing w:line="240" w:lineRule="auto" w:after="40"/>
+              <w:ind w:firstLine="0"/>
+            </w:pPr>
+            <w:r>
+              <w:rPr>
+                <w:sz w:val="16"/>
+              </w:rPr>
+              <w:t>0.933 / 0.911</w:t>
+            </w:r>
+          </w:p>
+        </w:tc>
+        <w:tc>
+          <w:tcPr>
+            <w:tcW w:type="dxa" w:w="720"/>
+          </w:tcPr>
+          <w:p>
+            <w:pPr>
+              <w:spacing w:line="240" w:lineRule="auto" w:after="40"/>
+              <w:ind w:firstLine="0"/>
+            </w:pPr>
+            <w:r>
+              <w:rPr>
+                <w:sz w:val="16"/>
+              </w:rPr>
+              <w:t>0.053</w:t>
+            </w:r>
+          </w:p>
+        </w:tc>
+        <w:tc>
+          <w:tcPr>
+            <w:tcW w:type="dxa" w:w="864"/>
+          </w:tcPr>
+          <w:p>
+            <w:pPr>
+              <w:spacing w:line="240" w:lineRule="auto" w:after="40"/>
+              <w:ind w:firstLine="0"/>
+            </w:pPr>
+            <w:r>
+              <w:rPr>
+                <w:sz w:val="16"/>
+              </w:rPr>
+              <w:t>45/45</w:t>
+            </w:r>
+          </w:p>
+        </w:tc>
+      </w:tr>
+      <w:tr>
+        <w:tc>
+          <w:tcPr>
+            <w:tcW w:type="dxa" w:w="792"/>
+          </w:tcPr>
+          <w:p>
+            <w:pPr>
+              <w:spacing w:line="240" w:lineRule="auto" w:after="40"/>
+              <w:ind w:firstLine="0"/>
+            </w:pPr>
+            <w:r>
+              <w:rPr>
+                <w:sz w:val="16"/>
+              </w:rPr>
+              <w:t>P2</w:t>
+            </w:r>
+          </w:p>
+        </w:tc>
+        <w:tc>
+          <w:tcPr>
+            <w:tcW w:type="dxa" w:w="1584"/>
+          </w:tcPr>
+          <w:p>
+            <w:pPr>
+              <w:spacing w:line="240" w:lineRule="auto" w:after="40"/>
+              <w:ind w:firstLine="0"/>
+            </w:pPr>
+            <w:r>
+              <w:rPr>
+                <w:sz w:val="16"/>
+              </w:rPr>
+              <w:t>Logistic Regression</w:t>
+            </w:r>
+          </w:p>
+        </w:tc>
+        <w:tc>
+          <w:tcPr>
+            <w:tcW w:type="dxa" w:w="1872"/>
+          </w:tcPr>
+          <w:p>
+            <w:pPr>
+              <w:spacing w:line="240" w:lineRule="auto" w:after="40"/>
+              <w:ind w:firstLine="0"/>
+            </w:pPr>
+            <w:r>
+              <w:rPr>
+                <w:sz w:val="16"/>
+              </w:rPr>
+              <w:t>0.851 (0.763–0.922)</w:t>
+            </w:r>
+          </w:p>
+        </w:tc>
+        <w:tc>
+          <w:tcPr>
+            <w:tcW w:type="dxa" w:w="1152"/>
+          </w:tcPr>
+          <w:p>
+            <w:pPr>
+              <w:spacing w:line="240" w:lineRule="auto" w:after="40"/>
+              <w:ind w:firstLine="0"/>
+            </w:pPr>
+            <w:r>
+              <w:rPr>
+                <w:sz w:val="16"/>
+              </w:rPr>
+              <w:t>0.811</w:t>
+            </w:r>
+          </w:p>
+        </w:tc>
+        <w:tc>
+          <w:tcPr>
+            <w:tcW w:type="dxa" w:w="864"/>
+          </w:tcPr>
+          <w:p>
+            <w:pPr>
+              <w:spacing w:line="240" w:lineRule="auto" w:after="40"/>
+              <w:ind w:firstLine="0"/>
+            </w:pPr>
+            <w:r>
+              <w:rPr>
+                <w:sz w:val="16"/>
+              </w:rPr>
+              <w:t>0.811</w:t>
+            </w:r>
+          </w:p>
+        </w:tc>
+        <w:tc>
+          <w:tcPr>
+            <w:tcW w:type="dxa" w:w="1296"/>
+          </w:tcPr>
+          <w:p>
+            <w:pPr>
+              <w:spacing w:line="240" w:lineRule="auto" w:after="40"/>
+              <w:ind w:firstLine="0"/>
+            </w:pPr>
+            <w:r>
+              <w:rPr>
+                <w:sz w:val="16"/>
+              </w:rPr>
+              <w:t>0.844 / 0.778</w:t>
+            </w:r>
+          </w:p>
+        </w:tc>
+        <w:tc>
+          <w:tcPr>
+            <w:tcW w:type="dxa" w:w="720"/>
+          </w:tcPr>
+          <w:p>
+            <w:pPr>
+              <w:spacing w:line="240" w:lineRule="auto" w:after="40"/>
+              <w:ind w:firstLine="0"/>
+            </w:pPr>
+            <w:r>
+              <w:rPr>
+                <w:sz w:val="16"/>
+              </w:rPr>
+              <w:t>0.166</w:t>
+            </w:r>
+          </w:p>
+        </w:tc>
+        <w:tc>
+          <w:tcPr>
+            <w:tcW w:type="dxa" w:w="864"/>
+          </w:tcPr>
+          <w:p>
+            <w:pPr>
+              <w:spacing w:line="240" w:lineRule="auto" w:after="40"/>
+              <w:ind w:firstLine="0"/>
+            </w:pPr>
+            <w:r>
+              <w:rPr>
+                <w:sz w:val="16"/>
+              </w:rPr>
+              <w:t>38/45</w:t>
+            </w:r>
+          </w:p>
+        </w:tc>
+      </w:tr>
+      <w:tr>
+        <w:tc>
+          <w:tcPr>
+            <w:tcW w:type="dxa" w:w="792"/>
+          </w:tcPr>
+          <w:p>
+            <w:pPr>
+              <w:spacing w:line="240" w:lineRule="auto" w:after="40"/>
+              <w:ind w:firstLine="0"/>
+            </w:pPr>
+            <w:r>
+              <w:rPr>
+                <w:sz w:val="16"/>
+              </w:rPr>
+              <w:t>P2</w:t>
+            </w:r>
+          </w:p>
+        </w:tc>
+        <w:tc>
+          <w:tcPr>
+            <w:tcW w:type="dxa" w:w="1584"/>
+          </w:tcPr>
+          <w:p>
+            <w:pPr>
+              <w:spacing w:line="240" w:lineRule="auto" w:after="40"/>
+              <w:ind w:firstLine="0"/>
+            </w:pPr>
+            <w:r>
+              <w:rPr>
+                <w:sz w:val="16"/>
+              </w:rPr>
+              <w:t>XGBoost</w:t>
+            </w:r>
+          </w:p>
+        </w:tc>
+        <w:tc>
+          <w:tcPr>
+            <w:tcW w:type="dxa" w:w="1872"/>
+          </w:tcPr>
+          <w:p>
+            <w:pPr>
+              <w:spacing w:line="240" w:lineRule="auto" w:after="40"/>
+              <w:ind w:firstLine="0"/>
+            </w:pPr>
+            <w:r>
+              <w:rPr>
+                <w:sz w:val="16"/>
+              </w:rPr>
+              <w:t>0.804 (0.692–0.901)</w:t>
+            </w:r>
+          </w:p>
+        </w:tc>
+        <w:tc>
+          <w:tcPr>
+            <w:tcW w:type="dxa" w:w="1152"/>
+          </w:tcPr>
+          <w:p>
+            <w:pPr>
+              <w:spacing w:line="240" w:lineRule="auto" w:after="40"/>
+              <w:ind w:firstLine="0"/>
+            </w:pPr>
+            <w:r>
+              <w:rPr>
+                <w:sz w:val="16"/>
+              </w:rPr>
+              <w:t>0.756</w:t>
+            </w:r>
+          </w:p>
+        </w:tc>
+        <w:tc>
+          <w:tcPr>
+            <w:tcW w:type="dxa" w:w="864"/>
+          </w:tcPr>
+          <w:p>
+            <w:pPr>
+              <w:spacing w:line="240" w:lineRule="auto" w:after="40"/>
+              <w:ind w:firstLine="0"/>
+            </w:pPr>
+            <w:r>
+              <w:rPr>
+                <w:sz w:val="16"/>
+              </w:rPr>
+              <w:t>0.755</w:t>
+            </w:r>
+          </w:p>
+        </w:tc>
+        <w:tc>
+          <w:tcPr>
+            <w:tcW w:type="dxa" w:w="1296"/>
+          </w:tcPr>
+          <w:p>
+            <w:pPr>
+              <w:spacing w:line="240" w:lineRule="auto" w:after="40"/>
+              <w:ind w:firstLine="0"/>
+            </w:pPr>
+            <w:r>
+              <w:rPr>
+                <w:sz w:val="16"/>
+              </w:rPr>
+              <w:t>0.800 / 0.711</w:t>
+            </w:r>
+          </w:p>
+        </w:tc>
+        <w:tc>
+          <w:tcPr>
+            <w:tcW w:type="dxa" w:w="720"/>
+          </w:tcPr>
+          <w:p>
+            <w:pPr>
+              <w:spacing w:line="240" w:lineRule="auto" w:after="40"/>
+              <w:ind w:firstLine="0"/>
+            </w:pPr>
+            <w:r>
+              <w:rPr>
+                <w:sz w:val="16"/>
+              </w:rPr>
+              <w:t>0.179</w:t>
+            </w:r>
+          </w:p>
+        </w:tc>
+        <w:tc>
+          <w:tcPr>
+            <w:tcW w:type="dxa" w:w="864"/>
+          </w:tcPr>
+          <w:p>
+            <w:pPr>
+              <w:spacing w:line="240" w:lineRule="auto" w:after="40"/>
+              <w:ind w:firstLine="0"/>
+            </w:pPr>
+            <w:r>
+              <w:rPr>
+                <w:sz w:val="16"/>
+              </w:rPr>
+              <w:t>39/45</w:t>
+            </w:r>
+          </w:p>
+        </w:tc>
+      </w:tr>
+    </w:tbl>
+    <w:p>
+      <w:pPr>
+        <w:spacing w:after="120"/>
+      </w:pPr>
+    </w:p>
+    <w:p>
+      <w:pPr>
+        <w:keepNext/>
+        <w:spacing w:after="120"/>
+        <w:jc w:val="center"/>
+      </w:pPr>
+      <w:r>
+        <w:drawing>
+          <wp:inline xmlns:a="http://schemas.openxmlformats.org/drawingml/2006/main" xmlns:pic="http://schemas.openxmlformats.org/drawingml/2006/picture">
+            <wp:extent cx="5669280" cy="3045682"/>
+            <wp:docPr id="6" name="Picture 6"/>
+            <wp:cNvGraphicFramePr>
+              <a:graphicFrameLocks noChangeAspect="1"/>
+            </wp:cNvGraphicFramePr>
+            <a:graphic>
+              <a:graphicData uri="http://schemas.openxmlformats.org/drawingml/2006/picture">
+                <pic:pic>
+                  <pic:nvPicPr>
+                    <pic:cNvPr id="0" name="fig_roc_p1_p2.png"/>
+                    <pic:cNvPicPr/>
+                  </pic:nvPicPr>
+                  <pic:blipFill>
+                    <a:blip r:embed="rId14"/>
+                    <a:stretch>
+                      <a:fillRect/>
+                    </a:stretch>
+                  </pic:blipFill>
+                  <pic:spPr>
+                    <a:xfrm>
+                      <a:off x="0" y="0"/>
+                      <a:ext cx="5669280" cy="3045682"/>
+                    </a:xfrm>
+                    <a:prstGeom prst="rect"/>
+                  </pic:spPr>
+                </pic:pic>
+              </a:graphicData>
+            </a:graphic>
+          </wp:inline>
+        </w:drawing>
+      </w:r>
+    </w:p>
+    <w:p>
+      <w:pPr>
+        <w:keepNext w:val="0"/>
+        <w:spacing w:after="240"/>
+        <w:jc w:val="center"/>
+      </w:pPr>
+      <w:r>
+        <w:rPr>
+          <w:b/>
+        </w:rPr>
+        <w:t xml:space="preserve">Figure 6. </w:t>
+      </w:r>
+      <w:r>
+        <w:rPr/>
+        <w:t>ROC curves of the pooled held-out predictions for P1 and P2.</w:t>
+      </w:r>
+    </w:p>
+    <w:p>
+      <w:pPr>
+        <w:keepNext/>
+        <w:spacing w:after="120"/>
+        <w:jc w:val="center"/>
+      </w:pPr>
+      <w:r>
+        <w:drawing>
+          <wp:inline xmlns:a="http://schemas.openxmlformats.org/drawingml/2006/main" xmlns:pic="http://schemas.openxmlformats.org/drawingml/2006/picture">
+            <wp:extent cx="4937760" cy="2328443"/>
+            <wp:docPr id="7" name="Picture 7"/>
+            <wp:cNvGraphicFramePr>
+              <a:graphicFrameLocks noChangeAspect="1"/>
+            </wp:cNvGraphicFramePr>
+            <a:graphic>
+              <a:graphicData uri="http://schemas.openxmlformats.org/drawingml/2006/picture">
+                <pic:pic>
+                  <pic:nvPicPr>
+                    <pic:cNvPr id="0" name="fig_auc_ci.png"/>
+                    <pic:cNvPicPr/>
+                  </pic:nvPicPr>
+                  <pic:blipFill>
+                    <a:blip r:embed="rId15"/>
+                    <a:stretch>
+                      <a:fillRect/>
+                    </a:stretch>
+                  </pic:blipFill>
+                  <pic:spPr>
+                    <a:xfrm>
+                      <a:off x="0" y="0"/>
+                      <a:ext cx="4937760" cy="2328443"/>
+                    </a:xfrm>
+                    <a:prstGeom prst="rect"/>
+                  </pic:spPr>
+                </pic:pic>
+              </a:graphicData>
+            </a:graphic>
+          </wp:inline>
+        </w:drawing>
+      </w:r>
+    </w:p>
+    <w:p>
+      <w:pPr>
+        <w:keepNext w:val="0"/>
+        <w:spacing w:after="240"/>
+        <w:jc w:val="center"/>
+      </w:pPr>
+      <w:r>
+        <w:rPr>
+          <w:b/>
+        </w:rPr>
+        <w:t xml:space="preserve">Figure 7. </w:t>
+      </w:r>
+      <w:r>
+        <w:rPr/>
+        <w:t>Pooled ROC-AUC with 95% participant-bootstrap confidence intervals.</w:t>
+      </w:r>
+    </w:p>
+    <w:p>
+      <w:pPr>
+        <w:ind w:firstLine="720"/>
+        <w:jc w:val="both"/>
+      </w:pPr>
+      <w:r>
+        <w:rPr/>
+        <w:t>Both models exceeded 0.95 ROC-AUC in P1, so the pre-stated ceiling rule applies: the two models cannot be meaningfully separated in P1, and the model comparison is interpreted mainly from P2. The selected Logistic Regression settings varied across folds (median C = 1.03, IQR 8.40; median L1 ratio 0.87), and XGBoost most often chose depth 2 (28 of 45 folds; median 167 trees). In P2, XGBoost chose depth 1 in 44 of 45 folds, and Logistic Regression chose a stronger penalty (median C = 0.13).</w:t>
+      </w:r>
+    </w:p>
+    <w:p>
+      <w:pPr>
+        <w:pStyle w:val="Heading2"/>
+        <w:jc w:val="left"/>
+      </w:pPr>
+      <w:r>
+        <w:t>PUPIL-ONLY ANALYSIS (P2)</w:t>
+      </w:r>
+    </w:p>
+    <w:p>
+      <w:pPr>
+        <w:ind w:firstLine="720"/>
+        <w:jc w:val="both"/>
+      </w:pPr>
+      <w:r>
+        <w:rPr/>
+        <w:t>With only the mean and standard deviation of pupil diameter, both models remained well above chance (Table 12). Logistic Regression reached 0.851 (0.763–0.922) and XGBoost 0.804 (0.692–0.901); both permutation tests gave p = 0.005 (untuned ROC-AUC 0.854 and 0.819). Because pupil size is less directly affected by speaking than blinking, this result suggests that the eye signal carries information about the high-load condition beyond the most obvious speech effects, although pupil-model refits and any pupil response to speaking itself cannot be excluded. The drop from P1 to P2 (about 0.14–0.18 in ROC-AUC) indicates how much the non-pupil features, above all the blink rate, added.</w:t>
+      </w:r>
+    </w:p>
+    <w:p>
+      <w:pPr>
+        <w:pStyle w:val="Heading2"/>
+        <w:jc w:val="left"/>
+      </w:pPr>
+      <w:r>
+        <w:t>MODEL COMPARISON</w:t>
+      </w:r>
+    </w:p>
+    <w:p>
+      <w:pPr>
+        <w:ind w:firstLine="720"/>
+        <w:jc w:val="both"/>
+      </w:pPr>
+      <w:r>
+        <w:rPr/>
+        <w:t>Table 13 compares the two models.</w:t>
+      </w:r>
+    </w:p>
+    <w:p>
+      <w:pPr>
+        <w:keepNext/>
+        <w:spacing w:after="120"/>
+        <w:jc w:val="left"/>
+      </w:pPr>
+      <w:r>
+        <w:rPr>
+          <w:b/>
+        </w:rPr>
+        <w:t xml:space="preserve">Table 13. </w:t>
+      </w:r>
+      <w:r>
+        <w:rPr/>
+        <w:t>Comparison of XGBoost with Logistic Regression.</w:t>
+      </w:r>
+    </w:p>
+    <w:tbl>
+      <w:tblPr>
+        <w:tblStyle w:val="TableGrid"/>
+        <w:tblW w:type="auto" w:w="0"/>
+        <w:jc w:val="center"/>
+        <w:tblLook w:firstColumn="1" w:firstRow="1" w:lastColumn="0" w:lastRow="0" w:noHBand="0" w:noVBand="1" w:val="04A0"/>
+      </w:tblPr>
+      <w:tblGrid>
+        <w:gridCol w:w="3120"/>
+        <w:gridCol w:w="3120"/>
+        <w:gridCol w:w="3120"/>
+      </w:tblGrid>
+      <w:tr>
+        <w:tc>
+          <w:tcPr>
+            <w:tcW w:type="dxa" w:w="1296"/>
+            <w:shd w:val="clear" w:color="auto" w:fill="D9D9D9"/>
+          </w:tcPr>
+          <w:p>
+            <w:pPr>
+              <w:spacing w:line="240" w:lineRule="auto" w:after="40"/>
+              <w:ind w:firstLine="0"/>
+            </w:pPr>
+            <w:r>
+              <w:rPr>
+                <w:b/>
+                <w:sz w:val="20"/>
+              </w:rPr>
+              <w:t>Analysis</w:t>
+            </w:r>
+          </w:p>
+        </w:tc>
+        <w:tc>
+          <w:tcPr>
+            <w:tcW w:type="dxa" w:w="4032"/>
+            <w:shd w:val="clear" w:color="auto" w:fill="D9D9D9"/>
+          </w:tcPr>
+          <w:p>
+            <w:pPr>
+              <w:spacing w:line="240" w:lineRule="auto" w:after="40"/>
+              <w:ind w:firstLine="0"/>
+            </w:pPr>
+            <w:r>
+              <w:rPr>
+                <w:b/>
+                <w:sz w:val="20"/>
+              </w:rPr>
+              <w:t>AUC difference, XGBoost − LR (95% CI)</w:t>
+            </w:r>
+          </w:p>
+        </w:tc>
+        <w:tc>
+          <w:tcPr>
+            <w:tcW w:type="dxa" w:w="4032"/>
+            <w:shd w:val="clear" w:color="auto" w:fill="D9D9D9"/>
+          </w:tcPr>
+          <w:p>
+            <w:pPr>
+              <w:spacing w:line="240" w:lineRule="auto" w:after="40"/>
+              <w:ind w:firstLine="0"/>
+            </w:pPr>
+            <w:r>
+              <w:rPr>
+                <w:b/>
+                <w:sz w:val="20"/>
+              </w:rPr>
+              <w:t>Wilcoxon on per-participant margins</w:t>
+            </w:r>
+          </w:p>
+        </w:tc>
+      </w:tr>
+      <w:tr>
+        <w:tc>
+          <w:tcPr>
+            <w:tcW w:type="dxa" w:w="1296"/>
+          </w:tcPr>
+          <w:p>
+            <w:pPr>
+              <w:spacing w:line="240" w:lineRule="auto" w:after="40"/>
+              <w:ind w:firstLine="0"/>
+            </w:pPr>
+            <w:r>
+              <w:rPr>
+                <w:sz w:val="20"/>
+              </w:rPr>
+              <w:t>P1</w:t>
+            </w:r>
+          </w:p>
+        </w:tc>
+        <w:tc>
+          <w:tcPr>
+            <w:tcW w:type="dxa" w:w="4032"/>
+          </w:tcPr>
+          <w:p>
+            <w:pPr>
+              <w:spacing w:line="240" w:lineRule="auto" w:after="40"/>
+              <w:ind w:firstLine="0"/>
+            </w:pPr>
+            <w:r>
+              <w:rPr>
+                <w:sz w:val="20"/>
+              </w:rPr>
+              <w:t>−0.007 (−0.025 to 0.010)</w:t>
+            </w:r>
+          </w:p>
+        </w:tc>
+        <w:tc>
+          <w:tcPr>
+            <w:tcW w:type="dxa" w:w="4032"/>
+          </w:tcPr>
+          <w:p>
+            <w:pPr>
+              <w:spacing w:line="240" w:lineRule="auto" w:after="40"/>
+              <w:ind w:firstLine="0"/>
+            </w:pPr>
+            <w:r>
+              <w:rPr>
+                <w:sz w:val="20"/>
+              </w:rPr>
+              <w:t>p = 0.341</w:t>
+            </w:r>
+          </w:p>
+        </w:tc>
+      </w:tr>
+      <w:tr>
+        <w:tc>
+          <w:tcPr>
+            <w:tcW w:type="dxa" w:w="1296"/>
+          </w:tcPr>
+          <w:p>
+            <w:pPr>
+              <w:spacing w:line="240" w:lineRule="auto" w:after="40"/>
+              <w:ind w:firstLine="0"/>
+            </w:pPr>
+            <w:r>
+              <w:rPr>
+                <w:sz w:val="20"/>
+              </w:rPr>
+              <w:t>P2</w:t>
+            </w:r>
+          </w:p>
+        </w:tc>
+        <w:tc>
+          <w:tcPr>
+            <w:tcW w:type="dxa" w:w="4032"/>
+          </w:tcPr>
+          <w:p>
+            <w:pPr>
+              <w:spacing w:line="240" w:lineRule="auto" w:after="40"/>
+              <w:ind w:firstLine="0"/>
+            </w:pPr>
+            <w:r>
+              <w:rPr>
+                <w:sz w:val="20"/>
+              </w:rPr>
+              <w:t>−0.047 (−0.116 to 0.017)</w:t>
+            </w:r>
+          </w:p>
+        </w:tc>
+        <w:tc>
+          <w:tcPr>
+            <w:tcW w:type="dxa" w:w="4032"/>
+          </w:tcPr>
+          <w:p>
+            <w:pPr>
+              <w:spacing w:line="240" w:lineRule="auto" w:after="40"/>
+              <w:ind w:firstLine="0"/>
+            </w:pPr>
+            <w:r>
+              <w:rPr>
+                <w:sz w:val="20"/>
+              </w:rPr>
+              <w:t>p = 0.006, larger margins for XGBoost</w:t>
+            </w:r>
+          </w:p>
+        </w:tc>
+      </w:tr>
+    </w:tbl>
+    <w:p>
+      <w:pPr>
+        <w:spacing w:after="120"/>
+      </w:pPr>
+    </w:p>
+    <w:p>
+      <w:pPr>
+        <w:ind w:firstLine="720"/>
+        <w:jc w:val="both"/>
+      </w:pPr>
+      <w:r>
+        <w:rPr/>
+        <w:t>In P1 the two models were practically identical, as the ceiling rule anticipated. In P2, which the rule designates for the comparison, XGBoost scored 0.047 lower than Logistic Regression. The confidence interval of this difference includes zero, so the pooled ROC-AUC does not establish a difference. The per-participant margins, the gap between each person’s predicted probabilities for A4 and A1, were larger for XGBoost in 31 of the 45 participants (Wilcoxon p = 0.006). This partly reflects the more extreme probabilities of XGBoost: Logistic Regression was strongly regularized in P2 (median C = 0.13), which pulls its probabilities towards 0.5, and margins depend on each model’s probability scale. The evidence is therefore mixed, and neither model was consistently better; the added flexibility of XGBoost brought no clear benefit.</w:t>
+      </w:r>
+    </w:p>
+    <w:p>
+      <w:pPr>
+        <w:pStyle w:val="Heading2"/>
+        <w:jc w:val="left"/>
+      </w:pPr>
+      <w:r>
+        <w:t>FEATURE IMPORTANCE</w:t>
+      </w:r>
+    </w:p>
+    <w:p>
+      <w:pPr>
+        <w:ind w:firstLine="720"/>
+        <w:jc w:val="both"/>
+      </w:pPr>
+      <w:r>
+        <w:rPr/>
+        <w:t>Both models relied on the same three features most (Figure 8): blink rate, mean pupil diameter and fixation rate. The rankings of the two models agreed closely (Kendall’s τ = 0.78, 95% CI 0.64–0.87). Permutation importance gave the same leading features: shuffling blink rate lowered the pooled ROC-AUC by 0.31 for Logistic Regression and 0.25 for XGBoost, and shuffling mean pupil diameter by 0.12 and 0.03.</w:t>
+      </w:r>
+    </w:p>
+    <w:p>
+      <w:pPr>
+        <w:keepNext/>
+        <w:spacing w:after="120"/>
+        <w:jc w:val="center"/>
+      </w:pPr>
+      <w:r>
+        <w:drawing>
+          <wp:inline xmlns:a="http://schemas.openxmlformats.org/drawingml/2006/main" xmlns:pic="http://schemas.openxmlformats.org/drawingml/2006/picture">
+            <wp:extent cx="5486400" cy="2944192"/>
+            <wp:docPr id="8" name="Picture 8"/>
+            <wp:cNvGraphicFramePr>
+              <a:graphicFrameLocks noChangeAspect="1"/>
+            </wp:cNvGraphicFramePr>
+            <a:graphic>
+              <a:graphicData uri="http://schemas.openxmlformats.org/drawingml/2006/picture">
+                <pic:pic>
+                  <pic:nvPicPr>
+                    <pic:cNvPr id="0" name="fig_shap_p1.png"/>
+                    <pic:cNvPicPr/>
+                  </pic:nvPicPr>
+                  <pic:blipFill>
+                    <a:blip r:embed="rId16"/>
+                    <a:stretch>
+                      <a:fillRect/>
+                    </a:stretch>
+                  </pic:blipFill>
+                  <pic:spPr>
+                    <a:xfrm>
+                      <a:off x="0" y="0"/>
+                      <a:ext cx="5486400" cy="2944192"/>
+                    </a:xfrm>
+                    <a:prstGeom prst="rect"/>
+                  </pic:spPr>
+                </pic:pic>
+              </a:graphicData>
+            </a:graphic>
+          </wp:inline>
+        </w:drawing>
+      </w:r>
+    </w:p>
+    <w:p>
+      <w:pPr>
+        <w:keepNext w:val="0"/>
+        <w:spacing w:after="240"/>
+        <w:jc w:val="center"/>
+      </w:pPr>
+      <w:r>
+        <w:rPr>
+          <w:b/>
+        </w:rPr>
+        <w:t xml:space="preserve">Figure 8. </w:t>
+      </w:r>
+      <w:r>
+        <w:rPr/>
+        <w:t>Mean absolute SHAP value per feature in P1 for both models.</w:t>
+      </w:r>
+    </w:p>
+    <w:p>
+      <w:pPr>
+        <w:ind w:firstLine="720"/>
+        <w:jc w:val="both"/>
+      </w:pPr>
+      <w:r>
+        <w:rPr/>
+        <w:t>The Logistic Regression coefficients show the direction of each effect (Table 14). A higher blink rate and a larger pupil pushed predictions towards high load, while a higher fixation rate and a wider gaze spread pushed them towards low load; these five coefficients kept the same sign in at least 93% of the folds. Because fixation and saccade rates are strongly related and blink rate is in the model, these signs are conditional on the other features and should not be read as single-feature directions. The elastic-net penalty set the remaining saccade and pupil-variability coefficients to zero in many folds. Gain importance for XGBoost is reported in Appendix A (Table A1).</w:t>
+      </w:r>
+    </w:p>
+    <w:p>
+      <w:pPr>
+        <w:keepNext/>
+        <w:spacing w:after="120"/>
+        <w:jc w:val="left"/>
+      </w:pPr>
+      <w:r>
+        <w:rPr>
+          <w:b/>
+        </w:rPr>
+        <w:t xml:space="preserve">Table 14. </w:t>
+      </w:r>
+      <w:r>
+        <w:rPr/>
+        <w:t>Logistic Regression coefficients in P1 (standardized features; leading six).</w:t>
+      </w:r>
+    </w:p>
+    <w:tbl>
+      <w:tblPr>
+        <w:tblStyle w:val="TableGrid"/>
+        <w:tblW w:type="auto" w:w="0"/>
+        <w:jc w:val="center"/>
+        <w:tblLook w:firstColumn="1" w:firstRow="1" w:lastColumn="0" w:lastRow="0" w:noHBand="0" w:noVBand="1" w:val="04A0"/>
+      </w:tblPr>
+      <w:tblGrid>
+        <w:gridCol w:w="2340"/>
+        <w:gridCol w:w="2340"/>
+        <w:gridCol w:w="2340"/>
+        <w:gridCol w:w="2340"/>
+      </w:tblGrid>
+      <w:tr>
+        <w:tc>
+          <w:tcPr>
+            <w:tcW w:type="dxa" w:w="2880"/>
+            <w:shd w:val="clear" w:color="auto" w:fill="D9D9D9"/>
+          </w:tcPr>
+          <w:p>
+            <w:pPr>
+              <w:spacing w:line="240" w:lineRule="auto" w:after="40"/>
+              <w:ind w:firstLine="0"/>
+            </w:pPr>
+            <w:r>
+              <w:rPr>
+                <w:b/>
+                <w:sz w:val="20"/>
+              </w:rPr>
+              <w:t>Feature</w:t>
+            </w:r>
+          </w:p>
+        </w:tc>
+        <w:tc>
+          <w:tcPr>
+            <w:tcW w:type="dxa" w:w="1872"/>
+            <w:shd w:val="clear" w:color="auto" w:fill="D9D9D9"/>
+          </w:tcPr>
+          <w:p>
+            <w:pPr>
+              <w:spacing w:line="240" w:lineRule="auto" w:after="40"/>
+              <w:ind w:firstLine="0"/>
+            </w:pPr>
+            <w:r>
+              <w:rPr>
+                <w:b/>
+                <w:sz w:val="20"/>
+              </w:rPr>
+              <w:t>Mean coefficient</w:t>
+            </w:r>
+          </w:p>
+        </w:tc>
+        <w:tc>
+          <w:tcPr>
+            <w:tcW w:type="dxa" w:w="2304"/>
+            <w:shd w:val="clear" w:color="auto" w:fill="D9D9D9"/>
+          </w:tcPr>
+          <w:p>
+            <w:pPr>
+              <w:spacing w:line="240" w:lineRule="auto" w:after="40"/>
+              <w:ind w:firstLine="0"/>
+            </w:pPr>
+            <w:r>
+              <w:rPr>
+                <w:b/>
+                <w:sz w:val="20"/>
+              </w:rPr>
+              <w:t>Same sign across folds</w:t>
+            </w:r>
+          </w:p>
+        </w:tc>
+        <w:tc>
+          <w:tcPr>
+            <w:tcW w:type="dxa" w:w="2160"/>
+            <w:shd w:val="clear" w:color="auto" w:fill="D9D9D9"/>
+          </w:tcPr>
+          <w:p>
+            <w:pPr>
+              <w:spacing w:line="240" w:lineRule="auto" w:after="40"/>
+              <w:ind w:firstLine="0"/>
+            </w:pPr>
+            <w:r>
+              <w:rPr>
+                <w:b/>
+                <w:sz w:val="20"/>
+              </w:rPr>
+              <w:t>Set to zero in folds</w:t>
+            </w:r>
+          </w:p>
+        </w:tc>
+      </w:tr>
+      <w:tr>
+        <w:tc>
+          <w:tcPr>
+            <w:tcW w:type="dxa" w:w="2880"/>
+          </w:tcPr>
+          <w:p>
+            <w:pPr>
+              <w:spacing w:line="240" w:lineRule="auto" w:after="40"/>
+              <w:ind w:firstLine="0"/>
+            </w:pPr>
+            <w:r>
+              <w:rPr>
+                <w:sz w:val="20"/>
+              </w:rPr>
+              <w:t>Blink rate</w:t>
+            </w:r>
+          </w:p>
+        </w:tc>
+        <w:tc>
+          <w:tcPr>
+            <w:tcW w:type="dxa" w:w="1872"/>
+          </w:tcPr>
+          <w:p>
+            <w:pPr>
+              <w:spacing w:line="240" w:lineRule="auto" w:after="40"/>
+              <w:ind w:firstLine="0"/>
+            </w:pPr>
+            <w:r>
+              <w:rPr>
+                <w:sz w:val="20"/>
+              </w:rPr>
+              <w:t>+4.79</w:t>
+            </w:r>
+          </w:p>
+        </w:tc>
+        <w:tc>
+          <w:tcPr>
+            <w:tcW w:type="dxa" w:w="2304"/>
+          </w:tcPr>
+          <w:p>
+            <w:pPr>
+              <w:spacing w:line="240" w:lineRule="auto" w:after="40"/>
+              <w:ind w:firstLine="0"/>
+            </w:pPr>
+            <w:r>
+              <w:rPr>
+                <w:sz w:val="20"/>
+              </w:rPr>
+              <w:t>100%</w:t>
+            </w:r>
+          </w:p>
+        </w:tc>
+        <w:tc>
+          <w:tcPr>
+            <w:tcW w:type="dxa" w:w="2160"/>
+          </w:tcPr>
+          <w:p>
+            <w:pPr>
+              <w:spacing w:line="240" w:lineRule="auto" w:after="40"/>
+              <w:ind w:firstLine="0"/>
+            </w:pPr>
+            <w:r>
+              <w:rPr>
+                <w:sz w:val="20"/>
+              </w:rPr>
+              <w:t>0%</w:t>
+            </w:r>
+          </w:p>
+        </w:tc>
+      </w:tr>
+      <w:tr>
+        <w:tc>
+          <w:tcPr>
+            <w:tcW w:type="dxa" w:w="2880"/>
+          </w:tcPr>
+          <w:p>
+            <w:pPr>
+              <w:spacing w:line="240" w:lineRule="auto" w:after="40"/>
+              <w:ind w:firstLine="0"/>
+            </w:pPr>
+            <w:r>
+              <w:rPr>
+                <w:sz w:val="20"/>
+              </w:rPr>
+              <w:t>Pupil diameter, mean</w:t>
+            </w:r>
+          </w:p>
+        </w:tc>
+        <w:tc>
+          <w:tcPr>
+            <w:tcW w:type="dxa" w:w="1872"/>
+          </w:tcPr>
+          <w:p>
+            <w:pPr>
+              <w:spacing w:line="240" w:lineRule="auto" w:after="40"/>
+              <w:ind w:firstLine="0"/>
+            </w:pPr>
+            <w:r>
+              <w:rPr>
+                <w:sz w:val="20"/>
+              </w:rPr>
+              <w:t>+3.45</w:t>
+            </w:r>
+          </w:p>
+        </w:tc>
+        <w:tc>
+          <w:tcPr>
+            <w:tcW w:type="dxa" w:w="2304"/>
+          </w:tcPr>
+          <w:p>
+            <w:pPr>
+              <w:spacing w:line="240" w:lineRule="auto" w:after="40"/>
+              <w:ind w:firstLine="0"/>
+            </w:pPr>
+            <w:r>
+              <w:rPr>
+                <w:sz w:val="20"/>
+              </w:rPr>
+              <w:t>100%</w:t>
+            </w:r>
+          </w:p>
+        </w:tc>
+        <w:tc>
+          <w:tcPr>
+            <w:tcW w:type="dxa" w:w="2160"/>
+          </w:tcPr>
+          <w:p>
+            <w:pPr>
+              <w:spacing w:line="240" w:lineRule="auto" w:after="40"/>
+              <w:ind w:firstLine="0"/>
+            </w:pPr>
+            <w:r>
+              <w:rPr>
+                <w:sz w:val="20"/>
+              </w:rPr>
+              <w:t>0%</w:t>
+            </w:r>
+          </w:p>
+        </w:tc>
+      </w:tr>
+      <w:tr>
+        <w:tc>
+          <w:tcPr>
+            <w:tcW w:type="dxa" w:w="2880"/>
+          </w:tcPr>
+          <w:p>
+            <w:pPr>
+              <w:spacing w:line="240" w:lineRule="auto" w:after="40"/>
+              <w:ind w:firstLine="0"/>
+            </w:pPr>
+            <w:r>
+              <w:rPr>
+                <w:sz w:val="20"/>
+              </w:rPr>
+              <w:t>Fixation rate</w:t>
+            </w:r>
+          </w:p>
+        </w:tc>
+        <w:tc>
+          <w:tcPr>
+            <w:tcW w:type="dxa" w:w="1872"/>
+          </w:tcPr>
+          <w:p>
+            <w:pPr>
+              <w:spacing w:line="240" w:lineRule="auto" w:after="40"/>
+              <w:ind w:firstLine="0"/>
+            </w:pPr>
+            <w:r>
+              <w:rPr>
+                <w:sz w:val="20"/>
+              </w:rPr>
+              <w:t>−1.89</w:t>
+            </w:r>
+          </w:p>
+        </w:tc>
+        <w:tc>
+          <w:tcPr>
+            <w:tcW w:type="dxa" w:w="2304"/>
+          </w:tcPr>
+          <w:p>
+            <w:pPr>
+              <w:spacing w:line="240" w:lineRule="auto" w:after="40"/>
+              <w:ind w:firstLine="0"/>
+            </w:pPr>
+            <w:r>
+              <w:rPr>
+                <w:sz w:val="20"/>
+              </w:rPr>
+              <w:t>100%</w:t>
+            </w:r>
+          </w:p>
+        </w:tc>
+        <w:tc>
+          <w:tcPr>
+            <w:tcW w:type="dxa" w:w="2160"/>
+          </w:tcPr>
+          <w:p>
+            <w:pPr>
+              <w:spacing w:line="240" w:lineRule="auto" w:after="40"/>
+              <w:ind w:firstLine="0"/>
+            </w:pPr>
+            <w:r>
+              <w:rPr>
+                <w:sz w:val="20"/>
+              </w:rPr>
+              <w:t>0%</w:t>
+            </w:r>
+          </w:p>
+        </w:tc>
+      </w:tr>
+      <w:tr>
+        <w:tc>
+          <w:tcPr>
+            <w:tcW w:type="dxa" w:w="2880"/>
+          </w:tcPr>
+          <w:p>
+            <w:pPr>
+              <w:spacing w:line="240" w:lineRule="auto" w:after="40"/>
+              <w:ind w:firstLine="0"/>
+            </w:pPr>
+            <w:r>
+              <w:rPr>
+                <w:sz w:val="20"/>
+              </w:rPr>
+              <w:t>Gaze spread, horizontal</w:t>
+            </w:r>
+          </w:p>
+        </w:tc>
+        <w:tc>
+          <w:tcPr>
+            <w:tcW w:type="dxa" w:w="1872"/>
+          </w:tcPr>
+          <w:p>
+            <w:pPr>
+              <w:spacing w:line="240" w:lineRule="auto" w:after="40"/>
+              <w:ind w:firstLine="0"/>
+            </w:pPr>
+            <w:r>
+              <w:rPr>
+                <w:sz w:val="20"/>
+              </w:rPr>
+              <w:t>−1.17</w:t>
+            </w:r>
+          </w:p>
+        </w:tc>
+        <w:tc>
+          <w:tcPr>
+            <w:tcW w:type="dxa" w:w="2304"/>
+          </w:tcPr>
+          <w:p>
+            <w:pPr>
+              <w:spacing w:line="240" w:lineRule="auto" w:after="40"/>
+              <w:ind w:firstLine="0"/>
+            </w:pPr>
+            <w:r>
+              <w:rPr>
+                <w:sz w:val="20"/>
+              </w:rPr>
+              <w:t>98%</w:t>
+            </w:r>
+          </w:p>
+        </w:tc>
+        <w:tc>
+          <w:tcPr>
+            <w:tcW w:type="dxa" w:w="2160"/>
+          </w:tcPr>
+          <w:p>
+            <w:pPr>
+              <w:spacing w:line="240" w:lineRule="auto" w:after="40"/>
+              <w:ind w:firstLine="0"/>
+            </w:pPr>
+            <w:r>
+              <w:rPr>
+                <w:sz w:val="20"/>
+              </w:rPr>
+              <w:t>2%</w:t>
+            </w:r>
+          </w:p>
+        </w:tc>
+      </w:tr>
+      <w:tr>
+        <w:tc>
+          <w:tcPr>
+            <w:tcW w:type="dxa" w:w="2880"/>
+          </w:tcPr>
+          <w:p>
+            <w:pPr>
+              <w:spacing w:line="240" w:lineRule="auto" w:after="40"/>
+              <w:ind w:firstLine="0"/>
+            </w:pPr>
+            <w:r>
+              <w:rPr>
+                <w:sz w:val="20"/>
+              </w:rPr>
+              <w:t>Gaze spread, vertical</w:t>
+            </w:r>
+          </w:p>
+        </w:tc>
+        <w:tc>
+          <w:tcPr>
+            <w:tcW w:type="dxa" w:w="1872"/>
+          </w:tcPr>
+          <w:p>
+            <w:pPr>
+              <w:spacing w:line="240" w:lineRule="auto" w:after="40"/>
+              <w:ind w:firstLine="0"/>
+            </w:pPr>
+            <w:r>
+              <w:rPr>
+                <w:sz w:val="20"/>
+              </w:rPr>
+              <w:t>−0.95</w:t>
+            </w:r>
+          </w:p>
+        </w:tc>
+        <w:tc>
+          <w:tcPr>
+            <w:tcW w:type="dxa" w:w="2304"/>
+          </w:tcPr>
+          <w:p>
+            <w:pPr>
+              <w:spacing w:line="240" w:lineRule="auto" w:after="40"/>
+              <w:ind w:firstLine="0"/>
+            </w:pPr>
+            <w:r>
+              <w:rPr>
+                <w:sz w:val="20"/>
+              </w:rPr>
+              <w:t>93%</w:t>
+            </w:r>
+          </w:p>
+        </w:tc>
+        <w:tc>
+          <w:tcPr>
+            <w:tcW w:type="dxa" w:w="2160"/>
+          </w:tcPr>
+          <w:p>
+            <w:pPr>
+              <w:spacing w:line="240" w:lineRule="auto" w:after="40"/>
+              <w:ind w:firstLine="0"/>
+            </w:pPr>
+            <w:r>
+              <w:rPr>
+                <w:sz w:val="20"/>
+              </w:rPr>
+              <w:t>7%</w:t>
+            </w:r>
+          </w:p>
+        </w:tc>
+      </w:tr>
+      <w:tr>
+        <w:tc>
+          <w:tcPr>
+            <w:tcW w:type="dxa" w:w="2880"/>
+          </w:tcPr>
+          <w:p>
+            <w:pPr>
+              <w:spacing w:line="240" w:lineRule="auto" w:after="40"/>
+              <w:ind w:firstLine="0"/>
+            </w:pPr>
+            <w:r>
+              <w:rPr>
+                <w:sz w:val="20"/>
+              </w:rPr>
+              <w:t>Saccade rate</w:t>
+            </w:r>
+          </w:p>
+        </w:tc>
+        <w:tc>
+          <w:tcPr>
+            <w:tcW w:type="dxa" w:w="1872"/>
+          </w:tcPr>
+          <w:p>
+            <w:pPr>
+              <w:spacing w:line="240" w:lineRule="auto" w:after="40"/>
+              <w:ind w:firstLine="0"/>
+            </w:pPr>
+            <w:r>
+              <w:rPr>
+                <w:sz w:val="20"/>
+              </w:rPr>
+              <w:t>+0.89</w:t>
+            </w:r>
+          </w:p>
+        </w:tc>
+        <w:tc>
+          <w:tcPr>
+            <w:tcW w:type="dxa" w:w="2304"/>
+          </w:tcPr>
+          <w:p>
+            <w:pPr>
+              <w:spacing w:line="240" w:lineRule="auto" w:after="40"/>
+              <w:ind w:firstLine="0"/>
+            </w:pPr>
+            <w:r>
+              <w:rPr>
+                <w:sz w:val="20"/>
+              </w:rPr>
+              <w:t>51%</w:t>
+            </w:r>
+          </w:p>
+        </w:tc>
+        <w:tc>
+          <w:tcPr>
+            <w:tcW w:type="dxa" w:w="2160"/>
+          </w:tcPr>
+          <w:p>
+            <w:pPr>
+              <w:spacing w:line="240" w:lineRule="auto" w:after="40"/>
+              <w:ind w:firstLine="0"/>
+            </w:pPr>
+            <w:r>
+              <w:rPr>
+                <w:sz w:val="20"/>
+              </w:rPr>
+              <w:t>47%</w:t>
+            </w:r>
+          </w:p>
+        </w:tc>
+      </w:tr>
+    </w:tbl>
+    <w:p>
+      <w:pPr>
+        <w:spacing w:after="120"/>
+      </w:pPr>
+    </w:p>
+    <w:p>
+      <w:pPr>
+        <w:pStyle w:val="Heading2"/>
+        <w:jc w:val="left"/>
+      </w:pPr>
+      <w:r>
+        <w:t>CONTROL FOR LEAKAGE</w:t>
+      </w:r>
+    </w:p>
+    <w:p>
+      <w:pPr>
+        <w:ind w:firstLine="720"/>
+        <w:jc w:val="both"/>
+      </w:pPr>
+      <w:r>
+        <w:rPr/>
+        <w:t>Because near-perfect results can signal leakage, the pipeline was rerun with default hyperparameters and shuffled labels after the main analysis, as a post-hoc check that was not part of the pre-specified plan. With labels swapped at random within participants, the mean ROC-AUC over 40 repetitions fell to 0.48 for Logistic Regression and 0.49 for XGBoost; with labels shuffled across all recordings it fell to 0.46 and 0.48. The untuned pipeline therefore scores highly only with the true labels, which gives no evidence that label information leaked through the preprocessing or model fitting; the per-person standardization does not use labels, and its effect on the difficulty of the task is discussed below. Single features show why the task is easy: blink rate alone separated A1 from A4 with an ROC-AUC of 0.97 after per-person standardization (0.90 without it), and 43 of the 45 participants blinked more in A4.</w:t>
+      </w:r>
+    </w:p>
+    <w:p>
+      <w:pPr>
+        <w:pStyle w:val="Heading2"/>
+        <w:jc w:val="left"/>
+      </w:pPr>
+      <w:r>
+        <w:t>DISCUSSION</w:t>
+      </w:r>
+    </w:p>
+    <w:p>
+      <w:pPr>
+        <w:ind w:firstLine="720"/>
+        <w:jc w:val="both"/>
+      </w:pPr>
+      <w:r>
+        <w:rPr/>
+        <w:t>The near-perfect separation in P1 reflects two properties of the design rather than a flaw in the pipeline. First, the high-load activity added a spoken secondary task, and speaking raises the blink rate [23]; blink rate was the strongest feature for both models. The eye measures in this study therefore capture the dual-task condition as a whole, including its speech component, and not mental effort alone. Second, per-person standardization removes stable differences between people [32]. This helped most for pupil size, whose single-feature ROC-AUC rose from 0.62 to 0.87, but it uses each test participant’s own unlabeled recordings and so makes the test easier than meeting a complete stranger. The pupil-only result (ROC-AUC 0.80–0.85) shows that a load-related signal remains when the speech-sensitive features are removed, in line with the strong support for pupil size as a workload measure [5], [35].</w:t>
+      </w:r>
+    </w:p>
+    <w:p>
+      <w:pPr>
+        <w:ind w:firstLine="720"/>
+        <w:jc w:val="both"/>
+      </w:pPr>
+      <w:r>
+        <w:rPr/>
+        <w:t>The COLET authors reported an accuracy of 0.85 for Logistic Regression on the same A1-versus-A4 task with a split that was not described as participant-independent [18]. Here, Logistic Regression reached a balanced accuracy of 0.944 (equal to accuracy, because the classes are balanced) under a stricter, participant-independent protocol, so the higher value cannot be explained by participant overlap. Plausible reasons are the per-person standardization and the whole-activity features, which average out moment-to-moment noise; no run without standardization was made to confirm this. The two results are not directly comparable because the protocols differ.</w:t>
+      </w:r>
+    </w:p>
+    <w:p>
+      <w:pPr>
+        <w:ind w:firstLine="720"/>
+        <w:jc w:val="both"/>
+      </w:pPr>
+      <w:r>
+        <w:rPr/>
+        <w:t>XGBoost did not clearly outperform Logistic Regression. This is in line with Shao et al., who found no significant ROC-AUC difference between the two models with eye-only features [13], and with the finding that machine-learning models often bring no benefit over Logistic Regression in clinical prediction [26]. It differs from Rolon-Merette et al., where XGBoost clearly beat Logistic Regression [11]; there, however, Logistic Regression received raw time series, whereas here both models received the same ten summary features. With 90 samples and one dominant feature, the extra flexibility of boosted trees has little to exploit.</w:t>
+      </w:r>
+    </w:p>
+    <w:p>
+      <w:pPr>
+        <w:ind w:firstLine="720"/>
+        <w:jc w:val="both"/>
+      </w:pPr>
+      <w:r>
+        <w:rPr/>
+        <w:t>Longer fixations under high load agree with the pattern reported in the workload literature [5], whereas the COLET authors reported shorter fixations [18]. Other directions differed from the literature: saccades became slightly larger and faster, unlike the decreases reported earlier [37], [38], and gaze spread increased rather than concentrated [41], [42]. Saccade rate fell, whereas the COLET authors reported an increase. These differences may come from the different gaze-to-angle conversion and event detection, and from speaking during A4. Because a blink splits a fixation in two, the much higher blink rate in A4 would, if anything, have increased the fixation rate there, so the observed decrease is not an artifact of blink splitting. The final features also confirmed that mean saccade velocity and saccade duration, excluded in advance, were near-duplicates of peak velocity and amplitude (Chapter 3).</w:t>
       </w:r>
     </w:p>
     <w:p>
@@ -4941,13 +9014,376 @@
     </w:p>
     <w:p>
       <w:pPr>
+        <w:pStyle w:val="Heading2"/>
+        <w:jc w:val="left"/>
+      </w:pPr>
+      <w:r>
+        <w:t>SUMMARY OF FINDINGS</w:t>
+      </w:r>
+    </w:p>
+    <w:p>
+      <w:pPr>
+        <w:ind w:firstLine="720"/>
         <w:jc w:val="both"/>
       </w:pPr>
       <w:r>
-        <w:rPr>
-          <w:highlight w:val="yellow"/>
-        </w:rPr>
-        <w:t>[To be written after Chapter 4. Planned content: answers to each specific objective; limitations (talking in the high-load activity, pupil-model refits in P2, per-person standardization, small sample, laboratory setting); recommendations and future work (other datasets, a refit-free pupil analysis, calibration-based standardization, real-time use).]</w:t>
+        <w:rPr/>
+        <w:t>This study compared Logistic Regression and XGBoost for detecting cognitive load from eye-tracking features on the COLET dataset, using leave-one-participant-out validation and feature importance analysis for both models. The main findings are the following.</w:t>
+      </w:r>
+    </w:p>
+    <w:p>
+      <w:pPr>
+        <w:tabs>
+          <w:tab w:pos="1080" w:val="left"/>
+        </w:tabs>
+        <w:spacing w:after="120"/>
+        <w:ind w:left="1080" w:hanging="360"/>
+        <w:jc w:val="both"/>
+      </w:pPr>
+      <w:r>
+        <w:rPr/>
+        <w:t>1.</w:t>
+        <w:tab/>
+        <w:t>Ten whole-activity features (pupil, blink, fixation, saccade and gaze-spread measures) were prepared for 45 participants. The event-detection sanity check passed in all four activities, and no feature had missing values.</w:t>
+      </w:r>
+    </w:p>
+    <w:p>
+      <w:pPr>
+        <w:tabs>
+          <w:tab w:pos="1080" w:val="left"/>
+        </w:tabs>
+        <w:spacing w:after="120"/>
+        <w:ind w:left="1080" w:hanging="360"/>
+        <w:jc w:val="both"/>
+      </w:pPr>
+      <w:r>
+        <w:rPr/>
+        <w:t>2.</w:t>
+        <w:tab/>
+        <w:t>Under leave-one-participant-out validation, both models distinguished the low-load activity (A1) from the high-load activity (A4) almost perfectly (ROC-AUC 0.990 for Logistic Regression and 0.983 for XGBoost; balanced accuracy 0.944 and 0.922; Brier score 0.043 and 0.053; majority-class baseline 0.500).</w:t>
+      </w:r>
+    </w:p>
+    <w:p>
+      <w:pPr>
+        <w:tabs>
+          <w:tab w:pos="1080" w:val="left"/>
+        </w:tabs>
+        <w:spacing w:after="120"/>
+        <w:ind w:left="1080" w:hanging="360"/>
+        <w:jc w:val="both"/>
+      </w:pPr>
+      <w:r>
+        <w:rPr/>
+        <w:t>3.</w:t>
+        <w:tab/>
+        <w:t>Because both models exceeded the pre-stated ceiling of 0.95, the comparison was read from the pupil-only analysis. There, Logistic Regression scored 0.851 and XGBoost 0.804; the difference was not established by the pooled ROC-AUC, while per-participant margins were larger for XGBoost (p = 0.006). Neither model was consistently better.</w:t>
+      </w:r>
+    </w:p>
+    <w:p>
+      <w:pPr>
+        <w:tabs>
+          <w:tab w:pos="1080" w:val="left"/>
+        </w:tabs>
+        <w:spacing w:after="120"/>
+        <w:ind w:left="1080" w:hanging="360"/>
+        <w:jc w:val="both"/>
+      </w:pPr>
+      <w:r>
+        <w:rPr/>
+        <w:t>4.</w:t>
+        <w:tab/>
+        <w:t>With pupil features alone, both models remained well above chance, showing a load-related signal beyond the effects of speaking during the high-load activity.</w:t>
+      </w:r>
+    </w:p>
+    <w:p>
+      <w:pPr>
+        <w:tabs>
+          <w:tab w:pos="1080" w:val="left"/>
+        </w:tabs>
+        <w:spacing w:after="120"/>
+        <w:ind w:left="1080" w:hanging="360"/>
+        <w:jc w:val="both"/>
+      </w:pPr>
+      <w:r>
+        <w:rPr/>
+        <w:t>5.</w:t>
+        <w:tab/>
+        <w:t>Both models relied mainly on blink rate, mean pupil diameter and fixation rate, and their feature rankings agreed closely (Kendall’s τ = 0.78). Permutation importance confirmed blink rate and mean pupil diameter as the leading features, and the Logistic Regression coefficients kept stable signs for the five leading features.</w:t>
+      </w:r>
+    </w:p>
+    <w:p>
+      <w:pPr>
+        <w:pStyle w:val="Heading2"/>
+        <w:jc w:val="left"/>
+      </w:pPr>
+      <w:r>
+        <w:t>CONCLUSIONS</w:t>
+      </w:r>
+    </w:p>
+    <w:p>
+      <w:pPr>
+        <w:ind w:firstLine="720"/>
+        <w:jc w:val="both"/>
+      </w:pPr>
+      <w:r>
+        <w:rPr/>
+        <w:t>Eye-tracking features can detect a high-load dual-task condition in people who were not part of model training, and a simple, interpretable Logistic Regression performs comparably to XGBoost. The added flexibility of the ensemble model brought no clear benefit with this feature set and sample size. The two models also agreed on which eye measures mattered, so the leading features did not depend on the choice of model.</w:t>
+      </w:r>
+    </w:p>
+    <w:p>
+      <w:pPr>
+        <w:ind w:firstLine="720"/>
+        <w:jc w:val="both"/>
+      </w:pPr>
+      <w:r>
+        <w:rPr/>
+        <w:t>The results must be read with the design of COLET in mind. The high-load activity added a spoken arithmetic task, and the strongest feature, blink rate, is also raised by speaking. The study therefore shows that eye features detect a dual-task condition that includes speech; the pupil-only analysis indicates that the detection does not rest on blinking alone and is consistent with a load-related pupil response.</w:t>
+      </w:r>
+    </w:p>
+    <w:p>
+      <w:pPr>
+        <w:pStyle w:val="Heading2"/>
+        <w:jc w:val="left"/>
+      </w:pPr>
+      <w:r>
+        <w:t>LIMITATIONS</w:t>
+      </w:r>
+    </w:p>
+    <w:p>
+      <w:pPr>
+        <w:tabs>
+          <w:tab w:pos="1080" w:val="left"/>
+        </w:tabs>
+        <w:spacing w:after="120"/>
+        <w:ind w:left="1080" w:hanging="360"/>
+        <w:jc w:val="both"/>
+      </w:pPr>
+      <w:r>
+        <w:rPr/>
+        <w:t>•</w:t>
+        <w:tab/>
+        <w:t>The high-load condition includes speaking, which raises the blink rate [23] and, in these data, increased tracking loss, so the full-feature results combine mental load with speech effects.</w:t>
+      </w:r>
+    </w:p>
+    <w:p>
+      <w:pPr>
+        <w:tabs>
+          <w:tab w:pos="1080" w:val="left"/>
+        </w:tabs>
+        <w:spacing w:after="120"/>
+        <w:ind w:left="1080" w:hanging="360"/>
+        <w:jc w:val="both"/>
+      </w:pPr>
+      <w:r>
+        <w:rPr/>
+        <w:t>•</w:t>
+        <w:tab/>
+        <w:t>The 45°/s velocity threshold was adopted from COLET and was not validated for this tracker; no threshold sensitivity analysis was run.</w:t>
+      </w:r>
+    </w:p>
+    <w:p>
+      <w:pPr>
+        <w:tabs>
+          <w:tab w:pos="1080" w:val="left"/>
+        </w:tabs>
+        <w:spacing w:after="120"/>
+        <w:ind w:left="1080" w:hanging="360"/>
+        <w:jc w:val="both"/>
+      </w:pPr>
+      <w:r>
+        <w:rPr/>
+        <w:t>•</w:t>
+        <w:tab/>
+        <w:t>The permutation test used untuned models, and no analysis without per-person standardization was run, so the contribution of the standardization to performance is not measured.</w:t>
+      </w:r>
+    </w:p>
+    <w:p>
+      <w:pPr>
+        <w:tabs>
+          <w:tab w:pos="1080" w:val="left"/>
+        </w:tabs>
+        <w:spacing w:after="120"/>
+        <w:ind w:left="1080" w:hanging="360"/>
+        <w:jc w:val="both"/>
+      </w:pPr>
+      <w:r>
+        <w:rPr/>
+        <w:t>•</w:t>
+        <w:tab/>
+        <w:t>The pupil-only analysis is not fully independent of speaking, because the tracker re-fitted its pupil model more often in the counting activities.</w:t>
+      </w:r>
+    </w:p>
+    <w:p>
+      <w:pPr>
+        <w:tabs>
+          <w:tab w:pos="1080" w:val="left"/>
+        </w:tabs>
+        <w:spacing w:after="120"/>
+        <w:ind w:left="1080" w:hanging="360"/>
+        <w:jc w:val="both"/>
+      </w:pPr>
+      <w:r>
+        <w:rPr/>
+        <w:t>•</w:t>
+        <w:tab/>
+        <w:t>Per-person standardization uses each participant’s own unlabeled recordings and relies on the balanced design; a deployed system would need a calibration session.</w:t>
+      </w:r>
+    </w:p>
+    <w:p>
+      <w:pPr>
+        <w:tabs>
+          <w:tab w:pos="1080" w:val="left"/>
+        </w:tabs>
+        <w:spacing w:after="120"/>
+        <w:ind w:left="1080" w:hanging="360"/>
+        <w:jc w:val="both"/>
+      </w:pPr>
+      <w:r>
+        <w:rPr/>
+        <w:t>•</w:t>
+        <w:tab/>
+        <w:t>Blinks and short tracking gaps split fixations, which can bias fixation counts in the activity with more blinks.</w:t>
+      </w:r>
+    </w:p>
+    <w:p>
+      <w:pPr>
+        <w:tabs>
+          <w:tab w:pos="1080" w:val="left"/>
+        </w:tabs>
+        <w:spacing w:after="120"/>
+        <w:ind w:left="1080" w:hanging="360"/>
+        <w:jc w:val="both"/>
+      </w:pPr>
+      <w:r>
+        <w:rPr/>
+        <w:t>•</w:t>
+        <w:tab/>
+        <w:t>The sample is small (45 participants, 90 samples) and comes from a laboratory task with a chin rest, which limits generalization to other people and settings.</w:t>
+      </w:r>
+    </w:p>
+    <w:p>
+      <w:pPr>
+        <w:tabs>
+          <w:tab w:pos="1080" w:val="left"/>
+        </w:tabs>
+        <w:spacing w:after="120"/>
+        <w:ind w:left="1080" w:hanging="360"/>
+        <w:jc w:val="both"/>
+      </w:pPr>
+      <w:r>
+        <w:rPr/>
+        <w:t>•</w:t>
+        <w:tab/>
+        <w:t>Only the two extreme activities were classified, so the results do not show how well finer load levels could be distinguished.</w:t>
+      </w:r>
+    </w:p>
+    <w:p>
+      <w:pPr>
+        <w:pStyle w:val="Heading2"/>
+        <w:jc w:val="left"/>
+      </w:pPr>
+      <w:r>
+        <w:t>RECOMMENDATIONS</w:t>
+      </w:r>
+    </w:p>
+    <w:p>
+      <w:pPr>
+        <w:ind w:firstLine="720"/>
+        <w:jc w:val="both"/>
+      </w:pPr>
+      <w:r>
+        <w:rPr/>
+        <w:t>For future research, the following are recommended:</w:t>
+      </w:r>
+    </w:p>
+    <w:p>
+      <w:pPr>
+        <w:tabs>
+          <w:tab w:pos="1080" w:val="left"/>
+        </w:tabs>
+        <w:spacing w:after="120"/>
+        <w:ind w:left="1080" w:hanging="360"/>
+        <w:jc w:val="both"/>
+      </w:pPr>
+      <w:r>
+        <w:rPr/>
+        <w:t>1.</w:t>
+        <w:tab/>
+        <w:t>Repeat the comparison on a dataset whose high-load condition does not involve speaking, for example a silent working-memory task, to separate mental load from speech effects.</w:t>
+      </w:r>
+    </w:p>
+    <w:p>
+      <w:pPr>
+        <w:tabs>
+          <w:tab w:pos="1080" w:val="left"/>
+        </w:tabs>
+        <w:spacing w:after="120"/>
+        <w:ind w:left="1080" w:hanging="360"/>
+        <w:jc w:val="both"/>
+      </w:pPr>
+      <w:r>
+        <w:rPr/>
+        <w:t>2.</w:t>
+        <w:tab/>
+        <w:t>Compare A1 with A2 in COLET, which differ only in time pressure, as a speech-free test of load detection.</w:t>
+      </w:r>
+    </w:p>
+    <w:p>
+      <w:pPr>
+        <w:tabs>
+          <w:tab w:pos="1080" w:val="left"/>
+        </w:tabs>
+        <w:spacing w:after="120"/>
+        <w:ind w:left="1080" w:hanging="360"/>
+        <w:jc w:val="both"/>
+      </w:pPr>
+      <w:r>
+        <w:rPr/>
+        <w:t>3.</w:t>
+        <w:tab/>
+        <w:t>Report a version without per-person standardization, or with calibration from a separate baseline recording, to measure how much the standardization adds.</w:t>
+      </w:r>
+    </w:p>
+    <w:p>
+      <w:pPr>
+        <w:tabs>
+          <w:tab w:pos="1080" w:val="left"/>
+        </w:tabs>
+        <w:spacing w:after="120"/>
+        <w:ind w:left="1080" w:hanging="360"/>
+        <w:jc w:val="both"/>
+      </w:pPr>
+      <w:r>
+        <w:rPr/>
+        <w:t>4.</w:t>
+        <w:tab/>
+        <w:t>Handle pupil-model refits explicitly, for example by computing pupil features per stable model segment.</w:t>
+      </w:r>
+    </w:p>
+    <w:p>
+      <w:pPr>
+        <w:tabs>
+          <w:tab w:pos="1080" w:val="left"/>
+        </w:tabs>
+        <w:spacing w:after="120"/>
+        <w:ind w:left="1080" w:hanging="360"/>
+        <w:jc w:val="both"/>
+      </w:pPr>
+      <w:r>
+        <w:rPr/>
+        <w:t>5.</w:t>
+        <w:tab/>
+        <w:t>Extend the work to more than two load levels and to real-time detection on shorter time windows once a suitable dataset is available.</w:t>
+      </w:r>
+    </w:p>
+    <w:p>
+      <w:pPr>
+        <w:ind w:firstLine="720"/>
+        <w:jc w:val="both"/>
+      </w:pPr>
+      <w:r>
+        <w:rPr/>
+        <w:t>For practitioners who want interpretable workload monitoring from eye tracking, Logistic Regression on a small set of well-established features (blink rate, pupil size and fixation rate) is a sound starting point in tasks that do not involve speaking, provided that each user’s data can be standardized against their own baseline.</w:t>
       </w:r>
     </w:p>
     <w:p>
@@ -5013,7 +9449,7 @@
       </w:r>
       <w:r>
         <w:rPr/>
-        <w:t>, vol. 29, no. 4, pp. 394–398, 2020.</w:t>
+        <w:t>, vol. 29, no. 4, pp. 394–398, 2020, doi: 10.1177/0963721420922183.</w:t>
       </w:r>
     </w:p>
     <w:p>
@@ -5065,7 +9501,7 @@
       </w:r>
       <w:r>
         <w:rPr/>
-        <w:t>, P. A. Hancock and N. Meshkati, Eds. Amsterdam, The Netherlands: North-Holland, 1988, pp. 139–183, doi: 10.1016/S0166-4115(08)62386-9.</w:t>
+        <w:t xml:space="preserve"> (Advances in Psychology, vol. 52), P. A. Hancock and N. Meshkati, Eds. Amsterdam, The Netherlands: North-Holland, 1988, pp. 139–183, doi: 10.1016/S0166-4115(08)62386-9.</w:t>
       </w:r>
     </w:p>
     <w:p>
@@ -5081,17 +9517,7 @@
         <w:rPr/>
         <w:t>[5]</w:t>
         <w:tab/>
-        <w:t xml:space="preserve">D. Tao </w:t>
-      </w:r>
-      <w:r>
-        <w:rPr>
-          <w:i/>
-        </w:rPr>
-        <w:t>et al.</w:t>
-      </w:r>
-      <w:r>
-        <w:rPr/>
-        <w:t xml:space="preserve">, “A systematic review of physiological measures of mental workload,” </w:t>
+        <w:t xml:space="preserve">D. Tao, H. Tan, H. Wang, X. Zhang, X. Qu, and T. Zhang, “A systematic review of physiological measures of mental workload,” </w:t>
       </w:r>
       <w:r>
         <w:rPr>
@@ -5127,7 +9553,7 @@
       </w:r>
       <w:r>
         <w:rPr/>
-        <w:t>, 2015, doi: 10.1177/0018720814539505.</w:t>
+        <w:t>, vol. 57, no. 1, pp. 125–143, 2015, doi: 10.1177/0018720814539505.</w:t>
       </w:r>
     </w:p>
     <w:p>
@@ -5221,27 +9647,17 @@
         <w:rPr/>
         <w:t>[10]</w:t>
         <w:tab/>
-        <w:t xml:space="preserve">T. Rolon-Merette </w:t>
+        <w:t xml:space="preserve">L. Grinsztajn, E. Oyallon, and G. Varoquaux, “Why do tree-based models still outperform deep learning on typical tabular data?,” in </w:t>
       </w:r>
       <w:r>
         <w:rPr>
           <w:i/>
         </w:rPr>
-        <w:t>et al.</w:t>
+        <w:t>Adv. Neural Inf. Process. Syst. (Datasets and Benchmarks Track)</w:t>
       </w:r>
       <w:r>
         <w:rPr/>
-        <w:t xml:space="preserve">, “Towards a cross-participant cognitive load classification using eye tracking and deep learning,” in </w:t>
-      </w:r>
-      <w:r>
-        <w:rPr>
-          <w:i/>
-        </w:rPr>
-        <w:t>Proc. Int. FLAIRS Conf.</w:t>
-      </w:r>
-      <w:r>
-        <w:rPr/>
-        <w:t>, vol. 39, no. 1, 2026, doi: 10.32473/flairs.39.1.141863.</w:t>
+        <w:t>, vol. 35, 2022.</w:t>
       </w:r>
     </w:p>
     <w:p>
@@ -5257,17 +9673,27 @@
         <w:rPr/>
         <w:t>[11]</w:t>
         <w:tab/>
-        <w:t xml:space="preserve">G. Nerella, D. Gan, B. David-John, and R. Alghofaili, “Gaze-based prediction of cognitive load in augmented reality,” </w:t>
+        <w:t xml:space="preserve">T. Rolon-Merette </w:t>
       </w:r>
       <w:r>
         <w:rPr>
           <w:i/>
         </w:rPr>
-        <w:t>Proc. ACM Hum.-Comput. Interact.</w:t>
+        <w:t>et al.</w:t>
       </w:r>
       <w:r>
         <w:rPr/>
-        <w:t>, vol. 10, no. 3, 2026, doi: 10.1145/3806040.</w:t>
+        <w:t xml:space="preserve">, “Towards a cross-participant cognitive load classification using eye tracking and deep learning,” in </w:t>
+      </w:r>
+      <w:r>
+        <w:rPr>
+          <w:i/>
+        </w:rPr>
+        <w:t>Proc. Int. FLAIRS Conf.</w:t>
+      </w:r>
+      <w:r>
+        <w:rPr/>
+        <w:t>, vol. 39, no. 1, 2026, doi: 10.32473/flairs.39.1.141863.</w:t>
       </w:r>
     </w:p>
     <w:p>
@@ -5283,17 +9709,17 @@
         <w:rPr/>
         <w:t>[12]</w:t>
         <w:tab/>
-        <w:t xml:space="preserve">X. Shao, X. Ma, F. Chen, and X. Pan, “Multimodal machine learning framework for driver mental workload classification: A comparative and interpretable approach,” </w:t>
+        <w:t xml:space="preserve">G. Nerella, D. Gan, B. David-John, and R. Alghofaili, “Gaze-based prediction of cognitive load in augmented reality,” </w:t>
       </w:r>
       <w:r>
         <w:rPr>
           <w:i/>
         </w:rPr>
-        <w:t>Appl. Sci.</w:t>
+        <w:t>Proc. ACM Hum.-Comput. Interact.</w:t>
       </w:r>
       <w:r>
         <w:rPr/>
-        <w:t>, vol. 16, no. 7, Art. no. 3581, 2026, doi: 10.3390/app16073581.</w:t>
+        <w:t>, vol. 10, no. 3, pp. 1–18, 2026, doi: 10.1145/3806040.</w:t>
       </w:r>
     </w:p>
     <w:p>
@@ -5309,17 +9735,17 @@
         <w:rPr/>
         <w:t>[13]</w:t>
         <w:tab/>
-        <w:t xml:space="preserve">S. Saeb, L. Lonini, A. Jayaraman, D. C. Mohr, and K. P. Kording, “The need to approximate the use-case in clinical machine learning,” </w:t>
+        <w:t xml:space="preserve">X. Shao, X. Ma, F. Chen, and X. Pan, “Multimodal machine learning framework for driver mental workload classification: A comparative and interpretable approach,” </w:t>
       </w:r>
       <w:r>
         <w:rPr>
           <w:i/>
         </w:rPr>
-        <w:t>GigaScience</w:t>
+        <w:t>Appl. Sci.</w:t>
       </w:r>
       <w:r>
         <w:rPr/>
-        <w:t>, vol. 6, no. 5, 2017, doi: 10.1093/gigascience/gix019.</w:t>
+        <w:t>, vol. 16, no. 7, Art. no. 3581, 2026, doi: 10.3390/app16073581.</w:t>
       </w:r>
     </w:p>
     <w:p>
@@ -5335,17 +9761,17 @@
         <w:rPr/>
         <w:t>[14]</w:t>
         <w:tab/>
-        <w:t xml:space="preserve">S. Kapoor and A. Narayanan, “Leakage and the reproducibility crisis in machine-learning-based science,” </w:t>
+        <w:t xml:space="preserve">S. Saeb, L. Lonini, A. Jayaraman, D. C. Mohr, and K. P. Kording, “The need to approximate the use-case in clinical machine learning,” </w:t>
       </w:r>
       <w:r>
         <w:rPr>
           <w:i/>
         </w:rPr>
-        <w:t>Patterns</w:t>
+        <w:t>GigaScience</w:t>
       </w:r>
       <w:r>
         <w:rPr/>
-        <w:t>, vol. 4, no. 9, Art. no. 100804, 2023, doi: 10.1016/j.patter.2023.100804.</w:t>
+        <w:t>, vol. 6, no. 5, Art. no. gix019, 2017, doi: 10.1093/gigascience/gix019.</w:t>
       </w:r>
     </w:p>
     <w:p>
@@ -5361,17 +9787,17 @@
         <w:rPr/>
         <w:t>[15]</w:t>
         <w:tab/>
-        <w:t xml:space="preserve">T. Božak, S. Goyal, M. Langheinrich, M. Gjoreski, and G. Slapničar, “Evaluating feature-based machine-learning models with post hoc explainability for eye-tracking-based task type and workload inference,” </w:t>
+        <w:t xml:space="preserve">S. Kapoor and A. Narayanan, “Leakage and the reproducibility crisis in machine-learning-based science,” </w:t>
       </w:r>
       <w:r>
         <w:rPr>
           <w:i/>
         </w:rPr>
-        <w:t>AI</w:t>
+        <w:t>Patterns</w:t>
       </w:r>
       <w:r>
         <w:rPr/>
-        <w:t>, vol. 7, no. 8, Art. no. 325, 2026, doi: 10.3390/ai7080325.</w:t>
+        <w:t>, vol. 4, no. 9, Art. no. 100804, 2023, doi: 10.1016/j.patter.2023.100804.</w:t>
       </w:r>
     </w:p>
     <w:p>
@@ -5387,17 +9813,17 @@
         <w:rPr/>
         <w:t>[16]</w:t>
         <w:tab/>
-        <w:t xml:space="preserve">S. B. Shafiei, S. Shadpour, and J. L. Mohler, “An integrated EEG and eye-tracking analysis using XGBoost for mental workload evaluation in surgery,” </w:t>
+        <w:t xml:space="preserve">T. Božak, S. Goyal, M. Langheinrich, M. Gjoreski, and G. Slapničar, “Evaluating feature-based machine-learning models with post hoc explainability for eye-tracking-based task type and workload inference,” </w:t>
       </w:r>
       <w:r>
         <w:rPr>
           <w:i/>
         </w:rPr>
-        <w:t>Hum. Factors</w:t>
+        <w:t>AI</w:t>
       </w:r>
       <w:r>
         <w:rPr/>
-        <w:t>, 2025, doi: 10.1177/00187208241285513.</w:t>
+        <w:t>, vol. 7, no. 8, Art. no. 325, 2026, doi: 10.3390/ai7080325.</w:t>
       </w:r>
     </w:p>
     <w:p>
@@ -5413,27 +9839,17 @@
         <w:rPr/>
         <w:t>[17]</w:t>
         <w:tab/>
-        <w:t xml:space="preserve">E. Ktistakis </w:t>
+        <w:t xml:space="preserve">S. B. Shafiei, S. Shadpour, and J. L. Mohler, “An integrated electroencephalography and eye-tracking analysis using eXtreme Gradient Boosting for mental workload evaluation in surgery,” </w:t>
       </w:r>
       <w:r>
         <w:rPr>
           <w:i/>
         </w:rPr>
-        <w:t>et al.</w:t>
+        <w:t>Hum. Factors</w:t>
       </w:r>
       <w:r>
         <w:rPr/>
-        <w:t xml:space="preserve">, “COLET: A dataset for COgnitive workLoad estimation based on eye-tracking,” </w:t>
-      </w:r>
-      <w:r>
-        <w:rPr>
-          <w:i/>
-        </w:rPr>
-        <w:t>Comput. Methods Programs Biomed.</w:t>
-      </w:r>
-      <w:r>
-        <w:rPr/>
-        <w:t>, vol. 224, Art. no. 106989, 2022, doi: 10.1016/j.cmpb.2022.106989.</w:t>
+        <w:t>, vol. 67, no. 5, pp. 464–484, 2025, doi: 10.1177/00187208241285513.</w:t>
       </w:r>
     </w:p>
     <w:p>
@@ -5449,17 +9865,27 @@
         <w:rPr/>
         <w:t>[18]</w:t>
         <w:tab/>
-        <w:t xml:space="preserve">S. M. Lundberg and S.-I. Lee, “A unified approach to interpreting model predictions,” in </w:t>
+        <w:t xml:space="preserve">E. Ktistakis </w:t>
       </w:r>
       <w:r>
         <w:rPr>
           <w:i/>
         </w:rPr>
-        <w:t>Adv. Neural Inf. Process. Syst.</w:t>
+        <w:t>et al.</w:t>
       </w:r>
       <w:r>
         <w:rPr/>
-        <w:t>, vol. 30, 2017.</w:t>
+        <w:t xml:space="preserve">, “COLET: A dataset for COgnitive workLoad estimation based on eye-tracking,” </w:t>
+      </w:r>
+      <w:r>
+        <w:rPr>
+          <w:i/>
+        </w:rPr>
+        <w:t>Comput. Methods Programs Biomed.</w:t>
+      </w:r>
+      <w:r>
+        <w:rPr/>
+        <w:t>, vol. 224, Art. no. 106989, 2022, doi: 10.1016/j.cmpb.2022.106989.</w:t>
       </w:r>
     </w:p>
     <w:p>
@@ -5475,27 +9901,17 @@
         <w:rPr/>
         <w:t>[19]</w:t>
         <w:tab/>
-        <w:t xml:space="preserve">S. M. Lundberg </w:t>
+        <w:t xml:space="preserve">S. M. Lundberg and S.-I. Lee, “A unified approach to interpreting model predictions,” in </w:t>
       </w:r>
       <w:r>
         <w:rPr>
           <w:i/>
         </w:rPr>
-        <w:t>et al.</w:t>
+        <w:t>Adv. Neural Inf. Process. Syst.</w:t>
       </w:r>
       <w:r>
         <w:rPr/>
-        <w:t xml:space="preserve">, “From local explanations to global understanding with explainable AI for trees,” </w:t>
-      </w:r>
-      <w:r>
-        <w:rPr>
-          <w:i/>
-        </w:rPr>
-        <w:t>Nat. Mach. Intell.</w:t>
-      </w:r>
-      <w:r>
-        <w:rPr/>
-        <w:t>, vol. 2, no. 1, pp. 56–67, 2020, doi: 10.1038/s42256-019-0138-9.</w:t>
+        <w:t>, vol. 30, 2017.</w:t>
       </w:r>
     </w:p>
     <w:p>
@@ -5511,17 +9927,27 @@
         <w:rPr/>
         <w:t>[20]</w:t>
         <w:tab/>
-        <w:t xml:space="preserve">L. Breiman, “Random forests,” </w:t>
+        <w:t xml:space="preserve">S. M. Lundberg </w:t>
       </w:r>
       <w:r>
         <w:rPr>
           <w:i/>
         </w:rPr>
-        <w:t>Mach. Learn.</w:t>
+        <w:t>et al.</w:t>
       </w:r>
       <w:r>
         <w:rPr/>
-        <w:t>, vol. 45, no. 1, pp. 5–32, 2001, doi: 10.1023/A:1010933404324.</w:t>
+        <w:t xml:space="preserve">, “From local explanations to global understanding with explainable AI for trees,” </w:t>
+      </w:r>
+      <w:r>
+        <w:rPr>
+          <w:i/>
+        </w:rPr>
+        <w:t>Nat. Mach. Intell.</w:t>
+      </w:r>
+      <w:r>
+        <w:rPr/>
+        <w:t>, vol. 2, no. 1, pp. 56–67, 2020, doi: 10.1038/s42256-019-0138-9.</w:t>
       </w:r>
     </w:p>
     <w:p>
@@ -5537,17 +9963,17 @@
         <w:rPr/>
         <w:t>[21]</w:t>
         <w:tab/>
-        <w:t xml:space="preserve">A. Fisher, C. Rudin, and F. Dominici, “All models are wrong, but many are useful: Learning a variable’s importance by studying an entire class of prediction models simultaneously,” </w:t>
+        <w:t xml:space="preserve">L. Breiman, “Random forests,” </w:t>
       </w:r>
       <w:r>
         <w:rPr>
           <w:i/>
         </w:rPr>
-        <w:t>J. Mach. Learn. Res.</w:t>
+        <w:t>Mach. Learn.</w:t>
       </w:r>
       <w:r>
         <w:rPr/>
-        <w:t>, vol. 20, no. 177, pp. 1–81, 2019.</w:t>
+        <w:t>, vol. 45, no. 1, pp. 5–32, 2001, doi: 10.1023/A:1010933404324.</w:t>
       </w:r>
     </w:p>
     <w:p>
@@ -5563,27 +9989,17 @@
         <w:rPr/>
         <w:t>[22]</w:t>
         <w:tab/>
-        <w:t xml:space="preserve">A. R. Bentivoglio </w:t>
+        <w:t xml:space="preserve">A. Fisher, C. Rudin, and F. Dominici, “All models are wrong, but many are useful: Learning a variable’s importance by studying an entire class of prediction models simultaneously,” </w:t>
       </w:r>
       <w:r>
         <w:rPr>
           <w:i/>
         </w:rPr>
-        <w:t>et al.</w:t>
+        <w:t>J. Mach. Learn. Res.</w:t>
       </w:r>
       <w:r>
         <w:rPr/>
-        <w:t xml:space="preserve">, “Analysis of blink rate patterns in normal subjects,” </w:t>
-      </w:r>
-      <w:r>
-        <w:rPr>
-          <w:i/>
-        </w:rPr>
-        <w:t>Mov. Disord.</w:t>
-      </w:r>
-      <w:r>
-        <w:rPr/>
-        <w:t>, vol. 12, no. 6, pp. 1028–1034, 1997, doi: 10.1002/mds.870120629.</w:t>
+        <w:t>, vol. 20, no. 177, pp. 1–81, 2019.</w:t>
       </w:r>
     </w:p>
     <w:p>
@@ -5599,7 +10015,17 @@
         <w:rPr/>
         <w:t>[23]</w:t>
         <w:tab/>
-        <w:t>United Nations General Assembly, “Transforming our world: The 2030 Agenda for Sustainable Development,” Resolution A/RES/70/1, 2015.</w:t>
+        <w:t xml:space="preserve">A. R. Bentivoglio, S. B. Bressman, E. Cassetta, D. Carretta, P. Tonali, and A. Albanese, “Analysis of blink rate patterns in normal subjects,” </w:t>
+      </w:r>
+      <w:r>
+        <w:rPr>
+          <w:i/>
+        </w:rPr>
+        <w:t>Mov. Disord.</w:t>
+      </w:r>
+      <w:r>
+        <w:rPr/>
+        <w:t>, vol. 12, no. 6, pp. 1028–1034, 1997, doi: 10.1002/mds.870120629.</w:t>
       </w:r>
     </w:p>
     <w:p>
@@ -5615,27 +10041,7 @@
         <w:rPr/>
         <w:t>[24]</w:t>
         <w:tab/>
-        <w:t xml:space="preserve">E. Christodoulou </w:t>
-      </w:r>
-      <w:r>
-        <w:rPr>
-          <w:i/>
-        </w:rPr>
-        <w:t>et al.</w:t>
-      </w:r>
-      <w:r>
-        <w:rPr/>
-        <w:t xml:space="preserve">, “A systematic review shows no performance benefit of machine learning over logistic regression for clinical prediction models,” </w:t>
-      </w:r>
-      <w:r>
-        <w:rPr>
-          <w:i/>
-        </w:rPr>
-        <w:t>J. Clin. Epidemiol.</w:t>
-      </w:r>
-      <w:r>
-        <w:rPr/>
-        <w:t>, vol. 110, pp. 12–22, 2019, doi: 10.1016/j.jclinepi.2019.02.004.</w:t>
+        <w:t>United Nations General Assembly, “Transforming our world: The 2030 Agenda for Sustainable Development,” Resolution A/RES/70/1, Oct. 21, 2015.</w:t>
       </w:r>
     </w:p>
     <w:p>
@@ -5651,17 +10057,27 @@
         <w:rPr/>
         <w:t>[25]</w:t>
         <w:tab/>
-        <w:t xml:space="preserve">T. Foulsham, E. Walker, and A. Kingstone, “The where, what and when of gaze allocation in the lab and the natural environment,” </w:t>
+        <w:t xml:space="preserve">C. Wu </w:t>
       </w:r>
       <w:r>
         <w:rPr>
           <w:i/>
         </w:rPr>
-        <w:t>Vision Res.</w:t>
+        <w:t>et al.</w:t>
       </w:r>
       <w:r>
         <w:rPr/>
-        <w:t>, vol. 51, no. 17, pp. 1920–1931, 2011, doi: 10.1016/j.visres.2011.07.002.</w:t>
+        <w:t xml:space="preserve">, “Eye-tracking metrics predict perceived workload in robotic surgical skills training,” </w:t>
+      </w:r>
+      <w:r>
+        <w:rPr>
+          <w:i/>
+        </w:rPr>
+        <w:t>Hum. Factors</w:t>
+      </w:r>
+      <w:r>
+        <w:rPr/>
+        <w:t>, vol. 62, no. 8, pp. 1365–1386, 2020, doi: 10.1177/0018720819874544.</w:t>
       </w:r>
     </w:p>
     <w:p>
@@ -5677,17 +10093,17 @@
         <w:rPr/>
         <w:t>[26]</w:t>
         <w:tab/>
-        <w:t xml:space="preserve">G. Varoquaux, “Cross-validation failure: Small sample sizes lead to large error bars,” </w:t>
+        <w:t xml:space="preserve">E. Christodoulou, J. Ma, G. S. Collins, E. W. Steyerberg, J. Y. Verbakel, and B. Van Calster, “A systematic review shows no performance benefit of machine learning over logistic regression for clinical prediction models,” </w:t>
       </w:r>
       <w:r>
         <w:rPr>
           <w:i/>
         </w:rPr>
-        <w:t>NeuroImage</w:t>
+        <w:t>J. Clin. Epidemiol.</w:t>
       </w:r>
       <w:r>
         <w:rPr/>
-        <w:t>, vol. 180, pp. 68–77, 2018, doi: 10.1016/j.neuroimage.2017.06.061.</w:t>
+        <w:t>, vol. 110, pp. 12–22, 2019, doi: 10.1016/j.jclinepi.2019.02.004.</w:t>
       </w:r>
     </w:p>
     <w:p>
@@ -5703,17 +10119,17 @@
         <w:rPr/>
         <w:t>[27]</w:t>
         <w:tab/>
-        <w:t xml:space="preserve">M. E. Kret and E. E. Sjak-Shie, “Preprocessing pupil size data: Guidelines and code,” </w:t>
+        <w:t xml:space="preserve">T. Foulsham, E. Walker, and A. Kingstone, “The where, what and when of gaze allocation in the lab and the natural environment,” </w:t>
       </w:r>
       <w:r>
         <w:rPr>
           <w:i/>
         </w:rPr>
-        <w:t>Behav. Res. Methods</w:t>
+        <w:t>Vision Res.</w:t>
       </w:r>
       <w:r>
         <w:rPr/>
-        <w:t>, vol. 51, no. 3, pp. 1336–1342, 2019, doi: 10.3758/s13428-018-1075-y.</w:t>
+        <w:t>, vol. 51, no. 17, pp. 1920–1931, 2011, doi: 10.1016/j.visres.2011.07.002.</w:t>
       </w:r>
     </w:p>
     <w:p>
@@ -5729,27 +10145,17 @@
         <w:rPr/>
         <w:t>[28]</w:t>
         <w:tab/>
-        <w:t xml:space="preserve">Y. Faraji </w:t>
+        <w:t xml:space="preserve">G. Varoquaux, “Cross-validation failure: Small sample sizes lead to large error bars,” </w:t>
       </w:r>
       <w:r>
         <w:rPr>
           <w:i/>
         </w:rPr>
-        <w:t>et al.</w:t>
+        <w:t>NeuroImage</w:t>
       </w:r>
       <w:r>
         <w:rPr/>
-        <w:t xml:space="preserve">, “A toolkit for wide-screen dynamic area of interest measurements using the Pupil Labs Core Eye Tracker,” </w:t>
-      </w:r>
-      <w:r>
-        <w:rPr>
-          <w:i/>
-        </w:rPr>
-        <w:t>Behav. Res. Methods</w:t>
-      </w:r>
-      <w:r>
-        <w:rPr/>
-        <w:t>, vol. 55, no. 7, pp. 3820–3830, 2023, doi: 10.3758/s13428-022-01991-5.</w:t>
+        <w:t>, vol. 180, pp. 68–77, 2018, doi: 10.1016/j.neuroimage.2017.06.061.</w:t>
       </w:r>
     </w:p>
     <w:p>
@@ -5765,17 +10171,17 @@
         <w:rPr/>
         <w:t>[29]</w:t>
         <w:tab/>
-        <w:t xml:space="preserve">D. D. Salvucci and J. H. Goldberg, “Identifying fixations and saccades in eye-tracking protocols,” in </w:t>
+        <w:t xml:space="preserve">M. E. Kret and E. E. Sjak-Shie, “Preprocessing pupil size data: Guidelines and code,” </w:t>
       </w:r>
       <w:r>
         <w:rPr>
           <w:i/>
         </w:rPr>
-        <w:t>Proc. Symp. Eye Tracking Res. Appl. (ETRA)</w:t>
+        <w:t>Behav. Res. Methods</w:t>
       </w:r>
       <w:r>
         <w:rPr/>
-        <w:t>, 2000, pp. 71–78, doi: 10.1145/355017.355028.</w:t>
+        <w:t>, vol. 51, no. 3, pp. 1336–1342, 2019, doi: 10.3758/s13428-018-1075-y.</w:t>
       </w:r>
     </w:p>
     <w:p>
@@ -5791,7 +10197,7 @@
         <w:rPr/>
         <w:t>[30]</w:t>
         <w:tab/>
-        <w:t xml:space="preserve">G. Bargary </w:t>
+        <w:t xml:space="preserve">Y. Faraji </w:t>
       </w:r>
       <w:r>
         <w:rPr>
@@ -5801,17 +10207,17 @@
       </w:r>
       <w:r>
         <w:rPr/>
-        <w:t xml:space="preserve">, “Individual differences in human eye movements: An oculomotor signature?,” </w:t>
+        <w:t xml:space="preserve">, “A toolkit for wide-screen dynamic area of interest measurements using the Pupil Labs Core Eye Tracker,” </w:t>
       </w:r>
       <w:r>
         <w:rPr>
           <w:i/>
         </w:rPr>
-        <w:t>Vision Res.</w:t>
+        <w:t>Behav. Res. Methods</w:t>
       </w:r>
       <w:r>
         <w:rPr/>
-        <w:t>, vol. 141, pp. 157–169, 2017, doi: 10.1016/j.visres.2017.03.001.</w:t>
+        <w:t>, vol. 55, no. 7, pp. 3820–3830, 2023, doi: 10.3758/s13428-022-01991-5.</w:t>
       </w:r>
     </w:p>
     <w:p>
@@ -5827,17 +10233,17 @@
         <w:rPr/>
         <w:t>[31]</w:t>
         <w:tab/>
-        <w:t xml:space="preserve">G. C. Cawley and N. L. C. Talbot, “On over-fitting in model selection and subsequent selection bias in performance evaluation,” </w:t>
+        <w:t xml:space="preserve">D. D. Salvucci and J. H. Goldberg, “Identifying fixations and saccades in eye-tracking protocols,” in </w:t>
       </w:r>
       <w:r>
         <w:rPr>
           <w:i/>
         </w:rPr>
-        <w:t>J. Mach. Learn. Res.</w:t>
+        <w:t>Proc. Symp. Eye Tracking Res. Appl. (ETRA)</w:t>
       </w:r>
       <w:r>
         <w:rPr/>
-        <w:t>, vol. 11, pp. 2079–2107, 2010.</w:t>
+        <w:t>, 2000, pp. 71–78, doi: 10.1145/355017.355028.</w:t>
       </w:r>
     </w:p>
     <w:p>
@@ -5853,17 +10259,17 @@
         <w:rPr/>
         <w:t>[32]</w:t>
         <w:tab/>
-        <w:t xml:space="preserve">S. G. Hart, “NASA-Task Load Index (NASA-TLX); 20 years later,” </w:t>
+        <w:t xml:space="preserve">G. Bargary, J. M. Bosten, P. T. Goodbourn, A. J. Lawrance-Owen, R. E. Hogg, and J. D. Mollon, “Individual differences in human eye movements: An oculomotor signature?,” </w:t>
       </w:r>
       <w:r>
         <w:rPr>
           <w:i/>
         </w:rPr>
-        <w:t>Proc. Hum. Factors Ergon. Soc. Annu. Meet.</w:t>
+        <w:t>Vision Res.</w:t>
       </w:r>
       <w:r>
         <w:rPr/>
-        <w:t>, vol. 50, no. 9, pp. 904–908, 2006, doi: 10.1177/154193120605000909.</w:t>
+        <w:t>, vol. 141, pp. 157–169, 2017, doi: 10.1016/j.visres.2017.03.001.</w:t>
       </w:r>
     </w:p>
     <w:p>
@@ -5879,17 +10285,17 @@
         <w:rPr/>
         <w:t>[33]</w:t>
         <w:tab/>
-        <w:t xml:space="preserve">S. Mathôt, “Pupillometry: Psychology, physiology, and function,” </w:t>
+        <w:t xml:space="preserve">G. C. Cawley and N. L. C. Talbot, “On over-fitting in model selection and subsequent selection bias in performance evaluation,” </w:t>
       </w:r>
       <w:r>
         <w:rPr>
           <w:i/>
         </w:rPr>
-        <w:t>J. Cognition</w:t>
+        <w:t>J. Mach. Learn. Res.</w:t>
       </w:r>
       <w:r>
         <w:rPr/>
-        <w:t>, vol. 1, no. 1, Art. no. 16, 2018, doi: 10.5334/joc.18.</w:t>
+        <w:t>, vol. 11, pp. 2079–2107, 2010.</w:t>
       </w:r>
     </w:p>
     <w:p>
@@ -5905,17 +10311,17 @@
         <w:rPr/>
         <w:t>[34]</w:t>
         <w:tab/>
-        <w:t xml:space="preserve">M. A. Recarte, E. Pérez, A. Conchillo, and L. M. Nunes, “Mental workload and visual impairment: Differences between pupil, blink, and subjective rating,” </w:t>
+        <w:t xml:space="preserve">S. G. Hart, “NASA-Task Load Index (NASA-TLX); 20 years later,” </w:t>
       </w:r>
       <w:r>
         <w:rPr>
           <w:i/>
         </w:rPr>
-        <w:t>Span. J. Psychol.</w:t>
+        <w:t>Proc. Hum. Factors Ergon. Soc. Annu. Meet.</w:t>
       </w:r>
       <w:r>
         <w:rPr/>
-        <w:t>, vol. 11, pp. 374–385, 2008, doi: 10.1017/s1138741600004406.</w:t>
+        <w:t>, vol. 50, no. 9, pp. 904–908, 2006, doi: 10.1177/154193120605000909.</w:t>
       </w:r>
     </w:p>
     <w:p>
@@ -5931,17 +10337,17 @@
         <w:rPr/>
         <w:t>[35]</w:t>
         <w:tab/>
-        <w:t xml:space="preserve">J. G. May, R. S. Kennedy, M. C. Williams, W. P. Dunlap, and J. R. Brannan, “Eye movement indices of mental workload,” </w:t>
+        <w:t xml:space="preserve">S. Mathôt, “Pupillometry: Psychology, physiology, and function,” </w:t>
       </w:r>
       <w:r>
         <w:rPr>
           <w:i/>
         </w:rPr>
-        <w:t>Acta Psychol.</w:t>
+        <w:t>J. Cogn.</w:t>
       </w:r>
       <w:r>
         <w:rPr/>
-        <w:t>, vol. 75, pp. 75–89, 1990, doi: 10.1016/0001-6918(90)90067-p.</w:t>
+        <w:t>, vol. 1, no. 1, Art. no. 16, 2018, doi: 10.5334/joc.18.</w:t>
       </w:r>
     </w:p>
     <w:p>
@@ -5957,27 +10363,17 @@
         <w:rPr/>
         <w:t>[36]</w:t>
         <w:tab/>
-        <w:t xml:space="preserve">L. L. Di Stasi </w:t>
+        <w:t xml:space="preserve">M. A. Recarte, E. Pérez, A. Conchillo, and L. M. Nunes, “Mental workload and visual impairment: Differences between pupil, blink, and subjective rating,” </w:t>
       </w:r>
       <w:r>
         <w:rPr>
           <w:i/>
         </w:rPr>
-        <w:t>et al.</w:t>
+        <w:t>Span. J. Psychol.</w:t>
       </w:r>
       <w:r>
         <w:rPr/>
-        <w:t xml:space="preserve">, “Saccadic peak velocity sensitivity to variations in mental workload,” </w:t>
-      </w:r>
-      <w:r>
-        <w:rPr>
-          <w:i/>
-        </w:rPr>
-        <w:t>Aviat. Space Environ. Med.</w:t>
-      </w:r>
-      <w:r>
-        <w:rPr/>
-        <w:t>, vol. 81, no. 4, pp. 413–417, 2010, doi: 10.3357/asem.2579.2010.</w:t>
+        <w:t>, vol. 11, no. 2, pp. 374–385, 2008, doi: 10.1017/s1138741600004406.</w:t>
       </w:r>
     </w:p>
     <w:p>
@@ -5993,17 +10389,17 @@
         <w:rPr/>
         <w:t>[37]</w:t>
         <w:tab/>
-        <w:t xml:space="preserve">L. L. Di Stasi, A. Antolí, and J. J. Cañas, “Main sequence: An index for detecting mental workload variation in complex tasks,” </w:t>
+        <w:t xml:space="preserve">J. G. May, R. S. Kennedy, M. C. Williams, W. P. Dunlap, and J. R. Brannan, “Eye movement indices of mental workload,” </w:t>
       </w:r>
       <w:r>
         <w:rPr>
           <w:i/>
         </w:rPr>
-        <w:t>Appl. Ergon.</w:t>
+        <w:t>Acta Psychol.</w:t>
       </w:r>
       <w:r>
         <w:rPr/>
-        <w:t>, vol. 42, no. 6, pp. 807–813, 2011, doi: 10.1016/j.apergo.2011.01.003.</w:t>
+        <w:t>, vol. 75, no. 1, pp. 75–89, 1990, doi: 10.1016/0001-6918(90)90067-p.</w:t>
       </w:r>
     </w:p>
     <w:p>
@@ -6019,17 +10415,27 @@
         <w:rPr/>
         <w:t>[38]</w:t>
         <w:tab/>
-        <w:t xml:space="preserve">J. C. Liu, K. A. Li, S. L. Yeh, and S. Y. Chien, “Assessing perceptual load and cognitive load by fixation-related information of eye movements,” </w:t>
+        <w:t xml:space="preserve">L. L. Di Stasi </w:t>
       </w:r>
       <w:r>
         <w:rPr>
           <w:i/>
         </w:rPr>
-        <w:t>Sensors</w:t>
+        <w:t>et al.</w:t>
       </w:r>
       <w:r>
         <w:rPr/>
-        <w:t>, vol. 22, no. 3, Art. no. 1187, 2022, doi: 10.3390/s22031187.</w:t>
+        <w:t xml:space="preserve">, “Saccadic peak velocity sensitivity to variations in mental workload,” </w:t>
+      </w:r>
+      <w:r>
+        <w:rPr>
+          <w:i/>
+        </w:rPr>
+        <w:t>Aviat. Space Environ. Med.</w:t>
+      </w:r>
+      <w:r>
+        <w:rPr/>
+        <w:t>, vol. 81, no. 4, pp. 413–417, 2010, doi: 10.3357/asem.2579.2010.</w:t>
       </w:r>
     </w:p>
     <w:p>
@@ -6045,17 +10451,17 @@
         <w:rPr/>
         <w:t>[39]</w:t>
         <w:tab/>
-        <w:t xml:space="preserve">Y. Wang, B. Reimer, J. Dobres, and B. Mehler, “The sensitivity of different methodologies for characterizing drivers’ gaze concentration under increased cognitive demand,” </w:t>
+        <w:t xml:space="preserve">L. L. Di Stasi, A. Antolí, and J. J. Cañas, “Main sequence: An index for detecting mental workload variation in complex tasks,” </w:t>
       </w:r>
       <w:r>
         <w:rPr>
           <w:i/>
         </w:rPr>
-        <w:t>Transp. Res. Part F</w:t>
+        <w:t>Appl. Ergon.</w:t>
       </w:r>
       <w:r>
         <w:rPr/>
-        <w:t>, vol. 26, pp. 227–237, 2014, doi: 10.1016/j.trf.2014.08.003.</w:t>
+        <w:t>, vol. 42, no. 6, pp. 807–813, 2011, doi: 10.1016/j.apergo.2011.01.003.</w:t>
       </w:r>
     </w:p>
     <w:p>
@@ -6071,17 +10477,17 @@
         <w:rPr/>
         <w:t>[40]</w:t>
         <w:tab/>
-        <w:t xml:space="preserve">M. A. Recarte and L. M. Nunes, “Mental workload while driving: Effects on visual search, discrimination, and decision making,” </w:t>
+        <w:t xml:space="preserve">J. C. Liu, K. A. Li, S. L. Yeh, and S. Y. Chien, “Assessing perceptual load and cognitive load by fixation-related information of eye movements,” </w:t>
       </w:r>
       <w:r>
         <w:rPr>
           <w:i/>
         </w:rPr>
-        <w:t>J. Exp. Psychol. Appl.</w:t>
+        <w:t>Sensors</w:t>
       </w:r>
       <w:r>
         <w:rPr/>
-        <w:t>, vol. 9, pp. 119–137, 2003, doi: 10.1037/1076-898x.9.2.119.</w:t>
+        <w:t>, vol. 22, no. 3, Art. no. 1187, 2022, doi: 10.3390/s22031187.</w:t>
       </w:r>
     </w:p>
     <w:p>
@@ -6097,17 +10503,17 @@
         <w:rPr/>
         <w:t>[41]</w:t>
         <w:tab/>
-        <w:t xml:space="preserve">R. Andersson, L. Larsson, K. Holmqvist, M. Stridh, and M. Nyström, “One algorithm to rule them all? An evaluation and discussion of ten eye movement event-detection algorithms,” </w:t>
+        <w:t xml:space="preserve">Y. Wang, B. Reimer, J. Dobres, and B. Mehler, “The sensitivity of different methodologies for characterizing drivers’ gaze concentration under increased cognitive demand,” </w:t>
       </w:r>
       <w:r>
         <w:rPr>
           <w:i/>
         </w:rPr>
-        <w:t>Behav. Res. Methods</w:t>
+        <w:t>Transp. Res. Part F, Traffic Psychol. Behav.</w:t>
       </w:r>
       <w:r>
         <w:rPr/>
-        <w:t>, vol. 49, no. 2, pp. 616–637, 2017, doi: 10.3758/s13428-016-0738-9.</w:t>
+        <w:t>, vol. 26, pp. 227–237, 2014, doi: 10.1016/j.trf.2014.08.003.</w:t>
       </w:r>
     </w:p>
     <w:p>
@@ -6123,17 +10529,17 @@
         <w:rPr/>
         <w:t>[42]</w:t>
         <w:tab/>
-        <w:t xml:space="preserve">O. V. Komogortsev, D. V. Gobert, S. Jayarathna, D. H. Koh, and S. M. Gowda, “Standardization of automated analyses of oculomotor fixation and saccadic behaviors,” </w:t>
+        <w:t xml:space="preserve">M. A. Recarte and L. M. Nunes, “Mental workload while driving: Effects on visual search, discrimination, and decision making,” </w:t>
       </w:r>
       <w:r>
         <w:rPr>
           <w:i/>
         </w:rPr>
-        <w:t>IEEE Trans. Biomed. Eng.</w:t>
+        <w:t>J. Exp. Psychol. Appl.</w:t>
       </w:r>
       <w:r>
         <w:rPr/>
-        <w:t>, vol. 57, no. 11, pp. 2635–2645, 2010, doi: 10.1109/TBME.2010.2057429.</w:t>
+        <w:t>, vol. 9, no. 2, pp. 119–137, 2003, doi: 10.1037/1076-898x.9.2.119.</w:t>
       </w:r>
     </w:p>
     <w:p>
@@ -6149,27 +10555,17 @@
         <w:rPr/>
         <w:t>[43]</w:t>
         <w:tab/>
-        <w:t xml:space="preserve">V. Skaramagkas </w:t>
+        <w:t xml:space="preserve">R. Andersson, L. Larsson, K. Holmqvist, M. Stridh, and M. Nyström, “One algorithm to rule them all? An evaluation and discussion of ten eye movement event-detection algorithms,” </w:t>
       </w:r>
       <w:r>
         <w:rPr>
           <w:i/>
         </w:rPr>
-        <w:t>et al.</w:t>
+        <w:t>Behav. Res. Methods</w:t>
       </w:r>
       <w:r>
         <w:rPr/>
-        <w:t xml:space="preserve">, “Cognitive workload level estimation based on eye tracking: A machine learning approach,” in </w:t>
-      </w:r>
-      <w:r>
-        <w:rPr>
-          <w:i/>
-        </w:rPr>
-        <w:t>Proc. IEEE Int. Conf. Bioinformatics Bioeng. (BIBE)</w:t>
-      </w:r>
-      <w:r>
-        <w:rPr/>
-        <w:t>, 2021, doi: 10.1109/BIBE52308.2021.9635166.</w:t>
+        <w:t>, vol. 49, no. 2, pp. 616–637, 2017, doi: 10.3758/s13428-016-0738-9.</w:t>
       </w:r>
     </w:p>
     <w:p>
@@ -6185,27 +10581,17 @@
         <w:rPr/>
         <w:t>[44]</w:t>
         <w:tab/>
-        <w:t xml:space="preserve">W. Fuhl </w:t>
+        <w:t xml:space="preserve">O. V. Komogortsev, D. V. Gobert, S. Jayarathna, D. H. Koh, and S. M. Gowda, “Standardization of automated analyses of oculomotor fixation and saccadic behaviors,” </w:t>
       </w:r>
       <w:r>
         <w:rPr>
           <w:i/>
         </w:rPr>
-        <w:t>et al.</w:t>
+        <w:t>IEEE Trans. Biomed. Eng.</w:t>
       </w:r>
       <w:r>
         <w:rPr/>
-        <w:t xml:space="preserve">, “A temporally quantized distribution of pupil diameters as a new feature for cognitive load classification,” in </w:t>
-      </w:r>
-      <w:r>
-        <w:rPr>
-          <w:i/>
-        </w:rPr>
-        <w:t>Proc. ACM Symp. Eye Tracking Res. Appl. (ETRA)</w:t>
-      </w:r>
-      <w:r>
-        <w:rPr/>
-        <w:t>, 2023, doi: 10.1145/3588015.3590116.</w:t>
+        <w:t>, vol. 57, no. 11, pp. 2635–2645, 2010, doi: 10.1109/TBME.2010.2057429.</w:t>
       </w:r>
     </w:p>
     <w:p>
@@ -6221,7 +10607,7 @@
         <w:rPr/>
         <w:t>[45]</w:t>
         <w:tab/>
-        <w:t xml:space="preserve">S. Wibirama </w:t>
+        <w:t xml:space="preserve">V. Skaramagkas </w:t>
       </w:r>
       <w:r>
         <w:rPr>
@@ -6231,17 +10617,17 @@
       </w:r>
       <w:r>
         <w:rPr/>
-        <w:t xml:space="preserve">, “Classification of cognitive load using deep learning based on eye movement indices,” </w:t>
+        <w:t xml:space="preserve">, “Cognitive workload level estimation based on eye tracking: A machine learning approach,” in </w:t>
       </w:r>
       <w:r>
         <w:rPr>
           <w:i/>
         </w:rPr>
-        <w:t>IEEE Access</w:t>
+        <w:t>Proc. IEEE 21st Int. Conf. Bioinformatics Bioeng. (BIBE)</w:t>
       </w:r>
       <w:r>
         <w:rPr/>
-        <w:t>, vol. 13, 2025, doi: 10.1109/ACCESS.2025.3613292.</w:t>
+        <w:t>, 2021, pp. 1–5, doi: 10.1109/BIBE52308.2021.9635166.</w:t>
       </w:r>
     </w:p>
     <w:p>
@@ -6257,17 +10643,17 @@
         <w:rPr/>
         <w:t>[46]</w:t>
         <w:tab/>
-        <w:t xml:space="preserve">Dell’Acqua, Garofalo, La Rosa, and Villari, “Inferring cognitive workload from symbolic gaze sequences using large language models,” </w:t>
+        <w:t xml:space="preserve">W. Fuhl, A. Herrmann-Werner, and K. Nieselt, “A temporally quantized distribution of pupil diameters as a new feature for cognitive load classification,” in </w:t>
       </w:r>
       <w:r>
         <w:rPr>
           <w:i/>
         </w:rPr>
-        <w:t>IEEE Access</w:t>
+        <w:t>Proc. ACM Symp. Eye Tracking Res. Appl. (ETRA)</w:t>
       </w:r>
       <w:r>
         <w:rPr/>
-        <w:t>, 2025, doi: 10.1109/ACCESS.2025.3646271.</w:t>
+        <w:t>, 2023, pp. 1–2, doi: 10.1145/3588015.3590116.</w:t>
       </w:r>
     </w:p>
     <w:p>
@@ -6283,17 +10669,17 @@
         <w:rPr/>
         <w:t>[47]</w:t>
         <w:tab/>
-        <w:t xml:space="preserve">D. Fenoglio, D. Josifovski, A. Gobbetti, M. Formo, H. Gjoreski, M. Gjoreski, and M. Langheinrich, “Federated learning for privacy-aware cognitive workload estimation,” in </w:t>
+        <w:t xml:space="preserve">S. Wibirama, S. A. I. Alfarozi, A. R. Suhari, A. H. Fristiana, H. Nurlatifa, and P. I. Santosa, “Classification of cognitive load using deep learning based on eye movement indices,” </w:t>
       </w:r>
       <w:r>
         <w:rPr>
           <w:i/>
         </w:rPr>
-        <w:t>Proc. 22nd Int. Conf. Mobile Ubiquitous Multimedia (MUM)</w:t>
+        <w:t>IEEE Access</w:t>
       </w:r>
       <w:r>
         <w:rPr/>
-        <w:t>, 2023, pp. 25–36, doi: 10.1145/3626705.3627783.</w:t>
+        <w:t>, vol. 13, pp. 167324–167343, 2025, doi: 10.1109/ACCESS.2025.3613292.</w:t>
       </w:r>
     </w:p>
     <w:p>
@@ -6309,17 +10695,17 @@
         <w:rPr/>
         <w:t>[48]</w:t>
         <w:tab/>
-        <w:t xml:space="preserve">H. Zou and T. Hastie, “Regularization and variable selection via the elastic net,” </w:t>
+        <w:t xml:space="preserve">P. Dell’Acqua, M. Garofalo, F. La Rosa, and M. Villari, “Inferring cognitive workload from symbolic gaze sequences using large language models,” </w:t>
       </w:r>
       <w:r>
         <w:rPr>
           <w:i/>
         </w:rPr>
-        <w:t>J. R. Stat. Soc. Ser. B</w:t>
+        <w:t>IEEE Access</w:t>
       </w:r>
       <w:r>
         <w:rPr/>
-        <w:t>, vol. 67, no. 2, pp. 301–320, 2005, doi: 10.1111/j.1467-9868.2005.00503.x.</w:t>
+        <w:t>, vol. 13, pp. 215160–215176, 2025, doi: 10.1109/ACCESS.2025.3646271.</w:t>
       </w:r>
     </w:p>
     <w:p>
@@ -6335,17 +10721,27 @@
         <w:rPr/>
         <w:t>[49]</w:t>
         <w:tab/>
-        <w:t xml:space="preserve">L. Grinsztajn, E. Oyallon, and G. Varoquaux, “Why do tree-based models still outperform deep learning on typical tabular data?,” in </w:t>
+        <w:t xml:space="preserve">D. Fenoglio </w:t>
       </w:r>
       <w:r>
         <w:rPr>
           <w:i/>
         </w:rPr>
-        <w:t>Proc. NeurIPS Datasets Benchmarks Track</w:t>
+        <w:t>et al.</w:t>
       </w:r>
       <w:r>
         <w:rPr/>
-        <w:t>, 2022, pp. 507–520.</w:t>
+        <w:t xml:space="preserve">, “Federated learning for privacy-aware cognitive workload estimation,” in </w:t>
+      </w:r>
+      <w:r>
+        <w:rPr>
+          <w:i/>
+        </w:rPr>
+        <w:t>Proc. 22nd Int. Conf. Mobile Ubiquitous Multimedia (MUM)</w:t>
+      </w:r>
+      <w:r>
+        <w:rPr/>
+        <w:t>, 2023, pp. 25–36, doi: 10.1145/3626705.3627783.</w:t>
       </w:r>
     </w:p>
     <w:p>
@@ -6361,17 +10757,17 @@
         <w:rPr/>
         <w:t>[50]</w:t>
         <w:tab/>
-        <w:t xml:space="preserve">F. Walocha, A. Schrank, H. P. Nguyen, and K. Ihme, “Multimodal assessment of mental workload during automated vehicle remote assistance,” </w:t>
+        <w:t xml:space="preserve">H. Zou and T. Hastie, “Regularization and variable selection via the elastic net,” </w:t>
       </w:r>
       <w:r>
         <w:rPr>
           <w:i/>
         </w:rPr>
-        <w:t>Information</w:t>
+        <w:t>J. R. Stat. Soc. Ser. B</w:t>
       </w:r>
       <w:r>
         <w:rPr/>
-        <w:t>, vol. 16, no. 1, Art. no. 64, 2025, doi: 10.3390/info16010064.</w:t>
+        <w:t>, vol. 67, no. 2, pp. 301–320, 2005, doi: 10.1111/j.1467-9868.2005.00503.x.</w:t>
       </w:r>
     </w:p>
     <w:p>
@@ -6387,17 +10783,17 @@
         <w:rPr/>
         <w:t>[51]</w:t>
         <w:tab/>
-        <w:t xml:space="preserve">S. Chakraborty, P. Kiefer, and M. Raubal, “Estimating perceived mental workload from eye-tracking data based on benign anisocoria,” </w:t>
+        <w:t xml:space="preserve">F. Walocha, A. Schrank, H. P. Nguyen, and K. Ihme, “Multimodal assessment of mental workload during automated vehicle remote assistance: Modeling of eye-tracking-related, skin conductance, and cardiovascular indicators,” </w:t>
       </w:r>
       <w:r>
         <w:rPr>
           <w:i/>
         </w:rPr>
-        <w:t>IEEE Trans. Hum.-Mach. Syst.</w:t>
+        <w:t>Information</w:t>
       </w:r>
       <w:r>
         <w:rPr/>
-        <w:t>, vol. 54, no. 5, pp. 499–507, 2024, doi: 10.1109/THMS.2024.3432864.</w:t>
+        <w:t>, vol. 16, no. 1, Art. no. 64, 2025, doi: 10.3390/info16010064.</w:t>
       </w:r>
     </w:p>
     <w:p>
@@ -6413,27 +10809,17 @@
         <w:rPr/>
         <w:t>[52]</w:t>
         <w:tab/>
-        <w:t xml:space="preserve">M. A. Little </w:t>
+        <w:t xml:space="preserve">S. Chakraborty, P. Kiefer, and M. Raubal, “Estimating perceived mental workload from eye-tracking data based on benign anisocoria,” </w:t>
       </w:r>
       <w:r>
         <w:rPr>
           <w:i/>
         </w:rPr>
-        <w:t>et al.</w:t>
+        <w:t>IEEE Trans. Hum.-Mach. Syst.</w:t>
       </w:r>
       <w:r>
         <w:rPr/>
-        <w:t xml:space="preserve">, “Using and understanding cross-validation strategies. Perspectives on Saeb et al.,” </w:t>
-      </w:r>
-      <w:r>
-        <w:rPr>
-          <w:i/>
-        </w:rPr>
-        <w:t>GigaScience</w:t>
-      </w:r>
-      <w:r>
-        <w:rPr/>
-        <w:t>, vol. 6, no. 5, 2017, doi: 10.1093/gigascience/gix020.</w:t>
+        <w:t>, vol. 54, no. 5, pp. 499–507, 2024, doi: 10.1109/THMS.2024.3432864.</w:t>
       </w:r>
     </w:p>
     <w:p>
@@ -6449,17 +10835,27 @@
         <w:rPr/>
         <w:t>[53]</w:t>
         <w:tab/>
-        <w:t xml:space="preserve">S. Varma and R. Simon, “Bias in error estimation when using cross-validation for model selection,” </w:t>
+        <w:t xml:space="preserve">M. A. Little </w:t>
       </w:r>
       <w:r>
         <w:rPr>
           <w:i/>
         </w:rPr>
-        <w:t>BMC Bioinformatics</w:t>
+        <w:t>et al.</w:t>
       </w:r>
       <w:r>
         <w:rPr/>
-        <w:t>, vol. 7, Art. no. 91, 2006, doi: 10.1186/1471-2105-7-91.</w:t>
+        <w:t xml:space="preserve">, “Using and understanding cross-validation strategies. Perspectives on Saeb et al.,” </w:t>
+      </w:r>
+      <w:r>
+        <w:rPr>
+          <w:i/>
+        </w:rPr>
+        <w:t>GigaScience</w:t>
+      </w:r>
+      <w:r>
+        <w:rPr/>
+        <w:t>, vol. 6, no. 5, 2017, doi: 10.1093/gigascience/gix020.</w:t>
       </w:r>
     </w:p>
     <w:p>
@@ -6475,27 +10871,17 @@
         <w:rPr/>
         <w:t>[54]</w:t>
         <w:tab/>
-        <w:t xml:space="preserve">G. Varoquaux </w:t>
+        <w:t xml:space="preserve">S. Varma and R. Simon, “Bias in error estimation when using cross-validation for model selection,” </w:t>
       </w:r>
       <w:r>
         <w:rPr>
           <w:i/>
         </w:rPr>
-        <w:t>et al.</w:t>
+        <w:t>BMC Bioinformatics</w:t>
       </w:r>
       <w:r>
         <w:rPr/>
-        <w:t xml:space="preserve">, “Assessing and tuning brain decoders: Cross-validation, caveats, and guidelines,” </w:t>
-      </w:r>
-      <w:r>
-        <w:rPr>
-          <w:i/>
-        </w:rPr>
-        <w:t>NeuroImage</w:t>
-      </w:r>
-      <w:r>
-        <w:rPr/>
-        <w:t>, vol. 145, pp. 166–179, 2017, doi: 10.1016/j.neuroimage.2016.10.038.</w:t>
+        <w:t>, vol. 7, Art. no. 91, 2006, doi: 10.1186/1471-2105-7-91.</w:t>
       </w:r>
     </w:p>
     <w:p>
@@ -6511,27 +10897,17 @@
         <w:rPr/>
         <w:t>[55]</w:t>
         <w:tab/>
-        <w:t xml:space="preserve">M. P. Oppelt </w:t>
+        <w:t xml:space="preserve">G. Varoquaux, P. R. Raamana, D. A. Engemann, A. Hoyos-Idrobo, Y. Schwartz, and B. Thirion, “Assessing and tuning brain decoders: Cross-validation, caveats, and guidelines,” </w:t>
       </w:r>
       <w:r>
         <w:rPr>
           <w:i/>
         </w:rPr>
-        <w:t>et al.</w:t>
+        <w:t>NeuroImage</w:t>
       </w:r>
       <w:r>
         <w:rPr/>
-        <w:t xml:space="preserve">, “ADABase: A multimodal dataset for cognitive load estimation,” </w:t>
-      </w:r>
-      <w:r>
-        <w:rPr>
-          <w:i/>
-        </w:rPr>
-        <w:t>Sensors</w:t>
-      </w:r>
-      <w:r>
-        <w:rPr/>
-        <w:t>, vol. 23, no. 1, Art. no. 340, 2023, doi: 10.3390/s23010340.</w:t>
+        <w:t>, vol. 145, pp. 166–179, 2017, doi: 10.1016/j.neuroimage.2016.10.038.</w:t>
       </w:r>
     </w:p>
     <w:p>
@@ -6547,7 +10923,17 @@
         <w:rPr/>
         <w:t>[56]</w:t>
         <w:tab/>
-        <w:t xml:space="preserve">S. Gado, K. Lingelbach, M. Wirzberger, and M. Vukelić, “Decoding mental effort in a quasi-realistic scenario: A feasibility study on multimodal data fusion and classification,” </w:t>
+        <w:t xml:space="preserve">M. P. Oppelt </w:t>
+      </w:r>
+      <w:r>
+        <w:rPr>
+          <w:i/>
+        </w:rPr>
+        <w:t>et al.</w:t>
+      </w:r>
+      <w:r>
+        <w:rPr/>
+        <w:t xml:space="preserve">, “ADABase: A multimodal dataset for cognitive load estimation,” </w:t>
       </w:r>
       <w:r>
         <w:rPr>
@@ -6557,7 +10943,7 @@
       </w:r>
       <w:r>
         <w:rPr/>
-        <w:t>, vol. 23, no. 14, Art. no. 6546, 2023, doi: 10.3390/s23146546.</w:t>
+        <w:t>, vol. 23, no. 1, Art. no. 340, 2023, doi: 10.3390/s23010340.</w:t>
       </w:r>
     </w:p>
     <w:p>
@@ -6573,27 +10959,17 @@
         <w:rPr/>
         <w:t>[57]</w:t>
         <w:tab/>
-        <w:t xml:space="preserve">T. Appel </w:t>
+        <w:t xml:space="preserve">S. Gado, K. Lingelbach, M. Wirzberger, and M. Vukelić, “Decoding mental effort in a quasi-realistic scenario: A feasibility study on multimodal data fusion and classification,” </w:t>
       </w:r>
       <w:r>
         <w:rPr>
           <w:i/>
         </w:rPr>
-        <w:t>et al.</w:t>
+        <w:t>Sensors</w:t>
       </w:r>
       <w:r>
         <w:rPr/>
-        <w:t xml:space="preserve">, “Cross-task and cross-participant classification of cognitive load in an emergency simulation game,” </w:t>
-      </w:r>
-      <w:r>
-        <w:rPr>
-          <w:i/>
-        </w:rPr>
-        <w:t>IEEE Trans. Affect. Comput.</w:t>
-      </w:r>
-      <w:r>
-        <w:rPr/>
-        <w:t>, 2023, doi: 10.1109/TAFFC.2021.3098237.</w:t>
+        <w:t>, vol. 23, no. 14, Art. no. 6546, 2023, doi: 10.3390/s23146546.</w:t>
       </w:r>
     </w:p>
     <w:p>
@@ -6609,17 +10985,27 @@
         <w:rPr/>
         <w:t>[58]</w:t>
         <w:tab/>
-        <w:t xml:space="preserve">I. Albuquerque, J. Monteiro, O. Rosanne, and T. H. Falk, “Estimating distribution shifts for predicting cross-subject generalization in electroencephalography-based mental workload assessment,” </w:t>
+        <w:t xml:space="preserve">T. Appel </w:t>
       </w:r>
       <w:r>
         <w:rPr>
           <w:i/>
         </w:rPr>
-        <w:t>Front. Artif. Intell.</w:t>
+        <w:t>et al.</w:t>
       </w:r>
       <w:r>
         <w:rPr/>
-        <w:t>, vol. 5, 2022, doi: 10.3389/frai.2022.992732.</w:t>
+        <w:t xml:space="preserve">, “Cross-task and cross-participant classification of cognitive load in an emergency simulation game,” </w:t>
+      </w:r>
+      <w:r>
+        <w:rPr>
+          <w:i/>
+        </w:rPr>
+        <w:t>IEEE Trans. Affect. Comput.</w:t>
+      </w:r>
+      <w:r>
+        <w:rPr/>
+        <w:t>, vol. 14, no. 2, pp. 1558–1571, 2023, doi: 10.1109/TAFFC.2021.3098237.</w:t>
       </w:r>
     </w:p>
     <w:p>
@@ -6635,17 +11021,17 @@
         <w:rPr/>
         <w:t>[59]</w:t>
         <w:tab/>
-        <w:t xml:space="preserve">A. Gelman, “Scaling regression inputs by dividing by two standard deviations,” </w:t>
+        <w:t xml:space="preserve">I. Albuquerque, J. Monteiro, O. Rosanne, and T. H. Falk, “Estimating distribution shifts for predicting cross-subject generalization in electroencephalography-based mental workload assessment,” </w:t>
       </w:r>
       <w:r>
         <w:rPr>
           <w:i/>
         </w:rPr>
-        <w:t>Stat. Med.</w:t>
+        <w:t>Front. Artif. Intell.</w:t>
       </w:r>
       <w:r>
         <w:rPr/>
-        <w:t>, vol. 27, no. 15, pp. 2865–2873, 2008, doi: 10.1002/sim.3107.</w:t>
+        <w:t>, vol. 5, Art. no. 992732, 2022, doi: 10.3389/frai.2022.992732.</w:t>
       </w:r>
     </w:p>
     <w:p>
@@ -6661,17 +11047,17 @@
         <w:rPr/>
         <w:t>[60]</w:t>
         <w:tab/>
-        <w:t xml:space="preserve">C. Strobl, A.-L. Boulesteix, A. Zeileis, and T. Hothorn, “Bias in random forest variable importance measures: Illustrations, sources and a solution,” </w:t>
+        <w:t xml:space="preserve">A. Gelman, “Scaling regression inputs by dividing by two standard deviations,” </w:t>
       </w:r>
       <w:r>
         <w:rPr>
           <w:i/>
         </w:rPr>
-        <w:t>BMC Bioinformatics</w:t>
+        <w:t>Stat. Med.</w:t>
       </w:r>
       <w:r>
         <w:rPr/>
-        <w:t>, vol. 8, Art. no. 25, 2007, doi: 10.1186/1471-2105-8-25.</w:t>
+        <w:t>, vol. 27, no. 15, pp. 2865–2873, 2008, doi: 10.1002/sim.3107.</w:t>
       </w:r>
     </w:p>
     <w:p>
@@ -6687,27 +11073,17 @@
         <w:rPr/>
         <w:t>[61]</w:t>
         <w:tab/>
-        <w:t xml:space="preserve">C. Molnar </w:t>
+        <w:t xml:space="preserve">C. Strobl, A.-L. Boulesteix, A. Zeileis, and T. Hothorn, “Bias in random forest variable importance measures: Illustrations, sources and a solution,” </w:t>
       </w:r>
       <w:r>
         <w:rPr>
           <w:i/>
         </w:rPr>
-        <w:t>et al.</w:t>
+        <w:t>BMC Bioinformatics</w:t>
       </w:r>
       <w:r>
         <w:rPr/>
-        <w:t xml:space="preserve">, “General pitfalls of model-agnostic interpretation methods for machine learning models,” in </w:t>
-      </w:r>
-      <w:r>
-        <w:rPr>
-          <w:i/>
-        </w:rPr>
-        <w:t>xxAI – Beyond Explainable AI</w:t>
-      </w:r>
-      <w:r>
-        <w:rPr/>
-        <w:t xml:space="preserve"> (LNAI 13200). Cham, Switzerland: Springer, 2022, pp. 39–68, doi: 10.1007/978-3-031-04083-2_4.</w:t>
+        <w:t>, vol. 8, Art. no. 25, 2007, doi: 10.1186/1471-2105-8-25.</w:t>
       </w:r>
     </w:p>
     <w:p>
@@ -6723,7 +11099,7 @@
         <w:rPr/>
         <w:t>[62]</w:t>
         <w:tab/>
-        <w:t xml:space="preserve">R. Xu </w:t>
+        <w:t xml:space="preserve">C. Molnar </w:t>
       </w:r>
       <w:r>
         <w:rPr>
@@ -6733,17 +11109,17 @@
       </w:r>
       <w:r>
         <w:rPr/>
-        <w:t xml:space="preserve">, “Consumer-grade wearable sensors for classifying pilot workload and stress during real flight training: A leave-one-subject-out validation study,” </w:t>
+        <w:t xml:space="preserve">, “General pitfalls of model-agnostic interpretation methods for machine learning models,” in </w:t>
       </w:r>
       <w:r>
         <w:rPr>
           <w:i/>
         </w:rPr>
-        <w:t>Sensors</w:t>
+        <w:t>xxAI – Beyond Explainable AI</w:t>
       </w:r>
       <w:r>
         <w:rPr/>
-        <w:t>, vol. 26, no. 12, Art. no. 3627, 2026, doi: 10.3390/s26123627.</w:t>
+        <w:t xml:space="preserve"> (LNAI 13200). Cham, Switzerland: Springer, 2022, pp. 39–68, doi: 10.1007/978-3-031-04083-2_4.</w:t>
       </w:r>
     </w:p>
     <w:p>
@@ -6759,17 +11135,17 @@
         <w:rPr/>
         <w:t>[63]</w:t>
         <w:tab/>
-        <w:t xml:space="preserve">M. A. Hogervorst, A.-M. Brouwer, and J. B. F. van Erp, “Combining and comparing EEG, peripheral physiology and eye-related measures for the assessment of mental workload,” </w:t>
+        <w:t xml:space="preserve">R. Xu, S. Cao, M. Barnett-Cowan, E. Irving, E. Niechwiej-Szwedo, and S. Kearns, “Consumer-grade wearable sensors for classifying pilot workload and stress during real flight training: A leave-one-subject-out validation study,” </w:t>
       </w:r>
       <w:r>
         <w:rPr>
           <w:i/>
         </w:rPr>
-        <w:t>Front. Neurosci.</w:t>
+        <w:t>Sensors</w:t>
       </w:r>
       <w:r>
         <w:rPr/>
-        <w:t>, vol. 8, Art. no. 322, 2014, doi: 10.3389/fnins.2014.00322.</w:t>
+        <w:t>, vol. 26, no. 12, Art. no. 3627, 2026, doi: 10.3390/s26123627.</w:t>
       </w:r>
     </w:p>
     <w:p>
@@ -6785,17 +11161,17 @@
         <w:rPr/>
         <w:t>[64]</w:t>
         <w:tab/>
-        <w:t xml:space="preserve">C. Wu, J. Cha, J. Sulek, T. Zhou, C. Sundaram, J. Wachs, and D. Yu, “Eye-tracking metrics predict perceived workload in robotic surgical skills training,” </w:t>
+        <w:t xml:space="preserve">M. A. Hogervorst, A.-M. Brouwer, and J. B. F. van Erp, “Combining and comparing EEG, peripheral physiology and eye-related measures for the assessment of mental workload,” </w:t>
       </w:r>
       <w:r>
         <w:rPr>
           <w:i/>
         </w:rPr>
-        <w:t>Hum. Factors</w:t>
+        <w:t>Front. Neurosci.</w:t>
       </w:r>
       <w:r>
         <w:rPr/>
-        <w:t>, vol. 62, no. 8, pp. 1365–1386, 2020, doi: 10.1177/0018720819874544.</w:t>
+        <w:t>, vol. 8, Art. no. 322, 2014, doi: 10.3389/fnins.2014.00322.</w:t>
       </w:r>
     </w:p>
     <w:p>
@@ -6993,17 +11369,7 @@
         <w:rPr/>
         <w:t>[72]</w:t>
         <w:tab/>
-        <w:t xml:space="preserve">R. Kothari </w:t>
-      </w:r>
-      <w:r>
-        <w:rPr>
-          <w:i/>
-        </w:rPr>
-        <w:t>et al.</w:t>
-      </w:r>
-      <w:r>
-        <w:rPr/>
-        <w:t xml:space="preserve">, “Gaze-in-wild: A dataset for studying eye and head coordination in everyday activities,” </w:t>
+        <w:t xml:space="preserve">R. Kothari, Z. Yang, C. Kanan, R. Bailey, J. B. Pelz, and G. J. Diaz, “Gaze-in-wild: A dataset for studying eye and head coordination in everyday activities,” </w:t>
       </w:r>
       <w:r>
         <w:rPr>
@@ -7065,7 +11431,7 @@
       </w:r>
       <w:r>
         <w:rPr/>
-        <w:t>, 2020, doi: 10.1145/3379156.3391365.</w:t>
+        <w:t>, 2020, pp. 1–5, doi: 10.1145/3379156.3391365.</w:t>
       </w:r>
     </w:p>
     <w:p>
@@ -7081,17 +11447,7 @@
         <w:rPr/>
         <w:t>[75]</w:t>
         <w:tab/>
-        <w:t xml:space="preserve">J. Trabulsi </w:t>
-      </w:r>
-      <w:r>
-        <w:rPr>
-          <w:i/>
-        </w:rPr>
-        <w:t>et al.</w:t>
-      </w:r>
-      <w:r>
-        <w:rPr/>
-        <w:t xml:space="preserve">, “Optimizing fixation filters for eye-tracking on small screens,” </w:t>
+        <w:t xml:space="preserve">J. Trabulsi, K. Norouzi, S. Suurmets, M. Storm, and T. Z. Ramsøy, “Optimizing fixation filters for eye-tracking on small screens,” </w:t>
       </w:r>
       <w:r>
         <w:rPr>
@@ -7283,17 +11639,17 @@
         <w:rPr/>
         <w:t>[82]</w:t>
         <w:tab/>
-        <w:t xml:space="preserve">A. Altmann, L. Toloşi, O. Sander, and T. Lengauer, “Permutation importance: A corrected feature importance measure,” </w:t>
+        <w:t xml:space="preserve">M. Ojala and G. C. Garriga, “Permutation tests for studying classifier performance,” </w:t>
       </w:r>
       <w:r>
         <w:rPr>
           <w:i/>
         </w:rPr>
-        <w:t>Bioinformatics</w:t>
+        <w:t>J. Mach. Learn. Res.</w:t>
       </w:r>
       <w:r>
         <w:rPr/>
-        <w:t>, vol. 26, no. 10, pp. 1340–1347, 2010, doi: 10.1093/bioinformatics/btq134.</w:t>
+        <w:t>, vol. 11, pp. 1833–1863, 2010.</w:t>
       </w:r>
     </w:p>
     <w:p>
@@ -7410,8 +11766,846 @@
         <w:t>, vol. 20, no. 6, Art. no. 21, 2020, doi: 10.1167/jov.20.6.21.</w:t>
       </w:r>
     </w:p>
+    <w:p>
+      <w:r>
+        <w:br w:type="page"/>
+      </w:r>
+    </w:p>
+    <w:p>
+      <w:pPr>
+        <w:pStyle w:val="Heading1"/>
+        <w:jc w:val="center"/>
+      </w:pPr>
+      <w:r>
+        <w:t>APPENDIX A. XGBOOST GAIN IMPORTANCE (P1)</w:t>
+      </w:r>
+    </w:p>
+    <w:p>
+      <w:pPr>
+        <w:ind w:firstLine="720"/>
+        <w:jc w:val="both"/>
+      </w:pPr>
+      <w:r>
+        <w:rPr/>
+        <w:t>Gain importance is the average improvement in the training objective when a feature is used for a split. It is reported here for completeness only, because built-in tree importance measures can be biased towards certain features; the main importance results in Chapter 4 use SHAP and permutation importance. Values are averaged over the 45 leave-one-participant-out folds.</w:t>
+      </w:r>
+    </w:p>
+    <w:p>
+      <w:pPr>
+        <w:keepNext/>
+        <w:spacing w:after="120"/>
+        <w:jc w:val="left"/>
+      </w:pPr>
+      <w:r>
+        <w:rPr>
+          <w:b/>
+        </w:rPr>
+        <w:t xml:space="preserve">Table A1. </w:t>
+      </w:r>
+      <w:r>
+        <w:rPr/>
+        <w:t>XGBoost gain importance in P1.</w:t>
+      </w:r>
+    </w:p>
+    <w:tbl>
+      <w:tblPr>
+        <w:tblStyle w:val="TableGrid"/>
+        <w:tblW w:type="auto" w:w="0"/>
+        <w:jc w:val="center"/>
+        <w:tblLook w:firstColumn="1" w:firstRow="1" w:lastColumn="0" w:lastRow="0" w:noHBand="0" w:noVBand="1" w:val="04A0"/>
+      </w:tblPr>
+      <w:tblGrid>
+        <w:gridCol w:w="2340"/>
+        <w:gridCol w:w="2340"/>
+        <w:gridCol w:w="2340"/>
+        <w:gridCol w:w="2340"/>
+      </w:tblGrid>
+      <w:tr>
+        <w:tc>
+          <w:tcPr>
+            <w:tcW w:type="dxa" w:w="3168"/>
+            <w:shd w:val="clear" w:color="auto" w:fill="D9D9D9"/>
+          </w:tcPr>
+          <w:p>
+            <w:pPr>
+              <w:spacing w:line="240" w:lineRule="auto" w:after="40"/>
+              <w:ind w:firstLine="0"/>
+            </w:pPr>
+            <w:r>
+              <w:rPr>
+                <w:b/>
+                <w:sz w:val="20"/>
+              </w:rPr>
+              <w:t>Feature</w:t>
+            </w:r>
+          </w:p>
+        </w:tc>
+        <w:tc>
+          <w:tcPr>
+            <w:tcW w:type="dxa" w:w="1584"/>
+            <w:shd w:val="clear" w:color="auto" w:fill="D9D9D9"/>
+          </w:tcPr>
+          <w:p>
+            <w:pPr>
+              <w:spacing w:line="240" w:lineRule="auto" w:after="40"/>
+              <w:ind w:firstLine="0"/>
+            </w:pPr>
+            <w:r>
+              <w:rPr>
+                <w:b/>
+                <w:sz w:val="20"/>
+              </w:rPr>
+              <w:t>Mean gain</w:t>
+            </w:r>
+          </w:p>
+        </w:tc>
+        <w:tc>
+          <w:tcPr>
+            <w:tcW w:type="dxa" w:w="1296"/>
+            <w:shd w:val="clear" w:color="auto" w:fill="D9D9D9"/>
+          </w:tcPr>
+          <w:p>
+            <w:pPr>
+              <w:spacing w:line="240" w:lineRule="auto" w:after="40"/>
+              <w:ind w:firstLine="0"/>
+            </w:pPr>
+            <w:r>
+              <w:rPr>
+                <w:b/>
+                <w:sz w:val="20"/>
+              </w:rPr>
+              <w:t>SD</w:t>
+            </w:r>
+          </w:p>
+        </w:tc>
+        <w:tc>
+          <w:tcPr>
+            <w:tcW w:type="dxa" w:w="3312"/>
+            <w:shd w:val="clear" w:color="auto" w:fill="D9D9D9"/>
+          </w:tcPr>
+          <w:p>
+            <w:pPr>
+              <w:spacing w:line="240" w:lineRule="auto" w:after="40"/>
+              <w:ind w:firstLine="0"/>
+            </w:pPr>
+            <w:r>
+              <w:rPr>
+                <w:b/>
+                <w:sz w:val="20"/>
+              </w:rPr>
+              <w:t>Folds in which the feature was used</w:t>
+            </w:r>
+          </w:p>
+        </w:tc>
+      </w:tr>
+      <w:tr>
+        <w:tc>
+          <w:tcPr>
+            <w:tcW w:type="dxa" w:w="3168"/>
+          </w:tcPr>
+          <w:p>
+            <w:pPr>
+              <w:spacing w:line="240" w:lineRule="auto" w:after="40"/>
+              <w:ind w:firstLine="0"/>
+            </w:pPr>
+            <w:r>
+              <w:rPr>
+                <w:sz w:val="20"/>
+              </w:rPr>
+              <w:t>Blink rate</w:t>
+            </w:r>
+          </w:p>
+        </w:tc>
+        <w:tc>
+          <w:tcPr>
+            <w:tcW w:type="dxa" w:w="1584"/>
+          </w:tcPr>
+          <w:p>
+            <w:pPr>
+              <w:spacing w:line="240" w:lineRule="auto" w:after="40"/>
+              <w:ind w:firstLine="0"/>
+            </w:pPr>
+            <w:r>
+              <w:rPr>
+                <w:sz w:val="20"/>
+              </w:rPr>
+              <w:t>8.30</w:t>
+            </w:r>
+          </w:p>
+        </w:tc>
+        <w:tc>
+          <w:tcPr>
+            <w:tcW w:type="dxa" w:w="1296"/>
+          </w:tcPr>
+          <w:p>
+            <w:pPr>
+              <w:spacing w:line="240" w:lineRule="auto" w:after="40"/>
+              <w:ind w:firstLine="0"/>
+            </w:pPr>
+            <w:r>
+              <w:rPr>
+                <w:sz w:val="20"/>
+              </w:rPr>
+              <w:t>2.74</w:t>
+            </w:r>
+          </w:p>
+        </w:tc>
+        <w:tc>
+          <w:tcPr>
+            <w:tcW w:type="dxa" w:w="3312"/>
+          </w:tcPr>
+          <w:p>
+            <w:pPr>
+              <w:spacing w:line="240" w:lineRule="auto" w:after="40"/>
+              <w:ind w:firstLine="0"/>
+            </w:pPr>
+            <w:r>
+              <w:rPr>
+                <w:sz w:val="20"/>
+              </w:rPr>
+              <w:t>45</w:t>
+            </w:r>
+          </w:p>
+        </w:tc>
+      </w:tr>
+      <w:tr>
+        <w:tc>
+          <w:tcPr>
+            <w:tcW w:type="dxa" w:w="3168"/>
+          </w:tcPr>
+          <w:p>
+            <w:pPr>
+              <w:spacing w:line="240" w:lineRule="auto" w:after="40"/>
+              <w:ind w:firstLine="0"/>
+            </w:pPr>
+            <w:r>
+              <w:rPr>
+                <w:sz w:val="20"/>
+              </w:rPr>
+              <w:t>Saccade rate</w:t>
+            </w:r>
+          </w:p>
+        </w:tc>
+        <w:tc>
+          <w:tcPr>
+            <w:tcW w:type="dxa" w:w="1584"/>
+          </w:tcPr>
+          <w:p>
+            <w:pPr>
+              <w:spacing w:line="240" w:lineRule="auto" w:after="40"/>
+              <w:ind w:firstLine="0"/>
+            </w:pPr>
+            <w:r>
+              <w:rPr>
+                <w:sz w:val="20"/>
+              </w:rPr>
+              <w:t>2.60</w:t>
+            </w:r>
+          </w:p>
+        </w:tc>
+        <w:tc>
+          <w:tcPr>
+            <w:tcW w:type="dxa" w:w="1296"/>
+          </w:tcPr>
+          <w:p>
+            <w:pPr>
+              <w:spacing w:line="240" w:lineRule="auto" w:after="40"/>
+              <w:ind w:firstLine="0"/>
+            </w:pPr>
+            <w:r>
+              <w:rPr>
+                <w:sz w:val="20"/>
+              </w:rPr>
+              <w:t>2.28</w:t>
+            </w:r>
+          </w:p>
+        </w:tc>
+        <w:tc>
+          <w:tcPr>
+            <w:tcW w:type="dxa" w:w="3312"/>
+          </w:tcPr>
+          <w:p>
+            <w:pPr>
+              <w:spacing w:line="240" w:lineRule="auto" w:after="40"/>
+              <w:ind w:firstLine="0"/>
+            </w:pPr>
+            <w:r>
+              <w:rPr>
+                <w:sz w:val="20"/>
+              </w:rPr>
+              <w:t>45</w:t>
+            </w:r>
+          </w:p>
+        </w:tc>
+      </w:tr>
+      <w:tr>
+        <w:tc>
+          <w:tcPr>
+            <w:tcW w:type="dxa" w:w="3168"/>
+          </w:tcPr>
+          <w:p>
+            <w:pPr>
+              <w:spacing w:line="240" w:lineRule="auto" w:after="40"/>
+              <w:ind w:firstLine="0"/>
+            </w:pPr>
+            <w:r>
+              <w:rPr>
+                <w:sz w:val="20"/>
+              </w:rPr>
+              <w:t>Pupil diameter, mean</w:t>
+            </w:r>
+          </w:p>
+        </w:tc>
+        <w:tc>
+          <w:tcPr>
+            <w:tcW w:type="dxa" w:w="1584"/>
+          </w:tcPr>
+          <w:p>
+            <w:pPr>
+              <w:spacing w:line="240" w:lineRule="auto" w:after="40"/>
+              <w:ind w:firstLine="0"/>
+            </w:pPr>
+            <w:r>
+              <w:rPr>
+                <w:sz w:val="20"/>
+              </w:rPr>
+              <w:t>1.88</w:t>
+            </w:r>
+          </w:p>
+        </w:tc>
+        <w:tc>
+          <w:tcPr>
+            <w:tcW w:type="dxa" w:w="1296"/>
+          </w:tcPr>
+          <w:p>
+            <w:pPr>
+              <w:spacing w:line="240" w:lineRule="auto" w:after="40"/>
+              <w:ind w:firstLine="0"/>
+            </w:pPr>
+            <w:r>
+              <w:rPr>
+                <w:sz w:val="20"/>
+              </w:rPr>
+              <w:t>1.21</w:t>
+            </w:r>
+          </w:p>
+        </w:tc>
+        <w:tc>
+          <w:tcPr>
+            <w:tcW w:type="dxa" w:w="3312"/>
+          </w:tcPr>
+          <w:p>
+            <w:pPr>
+              <w:spacing w:line="240" w:lineRule="auto" w:after="40"/>
+              <w:ind w:firstLine="0"/>
+            </w:pPr>
+            <w:r>
+              <w:rPr>
+                <w:sz w:val="20"/>
+              </w:rPr>
+              <w:t>45</w:t>
+            </w:r>
+          </w:p>
+        </w:tc>
+      </w:tr>
+      <w:tr>
+        <w:tc>
+          <w:tcPr>
+            <w:tcW w:type="dxa" w:w="3168"/>
+          </w:tcPr>
+          <w:p>
+            <w:pPr>
+              <w:spacing w:line="240" w:lineRule="auto" w:after="40"/>
+              <w:ind w:firstLine="0"/>
+            </w:pPr>
+            <w:r>
+              <w:rPr>
+                <w:sz w:val="20"/>
+              </w:rPr>
+              <w:t>Fixation rate</w:t>
+            </w:r>
+          </w:p>
+        </w:tc>
+        <w:tc>
+          <w:tcPr>
+            <w:tcW w:type="dxa" w:w="1584"/>
+          </w:tcPr>
+          <w:p>
+            <w:pPr>
+              <w:spacing w:line="240" w:lineRule="auto" w:after="40"/>
+              <w:ind w:firstLine="0"/>
+            </w:pPr>
+            <w:r>
+              <w:rPr>
+                <w:sz w:val="20"/>
+              </w:rPr>
+              <w:t>1.38</w:t>
+            </w:r>
+          </w:p>
+        </w:tc>
+        <w:tc>
+          <w:tcPr>
+            <w:tcW w:type="dxa" w:w="1296"/>
+          </w:tcPr>
+          <w:p>
+            <w:pPr>
+              <w:spacing w:line="240" w:lineRule="auto" w:after="40"/>
+              <w:ind w:firstLine="0"/>
+            </w:pPr>
+            <w:r>
+              <w:rPr>
+                <w:sz w:val="20"/>
+              </w:rPr>
+              <w:t>0.69</w:t>
+            </w:r>
+          </w:p>
+        </w:tc>
+        <w:tc>
+          <w:tcPr>
+            <w:tcW w:type="dxa" w:w="3312"/>
+          </w:tcPr>
+          <w:p>
+            <w:pPr>
+              <w:spacing w:line="240" w:lineRule="auto" w:after="40"/>
+              <w:ind w:firstLine="0"/>
+            </w:pPr>
+            <w:r>
+              <w:rPr>
+                <w:sz w:val="20"/>
+              </w:rPr>
+              <w:t>45</w:t>
+            </w:r>
+          </w:p>
+        </w:tc>
+      </w:tr>
+      <w:tr>
+        <w:tc>
+          <w:tcPr>
+            <w:tcW w:type="dxa" w:w="3168"/>
+          </w:tcPr>
+          <w:p>
+            <w:pPr>
+              <w:spacing w:line="240" w:lineRule="auto" w:after="40"/>
+              <w:ind w:firstLine="0"/>
+            </w:pPr>
+            <w:r>
+              <w:rPr>
+                <w:sz w:val="20"/>
+              </w:rPr>
+              <w:t>Fixation duration</w:t>
+            </w:r>
+          </w:p>
+        </w:tc>
+        <w:tc>
+          <w:tcPr>
+            <w:tcW w:type="dxa" w:w="1584"/>
+          </w:tcPr>
+          <w:p>
+            <w:pPr>
+              <w:spacing w:line="240" w:lineRule="auto" w:after="40"/>
+              <w:ind w:firstLine="0"/>
+            </w:pPr>
+            <w:r>
+              <w:rPr>
+                <w:sz w:val="20"/>
+              </w:rPr>
+              <w:t>1.19</w:t>
+            </w:r>
+          </w:p>
+        </w:tc>
+        <w:tc>
+          <w:tcPr>
+            <w:tcW w:type="dxa" w:w="1296"/>
+          </w:tcPr>
+          <w:p>
+            <w:pPr>
+              <w:spacing w:line="240" w:lineRule="auto" w:after="40"/>
+              <w:ind w:firstLine="0"/>
+            </w:pPr>
+            <w:r>
+              <w:rPr>
+                <w:sz w:val="20"/>
+              </w:rPr>
+              <w:t>0.65</w:t>
+            </w:r>
+          </w:p>
+        </w:tc>
+        <w:tc>
+          <w:tcPr>
+            <w:tcW w:type="dxa" w:w="3312"/>
+          </w:tcPr>
+          <w:p>
+            <w:pPr>
+              <w:spacing w:line="240" w:lineRule="auto" w:after="40"/>
+              <w:ind w:firstLine="0"/>
+            </w:pPr>
+            <w:r>
+              <w:rPr>
+                <w:sz w:val="20"/>
+              </w:rPr>
+              <w:t>43</w:t>
+            </w:r>
+          </w:p>
+        </w:tc>
+      </w:tr>
+      <w:tr>
+        <w:tc>
+          <w:tcPr>
+            <w:tcW w:type="dxa" w:w="3168"/>
+          </w:tcPr>
+          <w:p>
+            <w:pPr>
+              <w:spacing w:line="240" w:lineRule="auto" w:after="40"/>
+              <w:ind w:firstLine="0"/>
+            </w:pPr>
+            <w:r>
+              <w:rPr>
+                <w:sz w:val="20"/>
+              </w:rPr>
+              <w:t>Gaze spread, horizontal</w:t>
+            </w:r>
+          </w:p>
+        </w:tc>
+        <w:tc>
+          <w:tcPr>
+            <w:tcW w:type="dxa" w:w="1584"/>
+          </w:tcPr>
+          <w:p>
+            <w:pPr>
+              <w:spacing w:line="240" w:lineRule="auto" w:after="40"/>
+              <w:ind w:firstLine="0"/>
+            </w:pPr>
+            <w:r>
+              <w:rPr>
+                <w:sz w:val="20"/>
+              </w:rPr>
+              <w:t>0.46</w:t>
+            </w:r>
+          </w:p>
+        </w:tc>
+        <w:tc>
+          <w:tcPr>
+            <w:tcW w:type="dxa" w:w="1296"/>
+          </w:tcPr>
+          <w:p>
+            <w:pPr>
+              <w:spacing w:line="240" w:lineRule="auto" w:after="40"/>
+              <w:ind w:firstLine="0"/>
+            </w:pPr>
+            <w:r>
+              <w:rPr>
+                <w:sz w:val="20"/>
+              </w:rPr>
+              <w:t>0.31</w:t>
+            </w:r>
+          </w:p>
+        </w:tc>
+        <w:tc>
+          <w:tcPr>
+            <w:tcW w:type="dxa" w:w="3312"/>
+          </w:tcPr>
+          <w:p>
+            <w:pPr>
+              <w:spacing w:line="240" w:lineRule="auto" w:after="40"/>
+              <w:ind w:firstLine="0"/>
+            </w:pPr>
+            <w:r>
+              <w:rPr>
+                <w:sz w:val="20"/>
+              </w:rPr>
+              <w:t>43</w:t>
+            </w:r>
+          </w:p>
+        </w:tc>
+      </w:tr>
+      <w:tr>
+        <w:tc>
+          <w:tcPr>
+            <w:tcW w:type="dxa" w:w="3168"/>
+          </w:tcPr>
+          <w:p>
+            <w:pPr>
+              <w:spacing w:line="240" w:lineRule="auto" w:after="40"/>
+              <w:ind w:firstLine="0"/>
+            </w:pPr>
+            <w:r>
+              <w:rPr>
+                <w:sz w:val="20"/>
+              </w:rPr>
+              <w:t>Saccade amplitude</w:t>
+            </w:r>
+          </w:p>
+        </w:tc>
+        <w:tc>
+          <w:tcPr>
+            <w:tcW w:type="dxa" w:w="1584"/>
+          </w:tcPr>
+          <w:p>
+            <w:pPr>
+              <w:spacing w:line="240" w:lineRule="auto" w:after="40"/>
+              <w:ind w:firstLine="0"/>
+            </w:pPr>
+            <w:r>
+              <w:rPr>
+                <w:sz w:val="20"/>
+              </w:rPr>
+              <w:t>0.43</w:t>
+            </w:r>
+          </w:p>
+        </w:tc>
+        <w:tc>
+          <w:tcPr>
+            <w:tcW w:type="dxa" w:w="1296"/>
+          </w:tcPr>
+          <w:p>
+            <w:pPr>
+              <w:spacing w:line="240" w:lineRule="auto" w:after="40"/>
+              <w:ind w:firstLine="0"/>
+            </w:pPr>
+            <w:r>
+              <w:rPr>
+                <w:sz w:val="20"/>
+              </w:rPr>
+              <w:t>0.27</w:t>
+            </w:r>
+          </w:p>
+        </w:tc>
+        <w:tc>
+          <w:tcPr>
+            <w:tcW w:type="dxa" w:w="3312"/>
+          </w:tcPr>
+          <w:p>
+            <w:pPr>
+              <w:spacing w:line="240" w:lineRule="auto" w:after="40"/>
+              <w:ind w:firstLine="0"/>
+            </w:pPr>
+            <w:r>
+              <w:rPr>
+                <w:sz w:val="20"/>
+              </w:rPr>
+              <w:t>40</w:t>
+            </w:r>
+          </w:p>
+        </w:tc>
+      </w:tr>
+      <w:tr>
+        <w:tc>
+          <w:tcPr>
+            <w:tcW w:type="dxa" w:w="3168"/>
+          </w:tcPr>
+          <w:p>
+            <w:pPr>
+              <w:spacing w:line="240" w:lineRule="auto" w:after="40"/>
+              <w:ind w:firstLine="0"/>
+            </w:pPr>
+            <w:r>
+              <w:rPr>
+                <w:sz w:val="20"/>
+              </w:rPr>
+              <w:t>Saccade peak velocity</w:t>
+            </w:r>
+          </w:p>
+        </w:tc>
+        <w:tc>
+          <w:tcPr>
+            <w:tcW w:type="dxa" w:w="1584"/>
+          </w:tcPr>
+          <w:p>
+            <w:pPr>
+              <w:spacing w:line="240" w:lineRule="auto" w:after="40"/>
+              <w:ind w:firstLine="0"/>
+            </w:pPr>
+            <w:r>
+              <w:rPr>
+                <w:sz w:val="20"/>
+              </w:rPr>
+              <w:t>0.25</w:t>
+            </w:r>
+          </w:p>
+        </w:tc>
+        <w:tc>
+          <w:tcPr>
+            <w:tcW w:type="dxa" w:w="1296"/>
+          </w:tcPr>
+          <w:p>
+            <w:pPr>
+              <w:spacing w:line="240" w:lineRule="auto" w:after="40"/>
+              <w:ind w:firstLine="0"/>
+            </w:pPr>
+            <w:r>
+              <w:rPr>
+                <w:sz w:val="20"/>
+              </w:rPr>
+              <w:t>0.21</w:t>
+            </w:r>
+          </w:p>
+        </w:tc>
+        <w:tc>
+          <w:tcPr>
+            <w:tcW w:type="dxa" w:w="3312"/>
+          </w:tcPr>
+          <w:p>
+            <w:pPr>
+              <w:spacing w:line="240" w:lineRule="auto" w:after="40"/>
+              <w:ind w:firstLine="0"/>
+            </w:pPr>
+            <w:r>
+              <w:rPr>
+                <w:sz w:val="20"/>
+              </w:rPr>
+              <w:t>36</w:t>
+            </w:r>
+          </w:p>
+        </w:tc>
+      </w:tr>
+      <w:tr>
+        <w:tc>
+          <w:tcPr>
+            <w:tcW w:type="dxa" w:w="3168"/>
+          </w:tcPr>
+          <w:p>
+            <w:pPr>
+              <w:spacing w:line="240" w:lineRule="auto" w:after="40"/>
+              <w:ind w:firstLine="0"/>
+            </w:pPr>
+            <w:r>
+              <w:rPr>
+                <w:sz w:val="20"/>
+              </w:rPr>
+              <w:t>Gaze spread, vertical</w:t>
+            </w:r>
+          </w:p>
+        </w:tc>
+        <w:tc>
+          <w:tcPr>
+            <w:tcW w:type="dxa" w:w="1584"/>
+          </w:tcPr>
+          <w:p>
+            <w:pPr>
+              <w:spacing w:line="240" w:lineRule="auto" w:after="40"/>
+              <w:ind w:firstLine="0"/>
+            </w:pPr>
+            <w:r>
+              <w:rPr>
+                <w:sz w:val="20"/>
+              </w:rPr>
+              <w:t>0.24</w:t>
+            </w:r>
+          </w:p>
+        </w:tc>
+        <w:tc>
+          <w:tcPr>
+            <w:tcW w:type="dxa" w:w="1296"/>
+          </w:tcPr>
+          <w:p>
+            <w:pPr>
+              <w:spacing w:line="240" w:lineRule="auto" w:after="40"/>
+              <w:ind w:firstLine="0"/>
+            </w:pPr>
+            <w:r>
+              <w:rPr>
+                <w:sz w:val="20"/>
+              </w:rPr>
+              <w:t>0.18</w:t>
+            </w:r>
+          </w:p>
+        </w:tc>
+        <w:tc>
+          <w:tcPr>
+            <w:tcW w:type="dxa" w:w="3312"/>
+          </w:tcPr>
+          <w:p>
+            <w:pPr>
+              <w:spacing w:line="240" w:lineRule="auto" w:after="40"/>
+              <w:ind w:firstLine="0"/>
+            </w:pPr>
+            <w:r>
+              <w:rPr>
+                <w:sz w:val="20"/>
+              </w:rPr>
+              <w:t>38</w:t>
+            </w:r>
+          </w:p>
+        </w:tc>
+      </w:tr>
+      <w:tr>
+        <w:tc>
+          <w:tcPr>
+            <w:tcW w:type="dxa" w:w="3168"/>
+          </w:tcPr>
+          <w:p>
+            <w:pPr>
+              <w:spacing w:line="240" w:lineRule="auto" w:after="40"/>
+              <w:ind w:firstLine="0"/>
+            </w:pPr>
+            <w:r>
+              <w:rPr>
+                <w:sz w:val="20"/>
+              </w:rPr>
+              <w:t>Pupil diameter, SD</w:t>
+            </w:r>
+          </w:p>
+        </w:tc>
+        <w:tc>
+          <w:tcPr>
+            <w:tcW w:type="dxa" w:w="1584"/>
+          </w:tcPr>
+          <w:p>
+            <w:pPr>
+              <w:spacing w:line="240" w:lineRule="auto" w:after="40"/>
+              <w:ind w:firstLine="0"/>
+            </w:pPr>
+            <w:r>
+              <w:rPr>
+                <w:sz w:val="20"/>
+              </w:rPr>
+              <w:t>0.24</w:t>
+            </w:r>
+          </w:p>
+        </w:tc>
+        <w:tc>
+          <w:tcPr>
+            <w:tcW w:type="dxa" w:w="1296"/>
+          </w:tcPr>
+          <w:p>
+            <w:pPr>
+              <w:spacing w:line="240" w:lineRule="auto" w:after="40"/>
+              <w:ind w:firstLine="0"/>
+            </w:pPr>
+            <w:r>
+              <w:rPr>
+                <w:sz w:val="20"/>
+              </w:rPr>
+              <w:t>0.24</w:t>
+            </w:r>
+          </w:p>
+        </w:tc>
+        <w:tc>
+          <w:tcPr>
+            <w:tcW w:type="dxa" w:w="3312"/>
+          </w:tcPr>
+          <w:p>
+            <w:pPr>
+              <w:spacing w:line="240" w:lineRule="auto" w:after="40"/>
+              <w:ind w:firstLine="0"/>
+            </w:pPr>
+            <w:r>
+              <w:rPr>
+                <w:sz w:val="20"/>
+              </w:rPr>
+              <w:t>36</w:t>
+            </w:r>
+          </w:p>
+        </w:tc>
+      </w:tr>
+    </w:tbl>
+    <w:p>
+      <w:pPr>
+        <w:spacing w:after="120"/>
+      </w:pPr>
+    </w:p>
     <w:sectPr>
-      <w:footerReference w:type="default" r:id="rId13"/>
+      <w:footerReference w:type="default" r:id="rId17"/>
       <w:pgSz w:w="12240" w:h="15840"/>
       <w:pgMar w:top="1440" w:right="1440" w:bottom="1440" w:left="1440" w:header="720" w:footer="720" w:gutter="0"/>
       <w:cols w:space="720"/>
